--- a/docs/qms/evidence-2026/QMS_Word/AUDIT_PACK_2026_EchoMind.docx
+++ b/docs/qms/evidence-2026/QMS_Word/AUDIT_PACK_2026_EchoMind.docx
@@ -3401,7 +3401,7 @@
               <w:rPr>
                 <w:rStyle w:val="SourceText"/>
               </w:rPr>
-              <w:t>1.4.0</w:t>
+              <w:t>1.4.1</w:t>
             </w:r>
             <w:r>
               <w:rPr/>
@@ -3411,11 +3411,11 @@
               <w:rPr>
                 <w:rStyle w:val="SourceText"/>
               </w:rPr>
-              <w:t>eaa7b1a</w:t>
-            </w:r>
-            <w:r>
-              <w:rPr/>
-              <w:t xml:space="preserve"> (live since 2026-10-06)</w:t>
+              <w:t>f1b8445</w:t>
+            </w:r>
+            <w:r>
+              <w:rPr/>
+              <w:t xml:space="preserve"> for backend, voice and front end (released and deployed 2026-10-06)</w:t>
             </w:r>
           </w:p>
         </w:tc>
@@ -4775,13 +4775,13 @@
             </w:r>
             <w:r>
               <w:rPr/>
-              <w:t xml:space="preserve"> and the annotated tag link it to the change set. Live on the reference instance since 2026-10-06: </w:t>
-            </w:r>
-            <w:r>
-              <w:rPr>
-                <w:rStyle w:val="SourceText"/>
-              </w:rPr>
-              <w:t>1.4.0</w:t>
+              <w:t xml:space="preserve"> and the annotated tag link it to the change set. Live on the reference instance: </w:t>
+            </w:r>
+            <w:r>
+              <w:rPr>
+                <w:rStyle w:val="SourceText"/>
+              </w:rPr>
+              <w:t>1.4.1</w:t>
             </w:r>
             <w:r>
               <w:rPr/>
@@ -4791,7 +4791,11 @@
               <w:rPr>
                 <w:rStyle w:val="SourceText"/>
               </w:rPr>
-              <w:t>eaa7b1a</w:t>
+              <w:t>f1b8445</w:t>
+            </w:r>
+            <w:r>
+              <w:rPr/>
+              <w:t xml:space="preserve"> (since 2026-10-06 22:17 UTC)</w:t>
             </w:r>
           </w:p>
         </w:tc>
@@ -6525,8 +6529,8 @@
       </w:tblPr>
       <w:tblGrid>
         <w:gridCol w:w="316"/>
-        <w:gridCol w:w="2417"/>
-        <w:gridCol w:w="1184"/>
+        <w:gridCol w:w="2427"/>
+        <w:gridCol w:w="1174"/>
         <w:gridCol w:w="692"/>
       </w:tblGrid>
       <w:tr>
@@ -6557,7 +6561,7 @@
         </w:tc>
         <w:tc>
           <w:tcPr>
-            <w:tcW w:w="2417" w:type="dxa"/>
+            <w:tcW w:w="2427" w:type="dxa"/>
             <w:tcBorders/>
             <w:vAlign w:val="center"/>
           </w:tcPr>
@@ -6579,7 +6583,7 @@
         </w:tc>
         <w:tc>
           <w:tcPr>
-            <w:tcW w:w="1184" w:type="dxa"/>
+            <w:tcW w:w="1174" w:type="dxa"/>
             <w:tcBorders/>
             <w:vAlign w:val="center"/>
           </w:tcPr>
@@ -6646,7 +6650,7 @@
         </w:tc>
         <w:tc>
           <w:tcPr>
-            <w:tcW w:w="2417" w:type="dxa"/>
+            <w:tcW w:w="2427" w:type="dxa"/>
             <w:tcBorders/>
             <w:vAlign w:val="center"/>
           </w:tcPr>
@@ -6672,7 +6676,7 @@
         </w:tc>
         <w:tc>
           <w:tcPr>
-            <w:tcW w:w="1184" w:type="dxa"/>
+            <w:tcW w:w="1174" w:type="dxa"/>
             <w:tcBorders/>
             <w:vAlign w:val="center"/>
           </w:tcPr>
@@ -6735,7 +6739,7 @@
         </w:tc>
         <w:tc>
           <w:tcPr>
-            <w:tcW w:w="2417" w:type="dxa"/>
+            <w:tcW w:w="2427" w:type="dxa"/>
             <w:tcBorders/>
             <w:vAlign w:val="center"/>
           </w:tcPr>
@@ -6761,7 +6765,7 @@
         </w:tc>
         <w:tc>
           <w:tcPr>
-            <w:tcW w:w="1184" w:type="dxa"/>
+            <w:tcW w:w="1174" w:type="dxa"/>
             <w:tcBorders/>
             <w:vAlign w:val="center"/>
           </w:tcPr>
@@ -6824,7 +6828,7 @@
         </w:tc>
         <w:tc>
           <w:tcPr>
-            <w:tcW w:w="2417" w:type="dxa"/>
+            <w:tcW w:w="2427" w:type="dxa"/>
             <w:tcBorders/>
             <w:vAlign w:val="center"/>
           </w:tcPr>
@@ -6884,7 +6888,7 @@
         </w:tc>
         <w:tc>
           <w:tcPr>
-            <w:tcW w:w="1184" w:type="dxa"/>
+            <w:tcW w:w="1174" w:type="dxa"/>
             <w:tcBorders/>
             <w:vAlign w:val="center"/>
           </w:tcPr>
@@ -6947,7 +6951,7 @@
         </w:tc>
         <w:tc>
           <w:tcPr>
-            <w:tcW w:w="2417" w:type="dxa"/>
+            <w:tcW w:w="2427" w:type="dxa"/>
             <w:tcBorders/>
             <w:vAlign w:val="center"/>
           </w:tcPr>
@@ -6973,7 +6977,7 @@
         </w:tc>
         <w:tc>
           <w:tcPr>
-            <w:tcW w:w="1184" w:type="dxa"/>
+            <w:tcW w:w="1174" w:type="dxa"/>
             <w:tcBorders/>
             <w:vAlign w:val="center"/>
           </w:tcPr>
@@ -7036,7 +7040,7 @@
         </w:tc>
         <w:tc>
           <w:tcPr>
-            <w:tcW w:w="2417" w:type="dxa"/>
+            <w:tcW w:w="2427" w:type="dxa"/>
             <w:tcBorders/>
             <w:vAlign w:val="center"/>
           </w:tcPr>
@@ -7076,7 +7080,7 @@
         </w:tc>
         <w:tc>
           <w:tcPr>
-            <w:tcW w:w="1184" w:type="dxa"/>
+            <w:tcW w:w="1174" w:type="dxa"/>
             <w:tcBorders/>
             <w:vAlign w:val="center"/>
           </w:tcPr>
@@ -7139,7 +7143,7 @@
         </w:tc>
         <w:tc>
           <w:tcPr>
-            <w:tcW w:w="2417" w:type="dxa"/>
+            <w:tcW w:w="2427" w:type="dxa"/>
             <w:tcBorders/>
             <w:vAlign w:val="center"/>
           </w:tcPr>
@@ -7195,7 +7199,7 @@
         </w:tc>
         <w:tc>
           <w:tcPr>
-            <w:tcW w:w="1184" w:type="dxa"/>
+            <w:tcW w:w="1174" w:type="dxa"/>
             <w:tcBorders/>
             <w:vAlign w:val="center"/>
           </w:tcPr>
@@ -7258,7 +7262,7 @@
         </w:tc>
         <w:tc>
           <w:tcPr>
-            <w:tcW w:w="2417" w:type="dxa"/>
+            <w:tcW w:w="2427" w:type="dxa"/>
             <w:tcBorders/>
             <w:vAlign w:val="center"/>
           </w:tcPr>
@@ -7362,23 +7366,23 @@
             </w:r>
             <w:r>
               <w:rPr/>
-              <w:t xml:space="preserve">. A from-scratch image build with </w:t>
-            </w:r>
-            <w:r>
-              <w:rPr>
-                <w:rStyle w:val="SourceText"/>
-              </w:rPr>
-              <w:t>scripts/release.sh</w:t>
-            </w:r>
-            <w:r>
-              <w:rPr/>
-              <w:t xml:space="preserve"> is still to do</w:t>
-            </w:r>
-          </w:p>
-        </w:tc>
-        <w:tc>
-          <w:tcPr>
-            <w:tcW w:w="1184" w:type="dxa"/>
+              <w:t xml:space="preserve">; superseded the same evening by release </w:t>
+            </w:r>
+            <w:r>
+              <w:rPr>
+                <w:rStyle w:val="Strong"/>
+              </w:rPr>
+              <w:t>v1.4.1</w:t>
+            </w:r>
+            <w:r>
+              <w:rPr/>
+              <w:t xml:space="preserve"> (defect fixes NC-2026-012…015), which all three services report. Backend/voice images are the release source layered on existing images; a from-scratch build remains to do</w:t>
+            </w:r>
+          </w:p>
+        </w:tc>
+        <w:tc>
+          <w:tcPr>
+            <w:tcW w:w="1174" w:type="dxa"/>
             <w:tcBorders/>
             <w:vAlign w:val="center"/>
           </w:tcPr>
@@ -7441,7 +7445,7 @@
         </w:tc>
         <w:tc>
           <w:tcPr>
-            <w:tcW w:w="2417" w:type="dxa"/>
+            <w:tcW w:w="2427" w:type="dxa"/>
             <w:tcBorders/>
             <w:vAlign w:val="center"/>
           </w:tcPr>
@@ -7479,7 +7483,7 @@
         </w:tc>
         <w:tc>
           <w:tcPr>
-            <w:tcW w:w="1184" w:type="dxa"/>
+            <w:tcW w:w="1174" w:type="dxa"/>
             <w:tcBorders/>
             <w:vAlign w:val="center"/>
           </w:tcPr>
@@ -7542,7 +7546,7 @@
         </w:tc>
         <w:tc>
           <w:tcPr>
-            <w:tcW w:w="2417" w:type="dxa"/>
+            <w:tcW w:w="2427" w:type="dxa"/>
             <w:tcBorders/>
             <w:vAlign w:val="center"/>
           </w:tcPr>
@@ -7572,7 +7576,7 @@
         </w:tc>
         <w:tc>
           <w:tcPr>
-            <w:tcW w:w="1184" w:type="dxa"/>
+            <w:tcW w:w="1174" w:type="dxa"/>
             <w:tcBorders/>
             <w:vAlign w:val="center"/>
           </w:tcPr>
@@ -7635,7 +7639,7 @@
         </w:tc>
         <w:tc>
           <w:tcPr>
-            <w:tcW w:w="2417" w:type="dxa"/>
+            <w:tcW w:w="2427" w:type="dxa"/>
             <w:tcBorders/>
             <w:vAlign w:val="center"/>
           </w:tcPr>
@@ -7665,7 +7669,7 @@
         </w:tc>
         <w:tc>
           <w:tcPr>
-            <w:tcW w:w="1184" w:type="dxa"/>
+            <w:tcW w:w="1174" w:type="dxa"/>
             <w:tcBorders/>
             <w:vAlign w:val="center"/>
           </w:tcPr>
@@ -7728,7 +7732,7 @@
         </w:tc>
         <w:tc>
           <w:tcPr>
-            <w:tcW w:w="2417" w:type="dxa"/>
+            <w:tcW w:w="2427" w:type="dxa"/>
             <w:tcBorders/>
             <w:vAlign w:val="center"/>
           </w:tcPr>
@@ -7748,7 +7752,7 @@
         </w:tc>
         <w:tc>
           <w:tcPr>
-            <w:tcW w:w="1184" w:type="dxa"/>
+            <w:tcW w:w="1174" w:type="dxa"/>
             <w:tcBorders/>
             <w:vAlign w:val="center"/>
           </w:tcPr>
@@ -7811,7 +7815,7 @@
         </w:tc>
         <w:tc>
           <w:tcPr>
-            <w:tcW w:w="2417" w:type="dxa"/>
+            <w:tcW w:w="2427" w:type="dxa"/>
             <w:tcBorders/>
             <w:vAlign w:val="center"/>
           </w:tcPr>
@@ -7831,7 +7835,7 @@
         </w:tc>
         <w:tc>
           <w:tcPr>
-            <w:tcW w:w="1184" w:type="dxa"/>
+            <w:tcW w:w="1174" w:type="dxa"/>
             <w:tcBorders/>
             <w:vAlign w:val="center"/>
           </w:tcPr>
@@ -7894,7 +7898,7 @@
         </w:tc>
         <w:tc>
           <w:tcPr>
-            <w:tcW w:w="2417" w:type="dxa"/>
+            <w:tcW w:w="2427" w:type="dxa"/>
             <w:tcBorders/>
             <w:vAlign w:val="center"/>
           </w:tcPr>
@@ -7914,7 +7918,7 @@
         </w:tc>
         <w:tc>
           <w:tcPr>
-            <w:tcW w:w="1184" w:type="dxa"/>
+            <w:tcW w:w="1174" w:type="dxa"/>
             <w:tcBorders/>
             <w:vAlign w:val="center"/>
           </w:tcPr>

--- a/docs/qms/evidence-2026/QMS_Word/AUDIT_PACK_2026_EchoMind.docx
+++ b/docs/qms/evidence-2026/QMS_Word/AUDIT_PACK_2026_EchoMind.docx
@@ -17,20 +17,20 @@
     </w:p>
     <w:tbl>
       <w:tblPr>
-        <w:tblW w:w="4609" w:type="dxa"/>
+        <w:tblW w:w="5000" w:type="pct"/>
         <w:jc w:val="left"/>
-        <w:tblInd w:w="0" w:type="dxa"/>
+        <w:tblInd w:w="-7" w:type="dxa"/>
         <w:tblLayout w:type="fixed"/>
         <w:tblCellMar>
-          <w:top w:w="28" w:type="dxa"/>
-          <w:left w:w="28" w:type="dxa"/>
-          <w:bottom w:w="28" w:type="dxa"/>
-          <w:right w:w="28" w:type="dxa"/>
+          <w:top w:w="60" w:type="dxa"/>
+          <w:left w:w="60" w:type="dxa"/>
+          <w:bottom w:w="60" w:type="dxa"/>
+          <w:right w:w="60" w:type="dxa"/>
         </w:tblCellMar>
       </w:tblPr>
       <w:tblGrid>
-        <w:gridCol w:w="1160"/>
-        <w:gridCol w:w="3449"/>
+        <w:gridCol w:w="1223"/>
+        <w:gridCol w:w="3495"/>
       </w:tblGrid>
       <w:tr>
         <w:trPr>
@@ -38,44 +38,60 @@
         </w:trPr>
         <w:tc>
           <w:tcPr>
-            <w:tcW w:w="1160" w:type="dxa"/>
-            <w:tcBorders/>
+            <w:tcW w:w="1223" w:type="dxa"/>
+            <w:tcBorders>
+              <w:top w:val="single" w:sz="6" w:space="0" w:color="BFC7D5"/>
+              <w:left w:val="single" w:sz="6" w:space="0" w:color="BFC7D5"/>
+              <w:bottom w:val="single" w:sz="2" w:space="0" w:color="BFC7D5"/>
+              <w:right w:val="single" w:sz="6" w:space="0" w:color="BFC7D5"/>
+            </w:tcBorders>
+            <w:shd w:fill="1F3A5F" w:val="clear"/>
             <w:vAlign w:val="center"/>
           </w:tcPr>
           <w:p>
             <w:pPr>
               <w:pStyle w:val="TableHeading"/>
-              <w:suppressLineNumbers/>
-              <w:shd w:fill="1F3A5F" w:val="clear"/>
-              <w:bidi w:val="0"/>
-              <w:spacing w:before="0" w:after="283"/>
-              <w:jc w:val="center"/>
-              <w:rPr/>
-            </w:pPr>
-            <w:r>
-              <w:rPr/>
+              <w:bidi w:val="0"/>
+              <w:spacing w:before="0" w:after="283"/>
+              <w:jc w:val="left"/>
+              <w:rPr>
+                <w:color w:val="FFFFFF"/>
+              </w:rPr>
+            </w:pPr>
+            <w:r>
+              <w:rPr>
+                <w:color w:val="FFFFFF"/>
+              </w:rPr>
               <w:t>Field</w:t>
             </w:r>
           </w:p>
         </w:tc>
         <w:tc>
           <w:tcPr>
-            <w:tcW w:w="3449" w:type="dxa"/>
-            <w:tcBorders/>
+            <w:tcW w:w="3495" w:type="dxa"/>
+            <w:tcBorders>
+              <w:top w:val="single" w:sz="6" w:space="0" w:color="BFC7D5"/>
+              <w:left w:val="single" w:sz="2" w:space="0" w:color="BFC7D5"/>
+              <w:bottom w:val="single" w:sz="2" w:space="0" w:color="BFC7D5"/>
+              <w:right w:val="single" w:sz="6" w:space="0" w:color="BFC7D5"/>
+            </w:tcBorders>
+            <w:shd w:fill="1F3A5F" w:val="clear"/>
             <w:vAlign w:val="center"/>
           </w:tcPr>
           <w:p>
             <w:pPr>
               <w:pStyle w:val="TableHeading"/>
-              <w:suppressLineNumbers/>
-              <w:shd w:fill="1F3A5F" w:val="clear"/>
-              <w:bidi w:val="0"/>
-              <w:spacing w:before="0" w:after="283"/>
-              <w:jc w:val="center"/>
-              <w:rPr/>
-            </w:pPr>
-            <w:r>
-              <w:rPr/>
+              <w:bidi w:val="0"/>
+              <w:spacing w:before="0" w:after="283"/>
+              <w:jc w:val="left"/>
+              <w:rPr>
+                <w:color w:val="FFFFFF"/>
+              </w:rPr>
+            </w:pPr>
+            <w:r>
+              <w:rPr>
+                <w:color w:val="FFFFFF"/>
+              </w:rPr>
               <w:t>Value</w:t>
             </w:r>
           </w:p>
@@ -85,8 +101,12 @@
         <w:trPr/>
         <w:tc>
           <w:tcPr>
-            <w:tcW w:w="1160" w:type="dxa"/>
-            <w:tcBorders/>
+            <w:tcW w:w="1223" w:type="dxa"/>
+            <w:tcBorders>
+              <w:left w:val="single" w:sz="6" w:space="0" w:color="BFC7D5"/>
+              <w:bottom w:val="single" w:sz="2" w:space="0" w:color="BFC7D5"/>
+              <w:right w:val="single" w:sz="6" w:space="0" w:color="BFC7D5"/>
+            </w:tcBorders>
             <w:vAlign w:val="center"/>
           </w:tcPr>
           <w:p>
@@ -105,8 +125,12 @@
         </w:tc>
         <w:tc>
           <w:tcPr>
-            <w:tcW w:w="3449" w:type="dxa"/>
-            <w:tcBorders/>
+            <w:tcW w:w="3495" w:type="dxa"/>
+            <w:tcBorders>
+              <w:left w:val="single" w:sz="2" w:space="0" w:color="BFC7D5"/>
+              <w:bottom w:val="single" w:sz="2" w:space="0" w:color="BFC7D5"/>
+              <w:right w:val="single" w:sz="6" w:space="0" w:color="BFC7D5"/>
+            </w:tcBorders>
             <w:vAlign w:val="center"/>
           </w:tcPr>
           <w:p>
@@ -128,8 +152,12 @@
         <w:trPr/>
         <w:tc>
           <w:tcPr>
-            <w:tcW w:w="1160" w:type="dxa"/>
-            <w:tcBorders/>
+            <w:tcW w:w="1223" w:type="dxa"/>
+            <w:tcBorders>
+              <w:left w:val="single" w:sz="6" w:space="0" w:color="BFC7D5"/>
+              <w:bottom w:val="single" w:sz="2" w:space="0" w:color="BFC7D5"/>
+              <w:right w:val="single" w:sz="6" w:space="0" w:color="BFC7D5"/>
+            </w:tcBorders>
             <w:vAlign w:val="center"/>
           </w:tcPr>
           <w:p>
@@ -148,8 +176,12 @@
         </w:tc>
         <w:tc>
           <w:tcPr>
-            <w:tcW w:w="3449" w:type="dxa"/>
-            <w:tcBorders/>
+            <w:tcW w:w="3495" w:type="dxa"/>
+            <w:tcBorders>
+              <w:left w:val="single" w:sz="2" w:space="0" w:color="BFC7D5"/>
+              <w:bottom w:val="single" w:sz="2" w:space="0" w:color="BFC7D5"/>
+              <w:right w:val="single" w:sz="6" w:space="0" w:color="BFC7D5"/>
+            </w:tcBorders>
             <w:vAlign w:val="center"/>
           </w:tcPr>
           <w:p>
@@ -177,8 +209,12 @@
         <w:trPr/>
         <w:tc>
           <w:tcPr>
-            <w:tcW w:w="1160" w:type="dxa"/>
-            <w:tcBorders/>
+            <w:tcW w:w="1223" w:type="dxa"/>
+            <w:tcBorders>
+              <w:left w:val="single" w:sz="6" w:space="0" w:color="BFC7D5"/>
+              <w:bottom w:val="single" w:sz="2" w:space="0" w:color="BFC7D5"/>
+              <w:right w:val="single" w:sz="6" w:space="0" w:color="BFC7D5"/>
+            </w:tcBorders>
             <w:vAlign w:val="center"/>
           </w:tcPr>
           <w:p>
@@ -197,8 +233,12 @@
         </w:tc>
         <w:tc>
           <w:tcPr>
-            <w:tcW w:w="3449" w:type="dxa"/>
-            <w:tcBorders/>
+            <w:tcW w:w="3495" w:type="dxa"/>
+            <w:tcBorders>
+              <w:left w:val="single" w:sz="2" w:space="0" w:color="BFC7D5"/>
+              <w:bottom w:val="single" w:sz="2" w:space="0" w:color="BFC7D5"/>
+              <w:right w:val="single" w:sz="6" w:space="0" w:color="BFC7D5"/>
+            </w:tcBorders>
             <w:vAlign w:val="center"/>
           </w:tcPr>
           <w:p>
@@ -222,8 +262,12 @@
         <w:trPr/>
         <w:tc>
           <w:tcPr>
-            <w:tcW w:w="1160" w:type="dxa"/>
-            <w:tcBorders/>
+            <w:tcW w:w="1223" w:type="dxa"/>
+            <w:tcBorders>
+              <w:left w:val="single" w:sz="6" w:space="0" w:color="BFC7D5"/>
+              <w:bottom w:val="single" w:sz="2" w:space="0" w:color="BFC7D5"/>
+              <w:right w:val="single" w:sz="6" w:space="0" w:color="BFC7D5"/>
+            </w:tcBorders>
             <w:vAlign w:val="center"/>
           </w:tcPr>
           <w:p>
@@ -242,8 +286,12 @@
         </w:tc>
         <w:tc>
           <w:tcPr>
-            <w:tcW w:w="3449" w:type="dxa"/>
-            <w:tcBorders/>
+            <w:tcW w:w="3495" w:type="dxa"/>
+            <w:tcBorders>
+              <w:left w:val="single" w:sz="2" w:space="0" w:color="BFC7D5"/>
+              <w:bottom w:val="single" w:sz="2" w:space="0" w:color="BFC7D5"/>
+              <w:right w:val="single" w:sz="6" w:space="0" w:color="BFC7D5"/>
+            </w:tcBorders>
             <w:vAlign w:val="center"/>
           </w:tcPr>
           <w:p>
@@ -265,8 +313,12 @@
         <w:trPr/>
         <w:tc>
           <w:tcPr>
-            <w:tcW w:w="1160" w:type="dxa"/>
-            <w:tcBorders/>
+            <w:tcW w:w="1223" w:type="dxa"/>
+            <w:tcBorders>
+              <w:left w:val="single" w:sz="6" w:space="0" w:color="BFC7D5"/>
+              <w:bottom w:val="single" w:sz="2" w:space="0" w:color="BFC7D5"/>
+              <w:right w:val="single" w:sz="6" w:space="0" w:color="BFC7D5"/>
+            </w:tcBorders>
             <w:vAlign w:val="center"/>
           </w:tcPr>
           <w:p>
@@ -285,8 +337,12 @@
         </w:tc>
         <w:tc>
           <w:tcPr>
-            <w:tcW w:w="3449" w:type="dxa"/>
-            <w:tcBorders/>
+            <w:tcW w:w="3495" w:type="dxa"/>
+            <w:tcBorders>
+              <w:left w:val="single" w:sz="2" w:space="0" w:color="BFC7D5"/>
+              <w:bottom w:val="single" w:sz="2" w:space="0" w:color="BFC7D5"/>
+              <w:right w:val="single" w:sz="6" w:space="0" w:color="BFC7D5"/>
+            </w:tcBorders>
             <w:vAlign w:val="center"/>
           </w:tcPr>
           <w:p>
@@ -310,8 +366,12 @@
         <w:trPr/>
         <w:tc>
           <w:tcPr>
-            <w:tcW w:w="1160" w:type="dxa"/>
-            <w:tcBorders/>
+            <w:tcW w:w="1223" w:type="dxa"/>
+            <w:tcBorders>
+              <w:left w:val="single" w:sz="6" w:space="0" w:color="BFC7D5"/>
+              <w:bottom w:val="single" w:sz="2" w:space="0" w:color="BFC7D5"/>
+              <w:right w:val="single" w:sz="6" w:space="0" w:color="BFC7D5"/>
+            </w:tcBorders>
             <w:vAlign w:val="center"/>
           </w:tcPr>
           <w:p>
@@ -330,27 +390,25 @@
         </w:tc>
         <w:tc>
           <w:tcPr>
-            <w:tcW w:w="3449" w:type="dxa"/>
-            <w:tcBorders/>
-            <w:vAlign w:val="center"/>
-          </w:tcPr>
-          <w:p>
-            <w:pPr>
-              <w:pStyle w:val="TableContents"/>
-              <w:bidi w:val="0"/>
-              <w:spacing w:before="0" w:after="283"/>
-              <w:jc w:val="left"/>
-              <w:rPr/>
-            </w:pPr>
-            <w:r>
-              <w:rPr>
-                <w:rStyle w:val="SourceText"/>
-              </w:rPr>
-              <w:t>________________</w:t>
-            </w:r>
-            <w:r>
-              <w:rPr/>
-              <w:t xml:space="preserve"> (2025 auditee for this area: Alexander Peter)</w:t>
+            <w:tcW w:w="3495" w:type="dxa"/>
+            <w:tcBorders>
+              <w:left w:val="single" w:sz="2" w:space="0" w:color="BFC7D5"/>
+              <w:bottom w:val="single" w:sz="2" w:space="0" w:color="BFC7D5"/>
+              <w:right w:val="single" w:sz="6" w:space="0" w:color="BFC7D5"/>
+            </w:tcBorders>
+            <w:vAlign w:val="center"/>
+          </w:tcPr>
+          <w:p>
+            <w:pPr>
+              <w:pStyle w:val="TableContents"/>
+              <w:bidi w:val="0"/>
+              <w:spacing w:before="0" w:after="283"/>
+              <w:jc w:val="left"/>
+              <w:rPr/>
+            </w:pPr>
+            <w:r>
+              <w:rPr/>
+              <w:t>Richard Watson Stephen Amudha (Lead Engineer) — answering EchoMind questions; Alexander Peter (EchoMind Project Lead) dialling in. 2025 auditee for this area: Alexander Peter</w:t>
             </w:r>
           </w:p>
         </w:tc>
@@ -359,8 +417,12 @@
         <w:trPr/>
         <w:tc>
           <w:tcPr>
-            <w:tcW w:w="1160" w:type="dxa"/>
-            <w:tcBorders/>
+            <w:tcW w:w="1223" w:type="dxa"/>
+            <w:tcBorders>
+              <w:left w:val="single" w:sz="6" w:space="0" w:color="BFC7D5"/>
+              <w:bottom w:val="single" w:sz="2" w:space="0" w:color="BFC7D5"/>
+              <w:right w:val="single" w:sz="6" w:space="0" w:color="BFC7D5"/>
+            </w:tcBorders>
             <w:vAlign w:val="center"/>
           </w:tcPr>
           <w:p>
@@ -379,23 +441,25 @@
         </w:tc>
         <w:tc>
           <w:tcPr>
-            <w:tcW w:w="3449" w:type="dxa"/>
-            <w:tcBorders/>
-            <w:vAlign w:val="center"/>
-          </w:tcPr>
-          <w:p>
-            <w:pPr>
-              <w:pStyle w:val="TableContents"/>
-              <w:bidi w:val="0"/>
-              <w:spacing w:before="0" w:after="283"/>
-              <w:jc w:val="left"/>
-              <w:rPr/>
-            </w:pPr>
-            <w:r>
-              <w:rPr>
-                <w:rStyle w:val="SourceText"/>
-              </w:rPr>
-              <w:t>________________</w:t>
+            <w:tcW w:w="3495" w:type="dxa"/>
+            <w:tcBorders>
+              <w:left w:val="single" w:sz="2" w:space="0" w:color="BFC7D5"/>
+              <w:bottom w:val="single" w:sz="2" w:space="0" w:color="BFC7D5"/>
+              <w:right w:val="single" w:sz="6" w:space="0" w:color="BFC7D5"/>
+            </w:tcBorders>
+            <w:vAlign w:val="center"/>
+          </w:tcPr>
+          <w:p>
+            <w:pPr>
+              <w:pStyle w:val="TableContents"/>
+              <w:bidi w:val="0"/>
+              <w:spacing w:before="0" w:after="283"/>
+              <w:jc w:val="left"/>
+              <w:rPr/>
+            </w:pPr>
+            <w:r>
+              <w:rPr/>
+              <w:t>Richard Watson Stephen Amudha (Lead Engineer); reviewed by Alexander Peter; approved by Anita Johan (2026-10-07)</w:t>
             </w:r>
           </w:p>
         </w:tc>
@@ -404,8 +468,12 @@
         <w:trPr/>
         <w:tc>
           <w:tcPr>
-            <w:tcW w:w="1160" w:type="dxa"/>
-            <w:tcBorders/>
+            <w:tcW w:w="1223" w:type="dxa"/>
+            <w:tcBorders>
+              <w:left w:val="single" w:sz="6" w:space="0" w:color="BFC7D5"/>
+              <w:bottom w:val="single" w:sz="2" w:space="0" w:color="BFC7D5"/>
+              <w:right w:val="single" w:sz="6" w:space="0" w:color="BFC7D5"/>
+            </w:tcBorders>
             <w:vAlign w:val="center"/>
           </w:tcPr>
           <w:p>
@@ -424,8 +492,12 @@
         </w:tc>
         <w:tc>
           <w:tcPr>
-            <w:tcW w:w="3449" w:type="dxa"/>
-            <w:tcBorders/>
+            <w:tcW w:w="3495" w:type="dxa"/>
+            <w:tcBorders>
+              <w:left w:val="single" w:sz="2" w:space="0" w:color="BFC7D5"/>
+              <w:bottom w:val="single" w:sz="2" w:space="0" w:color="BFC7D5"/>
+              <w:right w:val="single" w:sz="6" w:space="0" w:color="BFC7D5"/>
+            </w:tcBorders>
             <w:vAlign w:val="center"/>
           </w:tcPr>
           <w:p>
@@ -467,8 +539,12 @@
         <w:trPr/>
         <w:tc>
           <w:tcPr>
-            <w:tcW w:w="1160" w:type="dxa"/>
-            <w:tcBorders/>
+            <w:tcW w:w="1223" w:type="dxa"/>
+            <w:tcBorders>
+              <w:left w:val="single" w:sz="6" w:space="0" w:color="BFC7D5"/>
+              <w:bottom w:val="single" w:sz="2" w:space="0" w:color="BFC7D5"/>
+              <w:right w:val="single" w:sz="6" w:space="0" w:color="BFC7D5"/>
+            </w:tcBorders>
             <w:vAlign w:val="center"/>
           </w:tcPr>
           <w:p>
@@ -487,8 +563,12 @@
         </w:tc>
         <w:tc>
           <w:tcPr>
-            <w:tcW w:w="3449" w:type="dxa"/>
-            <w:tcBorders/>
+            <w:tcW w:w="3495" w:type="dxa"/>
+            <w:tcBorders>
+              <w:left w:val="single" w:sz="2" w:space="0" w:color="BFC7D5"/>
+              <w:bottom w:val="single" w:sz="2" w:space="0" w:color="BFC7D5"/>
+              <w:right w:val="single" w:sz="6" w:space="0" w:color="BFC7D5"/>
+            </w:tcBorders>
             <w:vAlign w:val="center"/>
           </w:tcPr>
           <w:p>
@@ -510,8 +590,12 @@
         <w:trPr/>
         <w:tc>
           <w:tcPr>
-            <w:tcW w:w="1160" w:type="dxa"/>
-            <w:tcBorders/>
+            <w:tcW w:w="1223" w:type="dxa"/>
+            <w:tcBorders>
+              <w:left w:val="single" w:sz="6" w:space="0" w:color="BFC7D5"/>
+              <w:bottom w:val="single" w:sz="6" w:space="0" w:color="BFC7D5"/>
+              <w:right w:val="single" w:sz="6" w:space="0" w:color="BFC7D5"/>
+            </w:tcBorders>
             <w:vAlign w:val="center"/>
           </w:tcPr>
           <w:p>
@@ -530,8 +614,12 @@
         </w:tc>
         <w:tc>
           <w:tcPr>
-            <w:tcW w:w="3449" w:type="dxa"/>
-            <w:tcBorders/>
+            <w:tcW w:w="3495" w:type="dxa"/>
+            <w:tcBorders>
+              <w:left w:val="single" w:sz="2" w:space="0" w:color="BFC7D5"/>
+              <w:bottom w:val="single" w:sz="6" w:space="0" w:color="BFC7D5"/>
+              <w:right w:val="single" w:sz="6" w:space="0" w:color="BFC7D5"/>
+            </w:tcBorders>
             <w:vAlign w:val="center"/>
           </w:tcPr>
           <w:p>
@@ -707,20 +795,20 @@
     </w:p>
     <w:tbl>
       <w:tblPr>
-        <w:tblW w:w="4609" w:type="dxa"/>
+        <w:tblW w:w="5000" w:type="pct"/>
         <w:jc w:val="left"/>
-        <w:tblInd w:w="0" w:type="dxa"/>
+        <w:tblInd w:w="-7" w:type="dxa"/>
         <w:tblLayout w:type="fixed"/>
         <w:tblCellMar>
-          <w:top w:w="28" w:type="dxa"/>
-          <w:left w:w="28" w:type="dxa"/>
-          <w:bottom w:w="28" w:type="dxa"/>
-          <w:right w:w="28" w:type="dxa"/>
+          <w:top w:w="60" w:type="dxa"/>
+          <w:left w:w="60" w:type="dxa"/>
+          <w:bottom w:w="60" w:type="dxa"/>
+          <w:right w:w="60" w:type="dxa"/>
         </w:tblCellMar>
       </w:tblPr>
       <w:tblGrid>
-        <w:gridCol w:w="2033"/>
-        <w:gridCol w:w="2576"/>
+        <w:gridCol w:w="2090"/>
+        <w:gridCol w:w="2628"/>
       </w:tblGrid>
       <w:tr>
         <w:trPr>
@@ -728,44 +816,60 @@
         </w:trPr>
         <w:tc>
           <w:tcPr>
-            <w:tcW w:w="2033" w:type="dxa"/>
-            <w:tcBorders/>
+            <w:tcW w:w="2090" w:type="dxa"/>
+            <w:tcBorders>
+              <w:top w:val="single" w:sz="6" w:space="0" w:color="BFC7D5"/>
+              <w:left w:val="single" w:sz="6" w:space="0" w:color="BFC7D5"/>
+              <w:bottom w:val="single" w:sz="2" w:space="0" w:color="BFC7D5"/>
+              <w:right w:val="single" w:sz="6" w:space="0" w:color="BFC7D5"/>
+            </w:tcBorders>
+            <w:shd w:fill="1F3A5F" w:val="clear"/>
             <w:vAlign w:val="center"/>
           </w:tcPr>
           <w:p>
             <w:pPr>
               <w:pStyle w:val="TableHeading"/>
-              <w:suppressLineNumbers/>
-              <w:shd w:fill="1F3A5F" w:val="clear"/>
-              <w:bidi w:val="0"/>
-              <w:spacing w:before="0" w:after="283"/>
-              <w:jc w:val="center"/>
-              <w:rPr/>
-            </w:pPr>
-            <w:r>
-              <w:rPr/>
+              <w:bidi w:val="0"/>
+              <w:spacing w:before="0" w:after="283"/>
+              <w:jc w:val="left"/>
+              <w:rPr>
+                <w:color w:val="FFFFFF"/>
+              </w:rPr>
+            </w:pPr>
+            <w:r>
+              <w:rPr>
+                <w:color w:val="FFFFFF"/>
+              </w:rPr>
               <w:t>Reading</w:t>
             </w:r>
           </w:p>
         </w:tc>
         <w:tc>
           <w:tcPr>
-            <w:tcW w:w="2576" w:type="dxa"/>
-            <w:tcBorders/>
+            <w:tcW w:w="2628" w:type="dxa"/>
+            <w:tcBorders>
+              <w:top w:val="single" w:sz="6" w:space="0" w:color="BFC7D5"/>
+              <w:left w:val="single" w:sz="2" w:space="0" w:color="BFC7D5"/>
+              <w:bottom w:val="single" w:sz="2" w:space="0" w:color="BFC7D5"/>
+              <w:right w:val="single" w:sz="6" w:space="0" w:color="BFC7D5"/>
+            </w:tcBorders>
+            <w:shd w:fill="1F3A5F" w:val="clear"/>
             <w:vAlign w:val="center"/>
           </w:tcPr>
           <w:p>
             <w:pPr>
               <w:pStyle w:val="TableHeading"/>
-              <w:suppressLineNumbers/>
-              <w:shd w:fill="1F3A5F" w:val="clear"/>
-              <w:bidi w:val="0"/>
-              <w:spacing w:before="0" w:after="283"/>
-              <w:jc w:val="center"/>
-              <w:rPr/>
-            </w:pPr>
-            <w:r>
-              <w:rPr/>
+              <w:bidi w:val="0"/>
+              <w:spacing w:before="0" w:after="283"/>
+              <w:jc w:val="left"/>
+              <w:rPr>
+                <w:color w:val="FFFFFF"/>
+              </w:rPr>
+            </w:pPr>
+            <w:r>
+              <w:rPr>
+                <w:color w:val="FFFFFF"/>
+              </w:rPr>
               <w:t>What we tell the auditor</w:t>
             </w:r>
           </w:p>
@@ -775,8 +879,12 @@
         <w:trPr/>
         <w:tc>
           <w:tcPr>
-            <w:tcW w:w="2033" w:type="dxa"/>
-            <w:tcBorders/>
+            <w:tcW w:w="2090" w:type="dxa"/>
+            <w:tcBorders>
+              <w:left w:val="single" w:sz="6" w:space="0" w:color="BFC7D5"/>
+              <w:bottom w:val="single" w:sz="2" w:space="0" w:color="BFC7D5"/>
+              <w:right w:val="single" w:sz="6" w:space="0" w:color="BFC7D5"/>
+            </w:tcBorders>
             <w:vAlign w:val="center"/>
           </w:tcPr>
           <w:p>
@@ -801,8 +909,12 @@
         </w:tc>
         <w:tc>
           <w:tcPr>
-            <w:tcW w:w="2576" w:type="dxa"/>
-            <w:tcBorders/>
+            <w:tcW w:w="2628" w:type="dxa"/>
+            <w:tcBorders>
+              <w:left w:val="single" w:sz="2" w:space="0" w:color="BFC7D5"/>
+              <w:bottom w:val="single" w:sz="2" w:space="0" w:color="BFC7D5"/>
+              <w:right w:val="single" w:sz="6" w:space="0" w:color="BFC7D5"/>
+            </w:tcBorders>
             <w:vAlign w:val="center"/>
           </w:tcPr>
           <w:p>
@@ -824,8 +936,12 @@
         <w:trPr/>
         <w:tc>
           <w:tcPr>
-            <w:tcW w:w="2033" w:type="dxa"/>
-            <w:tcBorders/>
+            <w:tcW w:w="2090" w:type="dxa"/>
+            <w:tcBorders>
+              <w:left w:val="single" w:sz="6" w:space="0" w:color="BFC7D5"/>
+              <w:bottom w:val="single" w:sz="6" w:space="0" w:color="BFC7D5"/>
+              <w:right w:val="single" w:sz="6" w:space="0" w:color="BFC7D5"/>
+            </w:tcBorders>
             <w:vAlign w:val="center"/>
           </w:tcPr>
           <w:p>
@@ -850,8 +966,12 @@
         </w:tc>
         <w:tc>
           <w:tcPr>
-            <w:tcW w:w="2576" w:type="dxa"/>
-            <w:tcBorders/>
+            <w:tcW w:w="2628" w:type="dxa"/>
+            <w:tcBorders>
+              <w:left w:val="single" w:sz="2" w:space="0" w:color="BFC7D5"/>
+              <w:bottom w:val="single" w:sz="6" w:space="0" w:color="BFC7D5"/>
+              <w:right w:val="single" w:sz="6" w:space="0" w:color="BFC7D5"/>
+            </w:tcBorders>
             <w:vAlign w:val="center"/>
           </w:tcPr>
           <w:p>
@@ -997,20 +1117,20 @@
     </w:p>
     <w:tbl>
       <w:tblPr>
-        <w:tblW w:w="4609" w:type="dxa"/>
+        <w:tblW w:w="5000" w:type="pct"/>
         <w:jc w:val="left"/>
-        <w:tblInd w:w="0" w:type="dxa"/>
+        <w:tblInd w:w="-7" w:type="dxa"/>
         <w:tblLayout w:type="fixed"/>
         <w:tblCellMar>
-          <w:top w:w="28" w:type="dxa"/>
-          <w:left w:w="28" w:type="dxa"/>
-          <w:bottom w:w="28" w:type="dxa"/>
-          <w:right w:w="28" w:type="dxa"/>
+          <w:top w:w="60" w:type="dxa"/>
+          <w:left w:w="60" w:type="dxa"/>
+          <w:bottom w:w="60" w:type="dxa"/>
+          <w:right w:w="60" w:type="dxa"/>
         </w:tblCellMar>
       </w:tblPr>
       <w:tblGrid>
-        <w:gridCol w:w="1239"/>
-        <w:gridCol w:w="3370"/>
+        <w:gridCol w:w="1276"/>
+        <w:gridCol w:w="3442"/>
       </w:tblGrid>
       <w:tr>
         <w:trPr>
@@ -1018,8 +1138,14 @@
         </w:trPr>
         <w:tc>
           <w:tcPr>
-            <w:tcW w:w="1239" w:type="dxa"/>
-            <w:tcBorders/>
+            <w:tcW w:w="1276" w:type="dxa"/>
+            <w:tcBorders>
+              <w:top w:val="single" w:sz="6" w:space="0" w:color="BFC7D5"/>
+              <w:left w:val="single" w:sz="6" w:space="0" w:color="BFC7D5"/>
+              <w:bottom w:val="single" w:sz="2" w:space="0" w:color="BFC7D5"/>
+              <w:right w:val="single" w:sz="6" w:space="0" w:color="BFC7D5"/>
+            </w:tcBorders>
+            <w:shd w:fill="1F3A5F" w:val="clear"/>
             <w:vAlign w:val="center"/>
           </w:tcPr>
           <w:p>
@@ -1042,8 +1168,14 @@
         </w:tc>
         <w:tc>
           <w:tcPr>
-            <w:tcW w:w="3370" w:type="dxa"/>
-            <w:tcBorders/>
+            <w:tcW w:w="3442" w:type="dxa"/>
+            <w:tcBorders>
+              <w:top w:val="single" w:sz="6" w:space="0" w:color="BFC7D5"/>
+              <w:left w:val="single" w:sz="2" w:space="0" w:color="BFC7D5"/>
+              <w:bottom w:val="single" w:sz="2" w:space="0" w:color="BFC7D5"/>
+              <w:right w:val="single" w:sz="6" w:space="0" w:color="BFC7D5"/>
+            </w:tcBorders>
+            <w:shd w:fill="1F3A5F" w:val="clear"/>
             <w:vAlign w:val="center"/>
           </w:tcPr>
           <w:p>
@@ -1069,8 +1201,12 @@
         <w:trPr/>
         <w:tc>
           <w:tcPr>
-            <w:tcW w:w="1239" w:type="dxa"/>
-            <w:tcBorders/>
+            <w:tcW w:w="1276" w:type="dxa"/>
+            <w:tcBorders>
+              <w:left w:val="single" w:sz="6" w:space="0" w:color="BFC7D5"/>
+              <w:bottom w:val="single" w:sz="2" w:space="0" w:color="BFC7D5"/>
+              <w:right w:val="single" w:sz="6" w:space="0" w:color="BFC7D5"/>
+            </w:tcBorders>
             <w:vAlign w:val="center"/>
           </w:tcPr>
           <w:p>
@@ -1091,8 +1227,12 @@
         </w:tc>
         <w:tc>
           <w:tcPr>
-            <w:tcW w:w="3370" w:type="dxa"/>
-            <w:tcBorders/>
+            <w:tcW w:w="3442" w:type="dxa"/>
+            <w:tcBorders>
+              <w:left w:val="single" w:sz="2" w:space="0" w:color="BFC7D5"/>
+              <w:bottom w:val="single" w:sz="2" w:space="0" w:color="BFC7D5"/>
+              <w:right w:val="single" w:sz="6" w:space="0" w:color="BFC7D5"/>
+            </w:tcBorders>
             <w:vAlign w:val="center"/>
           </w:tcPr>
           <w:p>
@@ -1116,8 +1256,12 @@
         <w:trPr/>
         <w:tc>
           <w:tcPr>
-            <w:tcW w:w="1239" w:type="dxa"/>
-            <w:tcBorders/>
+            <w:tcW w:w="1276" w:type="dxa"/>
+            <w:tcBorders>
+              <w:left w:val="single" w:sz="6" w:space="0" w:color="BFC7D5"/>
+              <w:bottom w:val="single" w:sz="2" w:space="0" w:color="BFC7D5"/>
+              <w:right w:val="single" w:sz="6" w:space="0" w:color="BFC7D5"/>
+            </w:tcBorders>
             <w:vAlign w:val="center"/>
           </w:tcPr>
           <w:p>
@@ -1138,8 +1282,12 @@
         </w:tc>
         <w:tc>
           <w:tcPr>
-            <w:tcW w:w="3370" w:type="dxa"/>
-            <w:tcBorders/>
+            <w:tcW w:w="3442" w:type="dxa"/>
+            <w:tcBorders>
+              <w:left w:val="single" w:sz="2" w:space="0" w:color="BFC7D5"/>
+              <w:bottom w:val="single" w:sz="2" w:space="0" w:color="BFC7D5"/>
+              <w:right w:val="single" w:sz="6" w:space="0" w:color="BFC7D5"/>
+            </w:tcBorders>
             <w:vAlign w:val="center"/>
           </w:tcPr>
           <w:p>
@@ -1173,8 +1321,12 @@
         <w:trPr/>
         <w:tc>
           <w:tcPr>
-            <w:tcW w:w="1239" w:type="dxa"/>
-            <w:tcBorders/>
+            <w:tcW w:w="1276" w:type="dxa"/>
+            <w:tcBorders>
+              <w:left w:val="single" w:sz="6" w:space="0" w:color="BFC7D5"/>
+              <w:bottom w:val="single" w:sz="2" w:space="0" w:color="BFC7D5"/>
+              <w:right w:val="single" w:sz="6" w:space="0" w:color="BFC7D5"/>
+            </w:tcBorders>
             <w:vAlign w:val="center"/>
           </w:tcPr>
           <w:p>
@@ -1195,8 +1347,12 @@
         </w:tc>
         <w:tc>
           <w:tcPr>
-            <w:tcW w:w="3370" w:type="dxa"/>
-            <w:tcBorders/>
+            <w:tcW w:w="3442" w:type="dxa"/>
+            <w:tcBorders>
+              <w:left w:val="single" w:sz="2" w:space="0" w:color="BFC7D5"/>
+              <w:bottom w:val="single" w:sz="2" w:space="0" w:color="BFC7D5"/>
+              <w:right w:val="single" w:sz="6" w:space="0" w:color="BFC7D5"/>
+            </w:tcBorders>
             <w:vAlign w:val="center"/>
           </w:tcPr>
           <w:p>
@@ -1298,8 +1454,12 @@
         <w:trPr/>
         <w:tc>
           <w:tcPr>
-            <w:tcW w:w="1239" w:type="dxa"/>
-            <w:tcBorders/>
+            <w:tcW w:w="1276" w:type="dxa"/>
+            <w:tcBorders>
+              <w:left w:val="single" w:sz="6" w:space="0" w:color="BFC7D5"/>
+              <w:bottom w:val="single" w:sz="2" w:space="0" w:color="BFC7D5"/>
+              <w:right w:val="single" w:sz="6" w:space="0" w:color="BFC7D5"/>
+            </w:tcBorders>
             <w:vAlign w:val="center"/>
           </w:tcPr>
           <w:p>
@@ -1320,8 +1480,12 @@
         </w:tc>
         <w:tc>
           <w:tcPr>
-            <w:tcW w:w="3370" w:type="dxa"/>
-            <w:tcBorders/>
+            <w:tcW w:w="3442" w:type="dxa"/>
+            <w:tcBorders>
+              <w:left w:val="single" w:sz="2" w:space="0" w:color="BFC7D5"/>
+              <w:bottom w:val="single" w:sz="2" w:space="0" w:color="BFC7D5"/>
+              <w:right w:val="single" w:sz="6" w:space="0" w:color="BFC7D5"/>
+            </w:tcBorders>
             <w:vAlign w:val="center"/>
           </w:tcPr>
           <w:p>
@@ -1365,8 +1529,12 @@
         <w:trPr/>
         <w:tc>
           <w:tcPr>
-            <w:tcW w:w="1239" w:type="dxa"/>
-            <w:tcBorders/>
+            <w:tcW w:w="1276" w:type="dxa"/>
+            <w:tcBorders>
+              <w:left w:val="single" w:sz="6" w:space="0" w:color="BFC7D5"/>
+              <w:bottom w:val="single" w:sz="6" w:space="0" w:color="BFC7D5"/>
+              <w:right w:val="single" w:sz="6" w:space="0" w:color="BFC7D5"/>
+            </w:tcBorders>
             <w:vAlign w:val="center"/>
           </w:tcPr>
           <w:p>
@@ -1387,8 +1555,12 @@
         </w:tc>
         <w:tc>
           <w:tcPr>
-            <w:tcW w:w="3370" w:type="dxa"/>
-            <w:tcBorders/>
+            <w:tcW w:w="3442" w:type="dxa"/>
+            <w:tcBorders>
+              <w:left w:val="single" w:sz="2" w:space="0" w:color="BFC7D5"/>
+              <w:bottom w:val="single" w:sz="6" w:space="0" w:color="BFC7D5"/>
+              <w:right w:val="single" w:sz="6" w:space="0" w:color="BFC7D5"/>
+            </w:tcBorders>
             <w:vAlign w:val="center"/>
           </w:tcPr>
           <w:p>
@@ -1463,20 +1635,20 @@
     </w:p>
     <w:tbl>
       <w:tblPr>
-        <w:tblW w:w="4609" w:type="dxa"/>
+        <w:tblW w:w="5000" w:type="pct"/>
         <w:jc w:val="left"/>
-        <w:tblInd w:w="0" w:type="dxa"/>
+        <w:tblInd w:w="-7" w:type="dxa"/>
         <w:tblLayout w:type="fixed"/>
         <w:tblCellMar>
-          <w:top w:w="28" w:type="dxa"/>
-          <w:left w:w="28" w:type="dxa"/>
-          <w:bottom w:w="28" w:type="dxa"/>
-          <w:right w:w="28" w:type="dxa"/>
+          <w:top w:w="60" w:type="dxa"/>
+          <w:left w:w="60" w:type="dxa"/>
+          <w:bottom w:w="60" w:type="dxa"/>
+          <w:right w:w="60" w:type="dxa"/>
         </w:tblCellMar>
       </w:tblPr>
       <w:tblGrid>
-        <w:gridCol w:w="1107"/>
-        <w:gridCol w:w="3502"/>
+        <w:gridCol w:w="1144"/>
+        <w:gridCol w:w="3574"/>
       </w:tblGrid>
       <w:tr>
         <w:trPr>
@@ -1484,8 +1656,14 @@
         </w:trPr>
         <w:tc>
           <w:tcPr>
-            <w:tcW w:w="1107" w:type="dxa"/>
-            <w:tcBorders/>
+            <w:tcW w:w="1144" w:type="dxa"/>
+            <w:tcBorders>
+              <w:top w:val="single" w:sz="6" w:space="0" w:color="BFC7D5"/>
+              <w:left w:val="single" w:sz="6" w:space="0" w:color="BFC7D5"/>
+              <w:bottom w:val="single" w:sz="2" w:space="0" w:color="BFC7D5"/>
+              <w:right w:val="single" w:sz="6" w:space="0" w:color="BFC7D5"/>
+            </w:tcBorders>
+            <w:shd w:fill="1F3A5F" w:val="clear"/>
             <w:vAlign w:val="center"/>
           </w:tcPr>
           <w:p>
@@ -1508,8 +1686,14 @@
         </w:tc>
         <w:tc>
           <w:tcPr>
-            <w:tcW w:w="3502" w:type="dxa"/>
-            <w:tcBorders/>
+            <w:tcW w:w="3574" w:type="dxa"/>
+            <w:tcBorders>
+              <w:top w:val="single" w:sz="6" w:space="0" w:color="BFC7D5"/>
+              <w:left w:val="single" w:sz="2" w:space="0" w:color="BFC7D5"/>
+              <w:bottom w:val="single" w:sz="2" w:space="0" w:color="BFC7D5"/>
+              <w:right w:val="single" w:sz="6" w:space="0" w:color="BFC7D5"/>
+            </w:tcBorders>
+            <w:shd w:fill="1F3A5F" w:val="clear"/>
             <w:vAlign w:val="center"/>
           </w:tcPr>
           <w:p>
@@ -1535,8 +1719,12 @@
         <w:trPr/>
         <w:tc>
           <w:tcPr>
-            <w:tcW w:w="1107" w:type="dxa"/>
-            <w:tcBorders/>
+            <w:tcW w:w="1144" w:type="dxa"/>
+            <w:tcBorders>
+              <w:left w:val="single" w:sz="6" w:space="0" w:color="BFC7D5"/>
+              <w:bottom w:val="single" w:sz="2" w:space="0" w:color="BFC7D5"/>
+              <w:right w:val="single" w:sz="6" w:space="0" w:color="BFC7D5"/>
+            </w:tcBorders>
             <w:vAlign w:val="center"/>
           </w:tcPr>
           <w:p>
@@ -1557,8 +1745,12 @@
         </w:tc>
         <w:tc>
           <w:tcPr>
-            <w:tcW w:w="3502" w:type="dxa"/>
-            <w:tcBorders/>
+            <w:tcW w:w="3574" w:type="dxa"/>
+            <w:tcBorders>
+              <w:left w:val="single" w:sz="2" w:space="0" w:color="BFC7D5"/>
+              <w:bottom w:val="single" w:sz="2" w:space="0" w:color="BFC7D5"/>
+              <w:right w:val="single" w:sz="6" w:space="0" w:color="BFC7D5"/>
+            </w:tcBorders>
             <w:vAlign w:val="center"/>
           </w:tcPr>
           <w:p>
@@ -1582,8 +1774,12 @@
         <w:trPr/>
         <w:tc>
           <w:tcPr>
-            <w:tcW w:w="1107" w:type="dxa"/>
-            <w:tcBorders/>
+            <w:tcW w:w="1144" w:type="dxa"/>
+            <w:tcBorders>
+              <w:left w:val="single" w:sz="6" w:space="0" w:color="BFC7D5"/>
+              <w:bottom w:val="single" w:sz="2" w:space="0" w:color="BFC7D5"/>
+              <w:right w:val="single" w:sz="6" w:space="0" w:color="BFC7D5"/>
+            </w:tcBorders>
             <w:vAlign w:val="center"/>
           </w:tcPr>
           <w:p>
@@ -1604,8 +1800,12 @@
         </w:tc>
         <w:tc>
           <w:tcPr>
-            <w:tcW w:w="3502" w:type="dxa"/>
-            <w:tcBorders/>
+            <w:tcW w:w="3574" w:type="dxa"/>
+            <w:tcBorders>
+              <w:left w:val="single" w:sz="2" w:space="0" w:color="BFC7D5"/>
+              <w:bottom w:val="single" w:sz="2" w:space="0" w:color="BFC7D5"/>
+              <w:right w:val="single" w:sz="6" w:space="0" w:color="BFC7D5"/>
+            </w:tcBorders>
             <w:vAlign w:val="center"/>
           </w:tcPr>
           <w:p>
@@ -1635,8 +1835,12 @@
         <w:trPr/>
         <w:tc>
           <w:tcPr>
-            <w:tcW w:w="1107" w:type="dxa"/>
-            <w:tcBorders/>
+            <w:tcW w:w="1144" w:type="dxa"/>
+            <w:tcBorders>
+              <w:left w:val="single" w:sz="6" w:space="0" w:color="BFC7D5"/>
+              <w:bottom w:val="single" w:sz="2" w:space="0" w:color="BFC7D5"/>
+              <w:right w:val="single" w:sz="6" w:space="0" w:color="BFC7D5"/>
+            </w:tcBorders>
             <w:vAlign w:val="center"/>
           </w:tcPr>
           <w:p>
@@ -1657,8 +1861,12 @@
         </w:tc>
         <w:tc>
           <w:tcPr>
-            <w:tcW w:w="3502" w:type="dxa"/>
-            <w:tcBorders/>
+            <w:tcW w:w="3574" w:type="dxa"/>
+            <w:tcBorders>
+              <w:left w:val="single" w:sz="2" w:space="0" w:color="BFC7D5"/>
+              <w:bottom w:val="single" w:sz="2" w:space="0" w:color="BFC7D5"/>
+              <w:right w:val="single" w:sz="6" w:space="0" w:color="BFC7D5"/>
+            </w:tcBorders>
             <w:vAlign w:val="center"/>
           </w:tcPr>
           <w:p>
@@ -1690,8 +1898,12 @@
         <w:trPr/>
         <w:tc>
           <w:tcPr>
-            <w:tcW w:w="1107" w:type="dxa"/>
-            <w:tcBorders/>
+            <w:tcW w:w="1144" w:type="dxa"/>
+            <w:tcBorders>
+              <w:left w:val="single" w:sz="6" w:space="0" w:color="BFC7D5"/>
+              <w:bottom w:val="single" w:sz="2" w:space="0" w:color="BFC7D5"/>
+              <w:right w:val="single" w:sz="6" w:space="0" w:color="BFC7D5"/>
+            </w:tcBorders>
             <w:vAlign w:val="center"/>
           </w:tcPr>
           <w:p>
@@ -1712,8 +1924,12 @@
         </w:tc>
         <w:tc>
           <w:tcPr>
-            <w:tcW w:w="3502" w:type="dxa"/>
-            <w:tcBorders/>
+            <w:tcW w:w="3574" w:type="dxa"/>
+            <w:tcBorders>
+              <w:left w:val="single" w:sz="2" w:space="0" w:color="BFC7D5"/>
+              <w:bottom w:val="single" w:sz="2" w:space="0" w:color="BFC7D5"/>
+              <w:right w:val="single" w:sz="6" w:space="0" w:color="BFC7D5"/>
+            </w:tcBorders>
             <w:vAlign w:val="center"/>
           </w:tcPr>
           <w:p>
@@ -1755,8 +1971,12 @@
         <w:trPr/>
         <w:tc>
           <w:tcPr>
-            <w:tcW w:w="1107" w:type="dxa"/>
-            <w:tcBorders/>
+            <w:tcW w:w="1144" w:type="dxa"/>
+            <w:tcBorders>
+              <w:left w:val="single" w:sz="6" w:space="0" w:color="BFC7D5"/>
+              <w:bottom w:val="single" w:sz="6" w:space="0" w:color="BFC7D5"/>
+              <w:right w:val="single" w:sz="6" w:space="0" w:color="BFC7D5"/>
+            </w:tcBorders>
             <w:vAlign w:val="center"/>
           </w:tcPr>
           <w:p>
@@ -1777,8 +1997,12 @@
         </w:tc>
         <w:tc>
           <w:tcPr>
-            <w:tcW w:w="3502" w:type="dxa"/>
-            <w:tcBorders/>
+            <w:tcW w:w="3574" w:type="dxa"/>
+            <w:tcBorders>
+              <w:left w:val="single" w:sz="2" w:space="0" w:color="BFC7D5"/>
+              <w:bottom w:val="single" w:sz="6" w:space="0" w:color="BFC7D5"/>
+              <w:right w:val="single" w:sz="6" w:space="0" w:color="BFC7D5"/>
+            </w:tcBorders>
             <w:vAlign w:val="center"/>
           </w:tcPr>
           <w:p>
@@ -1853,20 +2077,20 @@
     </w:p>
     <w:tbl>
       <w:tblPr>
-        <w:tblW w:w="4609" w:type="dxa"/>
+        <w:tblW w:w="5000" w:type="pct"/>
         <w:jc w:val="left"/>
-        <w:tblInd w:w="0" w:type="dxa"/>
+        <w:tblInd w:w="-7" w:type="dxa"/>
         <w:tblLayout w:type="fixed"/>
         <w:tblCellMar>
-          <w:top w:w="28" w:type="dxa"/>
-          <w:left w:w="28" w:type="dxa"/>
-          <w:bottom w:w="28" w:type="dxa"/>
-          <w:right w:w="28" w:type="dxa"/>
+          <w:top w:w="60" w:type="dxa"/>
+          <w:left w:w="60" w:type="dxa"/>
+          <w:bottom w:w="60" w:type="dxa"/>
+          <w:right w:w="60" w:type="dxa"/>
         </w:tblCellMar>
       </w:tblPr>
       <w:tblGrid>
-        <w:gridCol w:w="976"/>
-        <w:gridCol w:w="3633"/>
+        <w:gridCol w:w="1013"/>
+        <w:gridCol w:w="3705"/>
       </w:tblGrid>
       <w:tr>
         <w:trPr>
@@ -1874,8 +2098,14 @@
         </w:trPr>
         <w:tc>
           <w:tcPr>
-            <w:tcW w:w="976" w:type="dxa"/>
-            <w:tcBorders/>
+            <w:tcW w:w="1013" w:type="dxa"/>
+            <w:tcBorders>
+              <w:top w:val="single" w:sz="6" w:space="0" w:color="BFC7D5"/>
+              <w:left w:val="single" w:sz="6" w:space="0" w:color="BFC7D5"/>
+              <w:bottom w:val="single" w:sz="2" w:space="0" w:color="BFC7D5"/>
+              <w:right w:val="single" w:sz="6" w:space="0" w:color="BFC7D5"/>
+            </w:tcBorders>
+            <w:shd w:fill="1F3A5F" w:val="clear"/>
             <w:vAlign w:val="center"/>
           </w:tcPr>
           <w:p>
@@ -1898,8 +2128,14 @@
         </w:tc>
         <w:tc>
           <w:tcPr>
-            <w:tcW w:w="3633" w:type="dxa"/>
-            <w:tcBorders/>
+            <w:tcW w:w="3705" w:type="dxa"/>
+            <w:tcBorders>
+              <w:top w:val="single" w:sz="6" w:space="0" w:color="BFC7D5"/>
+              <w:left w:val="single" w:sz="2" w:space="0" w:color="BFC7D5"/>
+              <w:bottom w:val="single" w:sz="2" w:space="0" w:color="BFC7D5"/>
+              <w:right w:val="single" w:sz="6" w:space="0" w:color="BFC7D5"/>
+            </w:tcBorders>
+            <w:shd w:fill="1F3A5F" w:val="clear"/>
             <w:vAlign w:val="center"/>
           </w:tcPr>
           <w:p>
@@ -1925,8 +2161,12 @@
         <w:trPr/>
         <w:tc>
           <w:tcPr>
-            <w:tcW w:w="976" w:type="dxa"/>
-            <w:tcBorders/>
+            <w:tcW w:w="1013" w:type="dxa"/>
+            <w:tcBorders>
+              <w:left w:val="single" w:sz="6" w:space="0" w:color="BFC7D5"/>
+              <w:bottom w:val="single" w:sz="2" w:space="0" w:color="BFC7D5"/>
+              <w:right w:val="single" w:sz="6" w:space="0" w:color="BFC7D5"/>
+            </w:tcBorders>
             <w:vAlign w:val="center"/>
           </w:tcPr>
           <w:p>
@@ -1947,8 +2187,12 @@
         </w:tc>
         <w:tc>
           <w:tcPr>
-            <w:tcW w:w="3633" w:type="dxa"/>
-            <w:tcBorders/>
+            <w:tcW w:w="3705" w:type="dxa"/>
+            <w:tcBorders>
+              <w:left w:val="single" w:sz="2" w:space="0" w:color="BFC7D5"/>
+              <w:bottom w:val="single" w:sz="2" w:space="0" w:color="BFC7D5"/>
+              <w:right w:val="single" w:sz="6" w:space="0" w:color="BFC7D5"/>
+            </w:tcBorders>
             <w:vAlign w:val="center"/>
           </w:tcPr>
           <w:p>
@@ -1972,8 +2216,12 @@
         <w:trPr/>
         <w:tc>
           <w:tcPr>
-            <w:tcW w:w="976" w:type="dxa"/>
-            <w:tcBorders/>
+            <w:tcW w:w="1013" w:type="dxa"/>
+            <w:tcBorders>
+              <w:left w:val="single" w:sz="6" w:space="0" w:color="BFC7D5"/>
+              <w:bottom w:val="single" w:sz="2" w:space="0" w:color="BFC7D5"/>
+              <w:right w:val="single" w:sz="6" w:space="0" w:color="BFC7D5"/>
+            </w:tcBorders>
             <w:vAlign w:val="center"/>
           </w:tcPr>
           <w:p>
@@ -1994,8 +2242,12 @@
         </w:tc>
         <w:tc>
           <w:tcPr>
-            <w:tcW w:w="3633" w:type="dxa"/>
-            <w:tcBorders/>
+            <w:tcW w:w="3705" w:type="dxa"/>
+            <w:tcBorders>
+              <w:left w:val="single" w:sz="2" w:space="0" w:color="BFC7D5"/>
+              <w:bottom w:val="single" w:sz="2" w:space="0" w:color="BFC7D5"/>
+              <w:right w:val="single" w:sz="6" w:space="0" w:color="BFC7D5"/>
+            </w:tcBorders>
             <w:vAlign w:val="center"/>
           </w:tcPr>
           <w:p>
@@ -2049,8 +2301,12 @@
         <w:trPr/>
         <w:tc>
           <w:tcPr>
-            <w:tcW w:w="976" w:type="dxa"/>
-            <w:tcBorders/>
+            <w:tcW w:w="1013" w:type="dxa"/>
+            <w:tcBorders>
+              <w:left w:val="single" w:sz="6" w:space="0" w:color="BFC7D5"/>
+              <w:bottom w:val="single" w:sz="2" w:space="0" w:color="BFC7D5"/>
+              <w:right w:val="single" w:sz="6" w:space="0" w:color="BFC7D5"/>
+            </w:tcBorders>
             <w:vAlign w:val="center"/>
           </w:tcPr>
           <w:p>
@@ -2071,8 +2327,12 @@
         </w:tc>
         <w:tc>
           <w:tcPr>
-            <w:tcW w:w="3633" w:type="dxa"/>
-            <w:tcBorders/>
+            <w:tcW w:w="3705" w:type="dxa"/>
+            <w:tcBorders>
+              <w:left w:val="single" w:sz="2" w:space="0" w:color="BFC7D5"/>
+              <w:bottom w:val="single" w:sz="2" w:space="0" w:color="BFC7D5"/>
+              <w:right w:val="single" w:sz="6" w:space="0" w:color="BFC7D5"/>
+            </w:tcBorders>
             <w:vAlign w:val="center"/>
           </w:tcPr>
           <w:p>
@@ -2104,8 +2364,12 @@
         <w:trPr/>
         <w:tc>
           <w:tcPr>
-            <w:tcW w:w="976" w:type="dxa"/>
-            <w:tcBorders/>
+            <w:tcW w:w="1013" w:type="dxa"/>
+            <w:tcBorders>
+              <w:left w:val="single" w:sz="6" w:space="0" w:color="BFC7D5"/>
+              <w:bottom w:val="single" w:sz="6" w:space="0" w:color="BFC7D5"/>
+              <w:right w:val="single" w:sz="6" w:space="0" w:color="BFC7D5"/>
+            </w:tcBorders>
             <w:vAlign w:val="center"/>
           </w:tcPr>
           <w:p>
@@ -2126,8 +2390,12 @@
         </w:tc>
         <w:tc>
           <w:tcPr>
-            <w:tcW w:w="3633" w:type="dxa"/>
-            <w:tcBorders/>
+            <w:tcW w:w="3705" w:type="dxa"/>
+            <w:tcBorders>
+              <w:left w:val="single" w:sz="2" w:space="0" w:color="BFC7D5"/>
+              <w:bottom w:val="single" w:sz="6" w:space="0" w:color="BFC7D5"/>
+              <w:right w:val="single" w:sz="6" w:space="0" w:color="BFC7D5"/>
+            </w:tcBorders>
             <w:vAlign w:val="center"/>
           </w:tcPr>
           <w:p>
@@ -2235,20 +2503,20 @@
     </w:p>
     <w:tbl>
       <w:tblPr>
-        <w:tblW w:w="4609" w:type="dxa"/>
+        <w:tblW w:w="5000" w:type="pct"/>
         <w:jc w:val="left"/>
-        <w:tblInd w:w="0" w:type="dxa"/>
+        <w:tblInd w:w="-7" w:type="dxa"/>
         <w:tblLayout w:type="fixed"/>
         <w:tblCellMar>
-          <w:top w:w="28" w:type="dxa"/>
-          <w:left w:w="28" w:type="dxa"/>
-          <w:bottom w:w="28" w:type="dxa"/>
-          <w:right w:w="28" w:type="dxa"/>
+          <w:top w:w="60" w:type="dxa"/>
+          <w:left w:w="60" w:type="dxa"/>
+          <w:bottom w:w="60" w:type="dxa"/>
+          <w:right w:w="60" w:type="dxa"/>
         </w:tblCellMar>
       </w:tblPr>
       <w:tblGrid>
-        <w:gridCol w:w="2554"/>
-        <w:gridCol w:w="2055"/>
+        <w:gridCol w:w="2636"/>
+        <w:gridCol w:w="2082"/>
       </w:tblGrid>
       <w:tr>
         <w:trPr>
@@ -2256,44 +2524,60 @@
         </w:trPr>
         <w:tc>
           <w:tcPr>
-            <w:tcW w:w="2554" w:type="dxa"/>
-            <w:tcBorders/>
+            <w:tcW w:w="2636" w:type="dxa"/>
+            <w:tcBorders>
+              <w:top w:val="single" w:sz="6" w:space="0" w:color="BFC7D5"/>
+              <w:left w:val="single" w:sz="6" w:space="0" w:color="BFC7D5"/>
+              <w:bottom w:val="single" w:sz="2" w:space="0" w:color="BFC7D5"/>
+              <w:right w:val="single" w:sz="6" w:space="0" w:color="BFC7D5"/>
+            </w:tcBorders>
+            <w:shd w:fill="1F3A5F" w:val="clear"/>
             <w:vAlign w:val="center"/>
           </w:tcPr>
           <w:p>
             <w:pPr>
               <w:pStyle w:val="TableHeading"/>
-              <w:suppressLineNumbers/>
-              <w:shd w:fill="1F3A5F" w:val="clear"/>
-              <w:bidi w:val="0"/>
-              <w:spacing w:before="0" w:after="283"/>
-              <w:jc w:val="center"/>
-              <w:rPr/>
-            </w:pPr>
-            <w:r>
-              <w:rPr/>
+              <w:bidi w:val="0"/>
+              <w:spacing w:before="0" w:after="283"/>
+              <w:jc w:val="left"/>
+              <w:rPr>
+                <w:color w:val="FFFFFF"/>
+              </w:rPr>
+            </w:pPr>
+            <w:r>
+              <w:rPr>
+                <w:color w:val="FFFFFF"/>
+              </w:rPr>
               <w:t>Capability</w:t>
             </w:r>
           </w:p>
         </w:tc>
         <w:tc>
           <w:tcPr>
-            <w:tcW w:w="2055" w:type="dxa"/>
-            <w:tcBorders/>
+            <w:tcW w:w="2082" w:type="dxa"/>
+            <w:tcBorders>
+              <w:top w:val="single" w:sz="6" w:space="0" w:color="BFC7D5"/>
+              <w:left w:val="single" w:sz="2" w:space="0" w:color="BFC7D5"/>
+              <w:bottom w:val="single" w:sz="2" w:space="0" w:color="BFC7D5"/>
+              <w:right w:val="single" w:sz="6" w:space="0" w:color="BFC7D5"/>
+            </w:tcBorders>
+            <w:shd w:fill="1F3A5F" w:val="clear"/>
             <w:vAlign w:val="center"/>
           </w:tcPr>
           <w:p>
             <w:pPr>
               <w:pStyle w:val="TableHeading"/>
-              <w:suppressLineNumbers/>
-              <w:shd w:fill="1F3A5F" w:val="clear"/>
-              <w:bidi w:val="0"/>
-              <w:spacing w:before="0" w:after="283"/>
-              <w:jc w:val="center"/>
-              <w:rPr/>
-            </w:pPr>
-            <w:r>
-              <w:rPr/>
+              <w:bidi w:val="0"/>
+              <w:spacing w:before="0" w:after="283"/>
+              <w:jc w:val="left"/>
+              <w:rPr>
+                <w:color w:val="FFFFFF"/>
+              </w:rPr>
+            </w:pPr>
+            <w:r>
+              <w:rPr>
+                <w:color w:val="FFFFFF"/>
+              </w:rPr>
               <w:t>Evidence</w:t>
             </w:r>
           </w:p>
@@ -2303,8 +2587,12 @@
         <w:trPr/>
         <w:tc>
           <w:tcPr>
-            <w:tcW w:w="2554" w:type="dxa"/>
-            <w:tcBorders/>
+            <w:tcW w:w="2636" w:type="dxa"/>
+            <w:tcBorders>
+              <w:left w:val="single" w:sz="6" w:space="0" w:color="BFC7D5"/>
+              <w:bottom w:val="single" w:sz="2" w:space="0" w:color="BFC7D5"/>
+              <w:right w:val="single" w:sz="6" w:space="0" w:color="BFC7D5"/>
+            </w:tcBorders>
             <w:vAlign w:val="center"/>
           </w:tcPr>
           <w:p>
@@ -2323,8 +2611,12 @@
         </w:tc>
         <w:tc>
           <w:tcPr>
-            <w:tcW w:w="2055" w:type="dxa"/>
-            <w:tcBorders/>
+            <w:tcW w:w="2082" w:type="dxa"/>
+            <w:tcBorders>
+              <w:left w:val="single" w:sz="2" w:space="0" w:color="BFC7D5"/>
+              <w:bottom w:val="single" w:sz="2" w:space="0" w:color="BFC7D5"/>
+              <w:right w:val="single" w:sz="6" w:space="0" w:color="BFC7D5"/>
+            </w:tcBorders>
             <w:vAlign w:val="center"/>
           </w:tcPr>
           <w:p>
@@ -2352,8 +2644,12 @@
         <w:trPr/>
         <w:tc>
           <w:tcPr>
-            <w:tcW w:w="2554" w:type="dxa"/>
-            <w:tcBorders/>
+            <w:tcW w:w="2636" w:type="dxa"/>
+            <w:tcBorders>
+              <w:left w:val="single" w:sz="6" w:space="0" w:color="BFC7D5"/>
+              <w:bottom w:val="single" w:sz="2" w:space="0" w:color="BFC7D5"/>
+              <w:right w:val="single" w:sz="6" w:space="0" w:color="BFC7D5"/>
+            </w:tcBorders>
             <w:vAlign w:val="center"/>
           </w:tcPr>
           <w:p>
@@ -2372,8 +2668,12 @@
         </w:tc>
         <w:tc>
           <w:tcPr>
-            <w:tcW w:w="2055" w:type="dxa"/>
-            <w:tcBorders/>
+            <w:tcW w:w="2082" w:type="dxa"/>
+            <w:tcBorders>
+              <w:left w:val="single" w:sz="2" w:space="0" w:color="BFC7D5"/>
+              <w:bottom w:val="single" w:sz="2" w:space="0" w:color="BFC7D5"/>
+              <w:right w:val="single" w:sz="6" w:space="0" w:color="BFC7D5"/>
+            </w:tcBorders>
             <w:vAlign w:val="center"/>
           </w:tcPr>
           <w:p>
@@ -2407,8 +2707,12 @@
         <w:trPr/>
         <w:tc>
           <w:tcPr>
-            <w:tcW w:w="2554" w:type="dxa"/>
-            <w:tcBorders/>
+            <w:tcW w:w="2636" w:type="dxa"/>
+            <w:tcBorders>
+              <w:left w:val="single" w:sz="6" w:space="0" w:color="BFC7D5"/>
+              <w:bottom w:val="single" w:sz="2" w:space="0" w:color="BFC7D5"/>
+              <w:right w:val="single" w:sz="6" w:space="0" w:color="BFC7D5"/>
+            </w:tcBorders>
             <w:vAlign w:val="center"/>
           </w:tcPr>
           <w:p>
@@ -2427,8 +2731,12 @@
         </w:tc>
         <w:tc>
           <w:tcPr>
-            <w:tcW w:w="2055" w:type="dxa"/>
-            <w:tcBorders/>
+            <w:tcW w:w="2082" w:type="dxa"/>
+            <w:tcBorders>
+              <w:left w:val="single" w:sz="2" w:space="0" w:color="BFC7D5"/>
+              <w:bottom w:val="single" w:sz="2" w:space="0" w:color="BFC7D5"/>
+              <w:right w:val="single" w:sz="6" w:space="0" w:color="BFC7D5"/>
+            </w:tcBorders>
             <w:vAlign w:val="center"/>
           </w:tcPr>
           <w:p>
@@ -2452,8 +2760,12 @@
         <w:trPr/>
         <w:tc>
           <w:tcPr>
-            <w:tcW w:w="2554" w:type="dxa"/>
-            <w:tcBorders/>
+            <w:tcW w:w="2636" w:type="dxa"/>
+            <w:tcBorders>
+              <w:left w:val="single" w:sz="6" w:space="0" w:color="BFC7D5"/>
+              <w:bottom w:val="single" w:sz="2" w:space="0" w:color="BFC7D5"/>
+              <w:right w:val="single" w:sz="6" w:space="0" w:color="BFC7D5"/>
+            </w:tcBorders>
             <w:vAlign w:val="center"/>
           </w:tcPr>
           <w:p>
@@ -2472,8 +2784,12 @@
         </w:tc>
         <w:tc>
           <w:tcPr>
-            <w:tcW w:w="2055" w:type="dxa"/>
-            <w:tcBorders/>
+            <w:tcW w:w="2082" w:type="dxa"/>
+            <w:tcBorders>
+              <w:left w:val="single" w:sz="2" w:space="0" w:color="BFC7D5"/>
+              <w:bottom w:val="single" w:sz="2" w:space="0" w:color="BFC7D5"/>
+              <w:right w:val="single" w:sz="6" w:space="0" w:color="BFC7D5"/>
+            </w:tcBorders>
             <w:vAlign w:val="center"/>
           </w:tcPr>
           <w:p>
@@ -2497,8 +2813,12 @@
         <w:trPr/>
         <w:tc>
           <w:tcPr>
-            <w:tcW w:w="2554" w:type="dxa"/>
-            <w:tcBorders/>
+            <w:tcW w:w="2636" w:type="dxa"/>
+            <w:tcBorders>
+              <w:left w:val="single" w:sz="6" w:space="0" w:color="BFC7D5"/>
+              <w:bottom w:val="single" w:sz="2" w:space="0" w:color="BFC7D5"/>
+              <w:right w:val="single" w:sz="6" w:space="0" w:color="BFC7D5"/>
+            </w:tcBorders>
             <w:vAlign w:val="center"/>
           </w:tcPr>
           <w:p>
@@ -2517,8 +2837,12 @@
         </w:tc>
         <w:tc>
           <w:tcPr>
-            <w:tcW w:w="2055" w:type="dxa"/>
-            <w:tcBorders/>
+            <w:tcW w:w="2082" w:type="dxa"/>
+            <w:tcBorders>
+              <w:left w:val="single" w:sz="2" w:space="0" w:color="BFC7D5"/>
+              <w:bottom w:val="single" w:sz="2" w:space="0" w:color="BFC7D5"/>
+              <w:right w:val="single" w:sz="6" w:space="0" w:color="BFC7D5"/>
+            </w:tcBorders>
             <w:vAlign w:val="center"/>
           </w:tcPr>
           <w:p>
@@ -2542,8 +2866,12 @@
         <w:trPr/>
         <w:tc>
           <w:tcPr>
-            <w:tcW w:w="2554" w:type="dxa"/>
-            <w:tcBorders/>
+            <w:tcW w:w="2636" w:type="dxa"/>
+            <w:tcBorders>
+              <w:left w:val="single" w:sz="6" w:space="0" w:color="BFC7D5"/>
+              <w:bottom w:val="single" w:sz="2" w:space="0" w:color="BFC7D5"/>
+              <w:right w:val="single" w:sz="6" w:space="0" w:color="BFC7D5"/>
+            </w:tcBorders>
             <w:vAlign w:val="center"/>
           </w:tcPr>
           <w:p>
@@ -2562,8 +2890,12 @@
         </w:tc>
         <w:tc>
           <w:tcPr>
-            <w:tcW w:w="2055" w:type="dxa"/>
-            <w:tcBorders/>
+            <w:tcW w:w="2082" w:type="dxa"/>
+            <w:tcBorders>
+              <w:left w:val="single" w:sz="2" w:space="0" w:color="BFC7D5"/>
+              <w:bottom w:val="single" w:sz="2" w:space="0" w:color="BFC7D5"/>
+              <w:right w:val="single" w:sz="6" w:space="0" w:color="BFC7D5"/>
+            </w:tcBorders>
             <w:vAlign w:val="center"/>
           </w:tcPr>
           <w:p>
@@ -2597,8 +2929,12 @@
         <w:trPr/>
         <w:tc>
           <w:tcPr>
-            <w:tcW w:w="2554" w:type="dxa"/>
-            <w:tcBorders/>
+            <w:tcW w:w="2636" w:type="dxa"/>
+            <w:tcBorders>
+              <w:left w:val="single" w:sz="6" w:space="0" w:color="BFC7D5"/>
+              <w:bottom w:val="single" w:sz="2" w:space="0" w:color="BFC7D5"/>
+              <w:right w:val="single" w:sz="6" w:space="0" w:color="BFC7D5"/>
+            </w:tcBorders>
             <w:vAlign w:val="center"/>
           </w:tcPr>
           <w:p>
@@ -2617,8 +2953,12 @@
         </w:tc>
         <w:tc>
           <w:tcPr>
-            <w:tcW w:w="2055" w:type="dxa"/>
-            <w:tcBorders/>
+            <w:tcW w:w="2082" w:type="dxa"/>
+            <w:tcBorders>
+              <w:left w:val="single" w:sz="2" w:space="0" w:color="BFC7D5"/>
+              <w:bottom w:val="single" w:sz="2" w:space="0" w:color="BFC7D5"/>
+              <w:right w:val="single" w:sz="6" w:space="0" w:color="BFC7D5"/>
+            </w:tcBorders>
             <w:vAlign w:val="center"/>
           </w:tcPr>
           <w:p>
@@ -2642,8 +2982,12 @@
         <w:trPr/>
         <w:tc>
           <w:tcPr>
-            <w:tcW w:w="2554" w:type="dxa"/>
-            <w:tcBorders/>
+            <w:tcW w:w="2636" w:type="dxa"/>
+            <w:tcBorders>
+              <w:left w:val="single" w:sz="6" w:space="0" w:color="BFC7D5"/>
+              <w:bottom w:val="single" w:sz="2" w:space="0" w:color="BFC7D5"/>
+              <w:right w:val="single" w:sz="6" w:space="0" w:color="BFC7D5"/>
+            </w:tcBorders>
             <w:vAlign w:val="center"/>
           </w:tcPr>
           <w:p>
@@ -2662,8 +3006,12 @@
         </w:tc>
         <w:tc>
           <w:tcPr>
-            <w:tcW w:w="2055" w:type="dxa"/>
-            <w:tcBorders/>
+            <w:tcW w:w="2082" w:type="dxa"/>
+            <w:tcBorders>
+              <w:left w:val="single" w:sz="2" w:space="0" w:color="BFC7D5"/>
+              <w:bottom w:val="single" w:sz="2" w:space="0" w:color="BFC7D5"/>
+              <w:right w:val="single" w:sz="6" w:space="0" w:color="BFC7D5"/>
+            </w:tcBorders>
             <w:vAlign w:val="center"/>
           </w:tcPr>
           <w:p>
@@ -2687,8 +3035,12 @@
         <w:trPr/>
         <w:tc>
           <w:tcPr>
-            <w:tcW w:w="2554" w:type="dxa"/>
-            <w:tcBorders/>
+            <w:tcW w:w="2636" w:type="dxa"/>
+            <w:tcBorders>
+              <w:left w:val="single" w:sz="6" w:space="0" w:color="BFC7D5"/>
+              <w:bottom w:val="single" w:sz="2" w:space="0" w:color="BFC7D5"/>
+              <w:right w:val="single" w:sz="6" w:space="0" w:color="BFC7D5"/>
+            </w:tcBorders>
             <w:vAlign w:val="center"/>
           </w:tcPr>
           <w:p>
@@ -2707,8 +3059,12 @@
         </w:tc>
         <w:tc>
           <w:tcPr>
-            <w:tcW w:w="2055" w:type="dxa"/>
-            <w:tcBorders/>
+            <w:tcW w:w="2082" w:type="dxa"/>
+            <w:tcBorders>
+              <w:left w:val="single" w:sz="2" w:space="0" w:color="BFC7D5"/>
+              <w:bottom w:val="single" w:sz="2" w:space="0" w:color="BFC7D5"/>
+              <w:right w:val="single" w:sz="6" w:space="0" w:color="BFC7D5"/>
+            </w:tcBorders>
             <w:vAlign w:val="center"/>
           </w:tcPr>
           <w:p>
@@ -2732,8 +3088,12 @@
         <w:trPr/>
         <w:tc>
           <w:tcPr>
-            <w:tcW w:w="2554" w:type="dxa"/>
-            <w:tcBorders/>
+            <w:tcW w:w="2636" w:type="dxa"/>
+            <w:tcBorders>
+              <w:left w:val="single" w:sz="6" w:space="0" w:color="BFC7D5"/>
+              <w:bottom w:val="single" w:sz="2" w:space="0" w:color="BFC7D5"/>
+              <w:right w:val="single" w:sz="6" w:space="0" w:color="BFC7D5"/>
+            </w:tcBorders>
             <w:vAlign w:val="center"/>
           </w:tcPr>
           <w:p>
@@ -2762,8 +3122,12 @@
         </w:tc>
         <w:tc>
           <w:tcPr>
-            <w:tcW w:w="2055" w:type="dxa"/>
-            <w:tcBorders/>
+            <w:tcW w:w="2082" w:type="dxa"/>
+            <w:tcBorders>
+              <w:left w:val="single" w:sz="2" w:space="0" w:color="BFC7D5"/>
+              <w:bottom w:val="single" w:sz="2" w:space="0" w:color="BFC7D5"/>
+              <w:right w:val="single" w:sz="6" w:space="0" w:color="BFC7D5"/>
+            </w:tcBorders>
             <w:vAlign w:val="center"/>
           </w:tcPr>
           <w:p>
@@ -2787,8 +3151,12 @@
         <w:trPr/>
         <w:tc>
           <w:tcPr>
-            <w:tcW w:w="2554" w:type="dxa"/>
-            <w:tcBorders/>
+            <w:tcW w:w="2636" w:type="dxa"/>
+            <w:tcBorders>
+              <w:left w:val="single" w:sz="6" w:space="0" w:color="BFC7D5"/>
+              <w:bottom w:val="single" w:sz="6" w:space="0" w:color="BFC7D5"/>
+              <w:right w:val="single" w:sz="6" w:space="0" w:color="BFC7D5"/>
+            </w:tcBorders>
             <w:vAlign w:val="center"/>
           </w:tcPr>
           <w:p>
@@ -2807,8 +3175,12 @@
         </w:tc>
         <w:tc>
           <w:tcPr>
-            <w:tcW w:w="2055" w:type="dxa"/>
-            <w:tcBorders/>
+            <w:tcW w:w="2082" w:type="dxa"/>
+            <w:tcBorders>
+              <w:left w:val="single" w:sz="2" w:space="0" w:color="BFC7D5"/>
+              <w:bottom w:val="single" w:sz="6" w:space="0" w:color="BFC7D5"/>
+              <w:right w:val="single" w:sz="6" w:space="0" w:color="BFC7D5"/>
+            </w:tcBorders>
             <w:vAlign w:val="center"/>
           </w:tcPr>
           <w:p>
@@ -2867,21 +3239,21 @@
     </w:p>
     <w:tbl>
       <w:tblPr>
-        <w:tblW w:w="4609" w:type="dxa"/>
+        <w:tblW w:w="5000" w:type="pct"/>
         <w:jc w:val="left"/>
-        <w:tblInd w:w="0" w:type="dxa"/>
+        <w:tblInd w:w="-7" w:type="dxa"/>
         <w:tblLayout w:type="fixed"/>
         <w:tblCellMar>
-          <w:top w:w="28" w:type="dxa"/>
-          <w:left w:w="28" w:type="dxa"/>
-          <w:bottom w:w="28" w:type="dxa"/>
-          <w:right w:w="28" w:type="dxa"/>
+          <w:top w:w="60" w:type="dxa"/>
+          <w:left w:w="60" w:type="dxa"/>
+          <w:bottom w:w="60" w:type="dxa"/>
+          <w:right w:w="60" w:type="dxa"/>
         </w:tblCellMar>
       </w:tblPr>
       <w:tblGrid>
-        <w:gridCol w:w="1546"/>
-        <w:gridCol w:w="1621"/>
-        <w:gridCol w:w="1442"/>
+        <w:gridCol w:w="1587"/>
+        <w:gridCol w:w="1679"/>
+        <w:gridCol w:w="1452"/>
       </w:tblGrid>
       <w:tr>
         <w:trPr>
@@ -2889,66 +3261,90 @@
         </w:trPr>
         <w:tc>
           <w:tcPr>
-            <w:tcW w:w="1546" w:type="dxa"/>
-            <w:tcBorders/>
+            <w:tcW w:w="1587" w:type="dxa"/>
+            <w:tcBorders>
+              <w:top w:val="single" w:sz="6" w:space="0" w:color="BFC7D5"/>
+              <w:left w:val="single" w:sz="6" w:space="0" w:color="BFC7D5"/>
+              <w:bottom w:val="single" w:sz="2" w:space="0" w:color="BFC7D5"/>
+              <w:right w:val="single" w:sz="6" w:space="0" w:color="BFC7D5"/>
+            </w:tcBorders>
+            <w:shd w:fill="1F3A5F" w:val="clear"/>
             <w:vAlign w:val="center"/>
           </w:tcPr>
           <w:p>
             <w:pPr>
               <w:pStyle w:val="TableHeading"/>
-              <w:suppressLineNumbers/>
-              <w:shd w:fill="1F3A5F" w:val="clear"/>
-              <w:bidi w:val="0"/>
-              <w:spacing w:before="0" w:after="283"/>
-              <w:jc w:val="center"/>
-              <w:rPr/>
-            </w:pPr>
-            <w:r>
-              <w:rPr/>
+              <w:bidi w:val="0"/>
+              <w:spacing w:before="0" w:after="283"/>
+              <w:jc w:val="left"/>
+              <w:rPr>
+                <w:color w:val="FFFFFF"/>
+              </w:rPr>
+            </w:pPr>
+            <w:r>
+              <w:rPr>
+                <w:color w:val="FFFFFF"/>
+              </w:rPr>
               <w:t>Improvement</w:t>
             </w:r>
           </w:p>
         </w:tc>
         <w:tc>
           <w:tcPr>
-            <w:tcW w:w="1621" w:type="dxa"/>
-            <w:tcBorders/>
+            <w:tcW w:w="1679" w:type="dxa"/>
+            <w:tcBorders>
+              <w:top w:val="single" w:sz="6" w:space="0" w:color="BFC7D5"/>
+              <w:left w:val="single" w:sz="2" w:space="0" w:color="BFC7D5"/>
+              <w:bottom w:val="single" w:sz="2" w:space="0" w:color="BFC7D5"/>
+              <w:right w:val="single" w:sz="6" w:space="0" w:color="BFC7D5"/>
+            </w:tcBorders>
+            <w:shd w:fill="1F3A5F" w:val="clear"/>
             <w:vAlign w:val="center"/>
           </w:tcPr>
           <w:p>
             <w:pPr>
               <w:pStyle w:val="TableHeading"/>
-              <w:suppressLineNumbers/>
-              <w:shd w:fill="1F3A5F" w:val="clear"/>
-              <w:bidi w:val="0"/>
-              <w:spacing w:before="0" w:after="283"/>
-              <w:jc w:val="center"/>
-              <w:rPr/>
-            </w:pPr>
-            <w:r>
-              <w:rPr/>
+              <w:bidi w:val="0"/>
+              <w:spacing w:before="0" w:after="283"/>
+              <w:jc w:val="left"/>
+              <w:rPr>
+                <w:color w:val="FFFFFF"/>
+              </w:rPr>
+            </w:pPr>
+            <w:r>
+              <w:rPr>
+                <w:color w:val="FFFFFF"/>
+              </w:rPr>
               <w:t>Effect</w:t>
             </w:r>
           </w:p>
         </w:tc>
         <w:tc>
           <w:tcPr>
-            <w:tcW w:w="1442" w:type="dxa"/>
-            <w:tcBorders/>
+            <w:tcW w:w="1452" w:type="dxa"/>
+            <w:tcBorders>
+              <w:top w:val="single" w:sz="6" w:space="0" w:color="BFC7D5"/>
+              <w:left w:val="single" w:sz="2" w:space="0" w:color="BFC7D5"/>
+              <w:bottom w:val="single" w:sz="2" w:space="0" w:color="BFC7D5"/>
+              <w:right w:val="single" w:sz="6" w:space="0" w:color="BFC7D5"/>
+            </w:tcBorders>
+            <w:shd w:fill="1F3A5F" w:val="clear"/>
             <w:vAlign w:val="center"/>
           </w:tcPr>
           <w:p>
             <w:pPr>
               <w:pStyle w:val="TableHeading"/>
-              <w:suppressLineNumbers/>
-              <w:shd w:fill="1F3A5F" w:val="clear"/>
-              <w:bidi w:val="0"/>
-              <w:spacing w:before="0" w:after="283"/>
-              <w:jc w:val="center"/>
-              <w:rPr/>
-            </w:pPr>
-            <w:r>
-              <w:rPr/>
+              <w:bidi w:val="0"/>
+              <w:spacing w:before="0" w:after="283"/>
+              <w:jc w:val="left"/>
+              <w:rPr>
+                <w:color w:val="FFFFFF"/>
+              </w:rPr>
+            </w:pPr>
+            <w:r>
+              <w:rPr>
+                <w:color w:val="FFFFFF"/>
+              </w:rPr>
               <w:t>Evidence</w:t>
             </w:r>
           </w:p>
@@ -2958,8 +3354,12 @@
         <w:trPr/>
         <w:tc>
           <w:tcPr>
-            <w:tcW w:w="1546" w:type="dxa"/>
-            <w:tcBorders/>
+            <w:tcW w:w="1587" w:type="dxa"/>
+            <w:tcBorders>
+              <w:left w:val="single" w:sz="6" w:space="0" w:color="BFC7D5"/>
+              <w:bottom w:val="single" w:sz="2" w:space="0" w:color="BFC7D5"/>
+              <w:right w:val="single" w:sz="6" w:space="0" w:color="BFC7D5"/>
+            </w:tcBorders>
             <w:vAlign w:val="center"/>
           </w:tcPr>
           <w:p>
@@ -2984,8 +3384,12 @@
         </w:tc>
         <w:tc>
           <w:tcPr>
-            <w:tcW w:w="1621" w:type="dxa"/>
-            <w:tcBorders/>
+            <w:tcW w:w="1679" w:type="dxa"/>
+            <w:tcBorders>
+              <w:left w:val="single" w:sz="2" w:space="0" w:color="BFC7D5"/>
+              <w:bottom w:val="single" w:sz="2" w:space="0" w:color="BFC7D5"/>
+              <w:right w:val="single" w:sz="6" w:space="0" w:color="BFC7D5"/>
+            </w:tcBorders>
             <w:vAlign w:val="center"/>
           </w:tcPr>
           <w:p>
@@ -3004,8 +3408,12 @@
         </w:tc>
         <w:tc>
           <w:tcPr>
-            <w:tcW w:w="1442" w:type="dxa"/>
-            <w:tcBorders/>
+            <w:tcW w:w="1452" w:type="dxa"/>
+            <w:tcBorders>
+              <w:left w:val="single" w:sz="2" w:space="0" w:color="BFC7D5"/>
+              <w:bottom w:val="single" w:sz="2" w:space="0" w:color="BFC7D5"/>
+              <w:right w:val="single" w:sz="6" w:space="0" w:color="BFC7D5"/>
+            </w:tcBorders>
             <w:vAlign w:val="center"/>
           </w:tcPr>
           <w:p>
@@ -3043,8 +3451,12 @@
         <w:trPr/>
         <w:tc>
           <w:tcPr>
-            <w:tcW w:w="1546" w:type="dxa"/>
-            <w:tcBorders/>
+            <w:tcW w:w="1587" w:type="dxa"/>
+            <w:tcBorders>
+              <w:left w:val="single" w:sz="6" w:space="0" w:color="BFC7D5"/>
+              <w:bottom w:val="single" w:sz="2" w:space="0" w:color="BFC7D5"/>
+              <w:right w:val="single" w:sz="6" w:space="0" w:color="BFC7D5"/>
+            </w:tcBorders>
             <w:vAlign w:val="center"/>
           </w:tcPr>
           <w:p>
@@ -3065,8 +3477,12 @@
         </w:tc>
         <w:tc>
           <w:tcPr>
-            <w:tcW w:w="1621" w:type="dxa"/>
-            <w:tcBorders/>
+            <w:tcW w:w="1679" w:type="dxa"/>
+            <w:tcBorders>
+              <w:left w:val="single" w:sz="2" w:space="0" w:color="BFC7D5"/>
+              <w:bottom w:val="single" w:sz="2" w:space="0" w:color="BFC7D5"/>
+              <w:right w:val="single" w:sz="6" w:space="0" w:color="BFC7D5"/>
+            </w:tcBorders>
             <w:vAlign w:val="center"/>
           </w:tcPr>
           <w:p>
@@ -3095,8 +3511,12 @@
         </w:tc>
         <w:tc>
           <w:tcPr>
-            <w:tcW w:w="1442" w:type="dxa"/>
-            <w:tcBorders/>
+            <w:tcW w:w="1452" w:type="dxa"/>
+            <w:tcBorders>
+              <w:left w:val="single" w:sz="2" w:space="0" w:color="BFC7D5"/>
+              <w:bottom w:val="single" w:sz="2" w:space="0" w:color="BFC7D5"/>
+              <w:right w:val="single" w:sz="6" w:space="0" w:color="BFC7D5"/>
+            </w:tcBorders>
             <w:vAlign w:val="center"/>
           </w:tcPr>
           <w:p>
@@ -3124,8 +3544,12 @@
         <w:trPr/>
         <w:tc>
           <w:tcPr>
-            <w:tcW w:w="1546" w:type="dxa"/>
-            <w:tcBorders/>
+            <w:tcW w:w="1587" w:type="dxa"/>
+            <w:tcBorders>
+              <w:left w:val="single" w:sz="6" w:space="0" w:color="BFC7D5"/>
+              <w:bottom w:val="single" w:sz="2" w:space="0" w:color="BFC7D5"/>
+              <w:right w:val="single" w:sz="6" w:space="0" w:color="BFC7D5"/>
+            </w:tcBorders>
             <w:vAlign w:val="center"/>
           </w:tcPr>
           <w:p>
@@ -3146,8 +3570,12 @@
         </w:tc>
         <w:tc>
           <w:tcPr>
-            <w:tcW w:w="1621" w:type="dxa"/>
-            <w:tcBorders/>
+            <w:tcW w:w="1679" w:type="dxa"/>
+            <w:tcBorders>
+              <w:left w:val="single" w:sz="2" w:space="0" w:color="BFC7D5"/>
+              <w:bottom w:val="single" w:sz="2" w:space="0" w:color="BFC7D5"/>
+              <w:right w:val="single" w:sz="6" w:space="0" w:color="BFC7D5"/>
+            </w:tcBorders>
             <w:vAlign w:val="center"/>
           </w:tcPr>
           <w:p>
@@ -3166,8 +3594,12 @@
         </w:tc>
         <w:tc>
           <w:tcPr>
-            <w:tcW w:w="1442" w:type="dxa"/>
-            <w:tcBorders/>
+            <w:tcW w:w="1452" w:type="dxa"/>
+            <w:tcBorders>
+              <w:left w:val="single" w:sz="2" w:space="0" w:color="BFC7D5"/>
+              <w:bottom w:val="single" w:sz="2" w:space="0" w:color="BFC7D5"/>
+              <w:right w:val="single" w:sz="6" w:space="0" w:color="BFC7D5"/>
+            </w:tcBorders>
             <w:vAlign w:val="center"/>
           </w:tcPr>
           <w:p>
@@ -3195,8 +3627,12 @@
         <w:trPr/>
         <w:tc>
           <w:tcPr>
-            <w:tcW w:w="1546" w:type="dxa"/>
-            <w:tcBorders/>
+            <w:tcW w:w="1587" w:type="dxa"/>
+            <w:tcBorders>
+              <w:left w:val="single" w:sz="6" w:space="0" w:color="BFC7D5"/>
+              <w:bottom w:val="single" w:sz="2" w:space="0" w:color="BFC7D5"/>
+              <w:right w:val="single" w:sz="6" w:space="0" w:color="BFC7D5"/>
+            </w:tcBorders>
             <w:vAlign w:val="center"/>
           </w:tcPr>
           <w:p>
@@ -3217,8 +3653,12 @@
         </w:tc>
         <w:tc>
           <w:tcPr>
-            <w:tcW w:w="1621" w:type="dxa"/>
-            <w:tcBorders/>
+            <w:tcW w:w="1679" w:type="dxa"/>
+            <w:tcBorders>
+              <w:left w:val="single" w:sz="2" w:space="0" w:color="BFC7D5"/>
+              <w:bottom w:val="single" w:sz="2" w:space="0" w:color="BFC7D5"/>
+              <w:right w:val="single" w:sz="6" w:space="0" w:color="BFC7D5"/>
+            </w:tcBorders>
             <w:vAlign w:val="center"/>
           </w:tcPr>
           <w:p>
@@ -3237,8 +3677,12 @@
         </w:tc>
         <w:tc>
           <w:tcPr>
-            <w:tcW w:w="1442" w:type="dxa"/>
-            <w:tcBorders/>
+            <w:tcW w:w="1452" w:type="dxa"/>
+            <w:tcBorders>
+              <w:left w:val="single" w:sz="2" w:space="0" w:color="BFC7D5"/>
+              <w:bottom w:val="single" w:sz="2" w:space="0" w:color="BFC7D5"/>
+              <w:right w:val="single" w:sz="6" w:space="0" w:color="BFC7D5"/>
+            </w:tcBorders>
             <w:vAlign w:val="center"/>
           </w:tcPr>
           <w:p>
@@ -3262,8 +3706,12 @@
         <w:trPr/>
         <w:tc>
           <w:tcPr>
-            <w:tcW w:w="1546" w:type="dxa"/>
-            <w:tcBorders/>
+            <w:tcW w:w="1587" w:type="dxa"/>
+            <w:tcBorders>
+              <w:left w:val="single" w:sz="6" w:space="0" w:color="BFC7D5"/>
+              <w:bottom w:val="single" w:sz="2" w:space="0" w:color="BFC7D5"/>
+              <w:right w:val="single" w:sz="6" w:space="0" w:color="BFC7D5"/>
+            </w:tcBorders>
             <w:vAlign w:val="center"/>
           </w:tcPr>
           <w:p>
@@ -3284,8 +3732,12 @@
         </w:tc>
         <w:tc>
           <w:tcPr>
-            <w:tcW w:w="1621" w:type="dxa"/>
-            <w:tcBorders/>
+            <w:tcW w:w="1679" w:type="dxa"/>
+            <w:tcBorders>
+              <w:left w:val="single" w:sz="2" w:space="0" w:color="BFC7D5"/>
+              <w:bottom w:val="single" w:sz="2" w:space="0" w:color="BFC7D5"/>
+              <w:right w:val="single" w:sz="6" w:space="0" w:color="BFC7D5"/>
+            </w:tcBorders>
             <w:vAlign w:val="center"/>
           </w:tcPr>
           <w:p>
@@ -3324,8 +3776,12 @@
         </w:tc>
         <w:tc>
           <w:tcPr>
-            <w:tcW w:w="1442" w:type="dxa"/>
-            <w:tcBorders/>
+            <w:tcW w:w="1452" w:type="dxa"/>
+            <w:tcBorders>
+              <w:left w:val="single" w:sz="2" w:space="0" w:color="BFC7D5"/>
+              <w:bottom w:val="single" w:sz="2" w:space="0" w:color="BFC7D5"/>
+              <w:right w:val="single" w:sz="6" w:space="0" w:color="BFC7D5"/>
+            </w:tcBorders>
             <w:vAlign w:val="center"/>
           </w:tcPr>
           <w:p>
@@ -3359,8 +3815,12 @@
         <w:trPr/>
         <w:tc>
           <w:tcPr>
-            <w:tcW w:w="1546" w:type="dxa"/>
-            <w:tcBorders/>
+            <w:tcW w:w="1587" w:type="dxa"/>
+            <w:tcBorders>
+              <w:left w:val="single" w:sz="6" w:space="0" w:color="BFC7D5"/>
+              <w:bottom w:val="single" w:sz="2" w:space="0" w:color="BFC7D5"/>
+              <w:right w:val="single" w:sz="6" w:space="0" w:color="BFC7D5"/>
+            </w:tcBorders>
             <w:vAlign w:val="center"/>
           </w:tcPr>
           <w:p>
@@ -3381,8 +3841,12 @@
         </w:tc>
         <w:tc>
           <w:tcPr>
-            <w:tcW w:w="1621" w:type="dxa"/>
-            <w:tcBorders/>
+            <w:tcW w:w="1679" w:type="dxa"/>
+            <w:tcBorders>
+              <w:left w:val="single" w:sz="2" w:space="0" w:color="BFC7D5"/>
+              <w:bottom w:val="single" w:sz="2" w:space="0" w:color="BFC7D5"/>
+              <w:right w:val="single" w:sz="6" w:space="0" w:color="BFC7D5"/>
+            </w:tcBorders>
             <w:vAlign w:val="center"/>
           </w:tcPr>
           <w:p>
@@ -3421,8 +3885,12 @@
         </w:tc>
         <w:tc>
           <w:tcPr>
-            <w:tcW w:w="1442" w:type="dxa"/>
-            <w:tcBorders/>
+            <w:tcW w:w="1452" w:type="dxa"/>
+            <w:tcBorders>
+              <w:left w:val="single" w:sz="2" w:space="0" w:color="BFC7D5"/>
+              <w:bottom w:val="single" w:sz="2" w:space="0" w:color="BFC7D5"/>
+              <w:right w:val="single" w:sz="6" w:space="0" w:color="BFC7D5"/>
+            </w:tcBorders>
             <w:vAlign w:val="center"/>
           </w:tcPr>
           <w:p>
@@ -3466,8 +3934,12 @@
         <w:trPr/>
         <w:tc>
           <w:tcPr>
-            <w:tcW w:w="1546" w:type="dxa"/>
-            <w:tcBorders/>
+            <w:tcW w:w="1587" w:type="dxa"/>
+            <w:tcBorders>
+              <w:left w:val="single" w:sz="6" w:space="0" w:color="BFC7D5"/>
+              <w:bottom w:val="single" w:sz="6" w:space="0" w:color="BFC7D5"/>
+              <w:right w:val="single" w:sz="6" w:space="0" w:color="BFC7D5"/>
+            </w:tcBorders>
             <w:vAlign w:val="center"/>
           </w:tcPr>
           <w:p>
@@ -3488,8 +3960,12 @@
         </w:tc>
         <w:tc>
           <w:tcPr>
-            <w:tcW w:w="1621" w:type="dxa"/>
-            <w:tcBorders/>
+            <w:tcW w:w="1679" w:type="dxa"/>
+            <w:tcBorders>
+              <w:left w:val="single" w:sz="2" w:space="0" w:color="BFC7D5"/>
+              <w:bottom w:val="single" w:sz="6" w:space="0" w:color="BFC7D5"/>
+              <w:right w:val="single" w:sz="6" w:space="0" w:color="BFC7D5"/>
+            </w:tcBorders>
             <w:vAlign w:val="center"/>
           </w:tcPr>
           <w:p>
@@ -3508,8 +3984,12 @@
         </w:tc>
         <w:tc>
           <w:tcPr>
-            <w:tcW w:w="1442" w:type="dxa"/>
-            <w:tcBorders/>
+            <w:tcW w:w="1452" w:type="dxa"/>
+            <w:tcBorders>
+              <w:left w:val="single" w:sz="2" w:space="0" w:color="BFC7D5"/>
+              <w:bottom w:val="single" w:sz="6" w:space="0" w:color="BFC7D5"/>
+              <w:right w:val="single" w:sz="6" w:space="0" w:color="BFC7D5"/>
+            </w:tcBorders>
             <w:vAlign w:val="center"/>
           </w:tcPr>
           <w:p>
@@ -3548,21 +4028,21 @@
     </w:p>
     <w:tbl>
       <w:tblPr>
-        <w:tblW w:w="4609" w:type="dxa"/>
+        <w:tblW w:w="5000" w:type="pct"/>
         <w:jc w:val="left"/>
-        <w:tblInd w:w="0" w:type="dxa"/>
+        <w:tblInd w:w="-7" w:type="dxa"/>
         <w:tblLayout w:type="fixed"/>
         <w:tblCellMar>
-          <w:top w:w="28" w:type="dxa"/>
-          <w:left w:w="28" w:type="dxa"/>
-          <w:bottom w:w="28" w:type="dxa"/>
-          <w:right w:w="28" w:type="dxa"/>
+          <w:top w:w="60" w:type="dxa"/>
+          <w:left w:w="60" w:type="dxa"/>
+          <w:bottom w:w="60" w:type="dxa"/>
+          <w:right w:w="60" w:type="dxa"/>
         </w:tblCellMar>
       </w:tblPr>
       <w:tblGrid>
-        <w:gridCol w:w="2574"/>
-        <w:gridCol w:w="562"/>
-        <w:gridCol w:w="1473"/>
+        <w:gridCol w:w="2630"/>
+        <w:gridCol w:w="598"/>
+        <w:gridCol w:w="1490"/>
       </w:tblGrid>
       <w:tr>
         <w:trPr>
@@ -3570,66 +4050,90 @@
         </w:trPr>
         <w:tc>
           <w:tcPr>
-            <w:tcW w:w="2574" w:type="dxa"/>
-            <w:tcBorders/>
+            <w:tcW w:w="2630" w:type="dxa"/>
+            <w:tcBorders>
+              <w:top w:val="single" w:sz="6" w:space="0" w:color="BFC7D5"/>
+              <w:left w:val="single" w:sz="6" w:space="0" w:color="BFC7D5"/>
+              <w:bottom w:val="single" w:sz="2" w:space="0" w:color="BFC7D5"/>
+              <w:right w:val="single" w:sz="6" w:space="0" w:color="BFC7D5"/>
+            </w:tcBorders>
+            <w:shd w:fill="1F3A5F" w:val="clear"/>
             <w:vAlign w:val="center"/>
           </w:tcPr>
           <w:p>
             <w:pPr>
               <w:pStyle w:val="TableHeading"/>
-              <w:suppressLineNumbers/>
-              <w:shd w:fill="1F3A5F" w:val="clear"/>
-              <w:bidi w:val="0"/>
-              <w:spacing w:before="0" w:after="283"/>
-              <w:jc w:val="center"/>
-              <w:rPr/>
-            </w:pPr>
-            <w:r>
-              <w:rPr/>
+              <w:bidi w:val="0"/>
+              <w:spacing w:before="0" w:after="283"/>
+              <w:jc w:val="left"/>
+              <w:rPr>
+                <w:color w:val="FFFFFF"/>
+              </w:rPr>
+            </w:pPr>
+            <w:r>
+              <w:rPr>
+                <w:color w:val="FFFFFF"/>
+              </w:rPr>
               <w:t>Change</w:t>
             </w:r>
           </w:p>
         </w:tc>
         <w:tc>
           <w:tcPr>
-            <w:tcW w:w="562" w:type="dxa"/>
-            <w:tcBorders/>
+            <w:tcW w:w="598" w:type="dxa"/>
+            <w:tcBorders>
+              <w:top w:val="single" w:sz="6" w:space="0" w:color="BFC7D5"/>
+              <w:left w:val="single" w:sz="2" w:space="0" w:color="BFC7D5"/>
+              <w:bottom w:val="single" w:sz="2" w:space="0" w:color="BFC7D5"/>
+              <w:right w:val="single" w:sz="6" w:space="0" w:color="BFC7D5"/>
+            </w:tcBorders>
+            <w:shd w:fill="1F3A5F" w:val="clear"/>
             <w:vAlign w:val="center"/>
           </w:tcPr>
           <w:p>
             <w:pPr>
               <w:pStyle w:val="TableHeading"/>
-              <w:suppressLineNumbers/>
-              <w:shd w:fill="1F3A5F" w:val="clear"/>
-              <w:bidi w:val="0"/>
-              <w:spacing w:before="0" w:after="283"/>
-              <w:jc w:val="center"/>
-              <w:rPr/>
-            </w:pPr>
-            <w:r>
-              <w:rPr/>
+              <w:bidi w:val="0"/>
+              <w:spacing w:before="0" w:after="283"/>
+              <w:jc w:val="left"/>
+              <w:rPr>
+                <w:color w:val="FFFFFF"/>
+              </w:rPr>
+            </w:pPr>
+            <w:r>
+              <w:rPr>
+                <w:color w:val="FFFFFF"/>
+              </w:rPr>
               <w:t>Date</w:t>
             </w:r>
           </w:p>
         </w:tc>
         <w:tc>
           <w:tcPr>
-            <w:tcW w:w="1473" w:type="dxa"/>
-            <w:tcBorders/>
+            <w:tcW w:w="1490" w:type="dxa"/>
+            <w:tcBorders>
+              <w:top w:val="single" w:sz="6" w:space="0" w:color="BFC7D5"/>
+              <w:left w:val="single" w:sz="2" w:space="0" w:color="BFC7D5"/>
+              <w:bottom w:val="single" w:sz="2" w:space="0" w:color="BFC7D5"/>
+              <w:right w:val="single" w:sz="6" w:space="0" w:color="BFC7D5"/>
+            </w:tcBorders>
+            <w:shd w:fill="1F3A5F" w:val="clear"/>
             <w:vAlign w:val="center"/>
           </w:tcPr>
           <w:p>
             <w:pPr>
               <w:pStyle w:val="TableHeading"/>
-              <w:suppressLineNumbers/>
-              <w:shd w:fill="1F3A5F" w:val="clear"/>
-              <w:bidi w:val="0"/>
-              <w:spacing w:before="0" w:after="283"/>
-              <w:jc w:val="center"/>
-              <w:rPr/>
-            </w:pPr>
-            <w:r>
-              <w:rPr/>
+              <w:bidi w:val="0"/>
+              <w:spacing w:before="0" w:after="283"/>
+              <w:jc w:val="left"/>
+              <w:rPr>
+                <w:color w:val="FFFFFF"/>
+              </w:rPr>
+            </w:pPr>
+            <w:r>
+              <w:rPr>
+                <w:color w:val="FFFFFF"/>
+              </w:rPr>
               <w:t>Why</w:t>
             </w:r>
           </w:p>
@@ -3639,8 +4143,12 @@
         <w:trPr/>
         <w:tc>
           <w:tcPr>
-            <w:tcW w:w="2574" w:type="dxa"/>
-            <w:tcBorders/>
+            <w:tcW w:w="2630" w:type="dxa"/>
+            <w:tcBorders>
+              <w:left w:val="single" w:sz="6" w:space="0" w:color="BFC7D5"/>
+              <w:bottom w:val="single" w:sz="2" w:space="0" w:color="BFC7D5"/>
+              <w:right w:val="single" w:sz="6" w:space="0" w:color="BFC7D5"/>
+            </w:tcBorders>
             <w:vAlign w:val="center"/>
           </w:tcPr>
           <w:p>
@@ -3659,8 +4167,12 @@
         </w:tc>
         <w:tc>
           <w:tcPr>
-            <w:tcW w:w="562" w:type="dxa"/>
-            <w:tcBorders/>
+            <w:tcW w:w="598" w:type="dxa"/>
+            <w:tcBorders>
+              <w:left w:val="single" w:sz="2" w:space="0" w:color="BFC7D5"/>
+              <w:bottom w:val="single" w:sz="2" w:space="0" w:color="BFC7D5"/>
+              <w:right w:val="single" w:sz="6" w:space="0" w:color="BFC7D5"/>
+            </w:tcBorders>
             <w:vAlign w:val="center"/>
           </w:tcPr>
           <w:p>
@@ -3679,8 +4191,12 @@
         </w:tc>
         <w:tc>
           <w:tcPr>
-            <w:tcW w:w="1473" w:type="dxa"/>
-            <w:tcBorders/>
+            <w:tcW w:w="1490" w:type="dxa"/>
+            <w:tcBorders>
+              <w:left w:val="single" w:sz="2" w:space="0" w:color="BFC7D5"/>
+              <w:bottom w:val="single" w:sz="2" w:space="0" w:color="BFC7D5"/>
+              <w:right w:val="single" w:sz="6" w:space="0" w:color="BFC7D5"/>
+            </w:tcBorders>
             <w:vAlign w:val="center"/>
           </w:tcPr>
           <w:p>
@@ -3702,8 +4218,12 @@
         <w:trPr/>
         <w:tc>
           <w:tcPr>
-            <w:tcW w:w="2574" w:type="dxa"/>
-            <w:tcBorders/>
+            <w:tcW w:w="2630" w:type="dxa"/>
+            <w:tcBorders>
+              <w:left w:val="single" w:sz="6" w:space="0" w:color="BFC7D5"/>
+              <w:bottom w:val="single" w:sz="2" w:space="0" w:color="BFC7D5"/>
+              <w:right w:val="single" w:sz="6" w:space="0" w:color="BFC7D5"/>
+            </w:tcBorders>
             <w:vAlign w:val="center"/>
           </w:tcPr>
           <w:p>
@@ -3722,8 +4242,12 @@
         </w:tc>
         <w:tc>
           <w:tcPr>
-            <w:tcW w:w="562" w:type="dxa"/>
-            <w:tcBorders/>
+            <w:tcW w:w="598" w:type="dxa"/>
+            <w:tcBorders>
+              <w:left w:val="single" w:sz="2" w:space="0" w:color="BFC7D5"/>
+              <w:bottom w:val="single" w:sz="2" w:space="0" w:color="BFC7D5"/>
+              <w:right w:val="single" w:sz="6" w:space="0" w:color="BFC7D5"/>
+            </w:tcBorders>
             <w:vAlign w:val="center"/>
           </w:tcPr>
           <w:p>
@@ -3742,8 +4266,12 @@
         </w:tc>
         <w:tc>
           <w:tcPr>
-            <w:tcW w:w="1473" w:type="dxa"/>
-            <w:tcBorders/>
+            <w:tcW w:w="1490" w:type="dxa"/>
+            <w:tcBorders>
+              <w:left w:val="single" w:sz="2" w:space="0" w:color="BFC7D5"/>
+              <w:bottom w:val="single" w:sz="2" w:space="0" w:color="BFC7D5"/>
+              <w:right w:val="single" w:sz="6" w:space="0" w:color="BFC7D5"/>
+            </w:tcBorders>
             <w:vAlign w:val="center"/>
           </w:tcPr>
           <w:p>
@@ -3765,8 +4293,12 @@
         <w:trPr/>
         <w:tc>
           <w:tcPr>
-            <w:tcW w:w="2574" w:type="dxa"/>
-            <w:tcBorders/>
+            <w:tcW w:w="2630" w:type="dxa"/>
+            <w:tcBorders>
+              <w:left w:val="single" w:sz="6" w:space="0" w:color="BFC7D5"/>
+              <w:bottom w:val="single" w:sz="2" w:space="0" w:color="BFC7D5"/>
+              <w:right w:val="single" w:sz="6" w:space="0" w:color="BFC7D5"/>
+            </w:tcBorders>
             <w:vAlign w:val="center"/>
           </w:tcPr>
           <w:p>
@@ -3795,8 +4327,12 @@
         </w:tc>
         <w:tc>
           <w:tcPr>
-            <w:tcW w:w="562" w:type="dxa"/>
-            <w:tcBorders/>
+            <w:tcW w:w="598" w:type="dxa"/>
+            <w:tcBorders>
+              <w:left w:val="single" w:sz="2" w:space="0" w:color="BFC7D5"/>
+              <w:bottom w:val="single" w:sz="2" w:space="0" w:color="BFC7D5"/>
+              <w:right w:val="single" w:sz="6" w:space="0" w:color="BFC7D5"/>
+            </w:tcBorders>
             <w:vAlign w:val="center"/>
           </w:tcPr>
           <w:p>
@@ -3815,8 +4351,12 @@
         </w:tc>
         <w:tc>
           <w:tcPr>
-            <w:tcW w:w="1473" w:type="dxa"/>
-            <w:tcBorders/>
+            <w:tcW w:w="1490" w:type="dxa"/>
+            <w:tcBorders>
+              <w:left w:val="single" w:sz="2" w:space="0" w:color="BFC7D5"/>
+              <w:bottom w:val="single" w:sz="2" w:space="0" w:color="BFC7D5"/>
+              <w:right w:val="single" w:sz="6" w:space="0" w:color="BFC7D5"/>
+            </w:tcBorders>
             <w:vAlign w:val="center"/>
           </w:tcPr>
           <w:p>
@@ -3838,8 +4378,12 @@
         <w:trPr/>
         <w:tc>
           <w:tcPr>
-            <w:tcW w:w="2574" w:type="dxa"/>
-            <w:tcBorders/>
+            <w:tcW w:w="2630" w:type="dxa"/>
+            <w:tcBorders>
+              <w:left w:val="single" w:sz="6" w:space="0" w:color="BFC7D5"/>
+              <w:bottom w:val="single" w:sz="2" w:space="0" w:color="BFC7D5"/>
+              <w:right w:val="single" w:sz="6" w:space="0" w:color="BFC7D5"/>
+            </w:tcBorders>
             <w:vAlign w:val="center"/>
           </w:tcPr>
           <w:p>
@@ -3858,8 +4402,12 @@
         </w:tc>
         <w:tc>
           <w:tcPr>
-            <w:tcW w:w="562" w:type="dxa"/>
-            <w:tcBorders/>
+            <w:tcW w:w="598" w:type="dxa"/>
+            <w:tcBorders>
+              <w:left w:val="single" w:sz="2" w:space="0" w:color="BFC7D5"/>
+              <w:bottom w:val="single" w:sz="2" w:space="0" w:color="BFC7D5"/>
+              <w:right w:val="single" w:sz="6" w:space="0" w:color="BFC7D5"/>
+            </w:tcBorders>
             <w:vAlign w:val="center"/>
           </w:tcPr>
           <w:p>
@@ -3878,8 +4426,12 @@
         </w:tc>
         <w:tc>
           <w:tcPr>
-            <w:tcW w:w="1473" w:type="dxa"/>
-            <w:tcBorders/>
+            <w:tcW w:w="1490" w:type="dxa"/>
+            <w:tcBorders>
+              <w:left w:val="single" w:sz="2" w:space="0" w:color="BFC7D5"/>
+              <w:bottom w:val="single" w:sz="2" w:space="0" w:color="BFC7D5"/>
+              <w:right w:val="single" w:sz="6" w:space="0" w:color="BFC7D5"/>
+            </w:tcBorders>
             <w:vAlign w:val="center"/>
           </w:tcPr>
           <w:p>
@@ -3901,8 +4453,12 @@
         <w:trPr/>
         <w:tc>
           <w:tcPr>
-            <w:tcW w:w="2574" w:type="dxa"/>
-            <w:tcBorders/>
+            <w:tcW w:w="2630" w:type="dxa"/>
+            <w:tcBorders>
+              <w:left w:val="single" w:sz="6" w:space="0" w:color="BFC7D5"/>
+              <w:bottom w:val="single" w:sz="2" w:space="0" w:color="BFC7D5"/>
+              <w:right w:val="single" w:sz="6" w:space="0" w:color="BFC7D5"/>
+            </w:tcBorders>
             <w:vAlign w:val="center"/>
           </w:tcPr>
           <w:p>
@@ -3921,8 +4477,12 @@
         </w:tc>
         <w:tc>
           <w:tcPr>
-            <w:tcW w:w="562" w:type="dxa"/>
-            <w:tcBorders/>
+            <w:tcW w:w="598" w:type="dxa"/>
+            <w:tcBorders>
+              <w:left w:val="single" w:sz="2" w:space="0" w:color="BFC7D5"/>
+              <w:bottom w:val="single" w:sz="2" w:space="0" w:color="BFC7D5"/>
+              <w:right w:val="single" w:sz="6" w:space="0" w:color="BFC7D5"/>
+            </w:tcBorders>
             <w:vAlign w:val="center"/>
           </w:tcPr>
           <w:p>
@@ -3941,8 +4501,12 @@
         </w:tc>
         <w:tc>
           <w:tcPr>
-            <w:tcW w:w="1473" w:type="dxa"/>
-            <w:tcBorders/>
+            <w:tcW w:w="1490" w:type="dxa"/>
+            <w:tcBorders>
+              <w:left w:val="single" w:sz="2" w:space="0" w:color="BFC7D5"/>
+              <w:bottom w:val="single" w:sz="2" w:space="0" w:color="BFC7D5"/>
+              <w:right w:val="single" w:sz="6" w:space="0" w:color="BFC7D5"/>
+            </w:tcBorders>
             <w:vAlign w:val="center"/>
           </w:tcPr>
           <w:p>
@@ -3964,8 +4528,12 @@
         <w:trPr/>
         <w:tc>
           <w:tcPr>
-            <w:tcW w:w="2574" w:type="dxa"/>
-            <w:tcBorders/>
+            <w:tcW w:w="2630" w:type="dxa"/>
+            <w:tcBorders>
+              <w:left w:val="single" w:sz="6" w:space="0" w:color="BFC7D5"/>
+              <w:bottom w:val="single" w:sz="6" w:space="0" w:color="BFC7D5"/>
+              <w:right w:val="single" w:sz="6" w:space="0" w:color="BFC7D5"/>
+            </w:tcBorders>
             <w:vAlign w:val="center"/>
           </w:tcPr>
           <w:p>
@@ -3984,8 +4552,12 @@
         </w:tc>
         <w:tc>
           <w:tcPr>
-            <w:tcW w:w="562" w:type="dxa"/>
-            <w:tcBorders/>
+            <w:tcW w:w="598" w:type="dxa"/>
+            <w:tcBorders>
+              <w:left w:val="single" w:sz="2" w:space="0" w:color="BFC7D5"/>
+              <w:bottom w:val="single" w:sz="6" w:space="0" w:color="BFC7D5"/>
+              <w:right w:val="single" w:sz="6" w:space="0" w:color="BFC7D5"/>
+            </w:tcBorders>
             <w:vAlign w:val="center"/>
           </w:tcPr>
           <w:p>
@@ -4004,8 +4576,12 @@
         </w:tc>
         <w:tc>
           <w:tcPr>
-            <w:tcW w:w="1473" w:type="dxa"/>
-            <w:tcBorders/>
+            <w:tcW w:w="1490" w:type="dxa"/>
+            <w:tcBorders>
+              <w:left w:val="single" w:sz="2" w:space="0" w:color="BFC7D5"/>
+              <w:bottom w:val="single" w:sz="6" w:space="0" w:color="BFC7D5"/>
+              <w:right w:val="single" w:sz="6" w:space="0" w:color="BFC7D5"/>
+            </w:tcBorders>
             <w:vAlign w:val="center"/>
           </w:tcPr>
           <w:p>
@@ -4066,21 +4642,21 @@
     </w:p>
     <w:tbl>
       <w:tblPr>
-        <w:tblW w:w="4609" w:type="dxa"/>
+        <w:tblW w:w="5000" w:type="pct"/>
         <w:jc w:val="left"/>
-        <w:tblInd w:w="0" w:type="dxa"/>
+        <w:tblInd w:w="-7" w:type="dxa"/>
         <w:tblLayout w:type="fixed"/>
         <w:tblCellMar>
-          <w:top w:w="28" w:type="dxa"/>
-          <w:left w:w="28" w:type="dxa"/>
-          <w:bottom w:w="28" w:type="dxa"/>
-          <w:right w:w="28" w:type="dxa"/>
+          <w:top w:w="60" w:type="dxa"/>
+          <w:left w:w="60" w:type="dxa"/>
+          <w:bottom w:w="60" w:type="dxa"/>
+          <w:right w:w="60" w:type="dxa"/>
         </w:tblCellMar>
       </w:tblPr>
       <w:tblGrid>
-        <w:gridCol w:w="1509"/>
-        <w:gridCol w:w="1160"/>
-        <w:gridCol w:w="1940"/>
+        <w:gridCol w:w="1551"/>
+        <w:gridCol w:w="1199"/>
+        <w:gridCol w:w="1968"/>
       </w:tblGrid>
       <w:tr>
         <w:trPr>
@@ -4088,66 +4664,90 @@
         </w:trPr>
         <w:tc>
           <w:tcPr>
-            <w:tcW w:w="1509" w:type="dxa"/>
-            <w:tcBorders/>
+            <w:tcW w:w="1551" w:type="dxa"/>
+            <w:tcBorders>
+              <w:top w:val="single" w:sz="6" w:space="0" w:color="BFC7D5"/>
+              <w:left w:val="single" w:sz="6" w:space="0" w:color="BFC7D5"/>
+              <w:bottom w:val="single" w:sz="2" w:space="0" w:color="BFC7D5"/>
+              <w:right w:val="single" w:sz="6" w:space="0" w:color="BFC7D5"/>
+            </w:tcBorders>
+            <w:shd w:fill="1F3A5F" w:val="clear"/>
             <w:vAlign w:val="center"/>
           </w:tcPr>
           <w:p>
             <w:pPr>
               <w:pStyle w:val="TableHeading"/>
-              <w:suppressLineNumbers/>
-              <w:shd w:fill="1F3A5F" w:val="clear"/>
-              <w:bidi w:val="0"/>
-              <w:spacing w:before="0" w:after="283"/>
-              <w:jc w:val="center"/>
-              <w:rPr/>
-            </w:pPr>
-            <w:r>
-              <w:rPr/>
+              <w:bidi w:val="0"/>
+              <w:spacing w:before="0" w:after="283"/>
+              <w:jc w:val="left"/>
+              <w:rPr>
+                <w:color w:val="FFFFFF"/>
+              </w:rPr>
+            </w:pPr>
+            <w:r>
+              <w:rPr>
+                <w:color w:val="FFFFFF"/>
+              </w:rPr>
               <w:t>Objective</w:t>
             </w:r>
           </w:p>
         </w:tc>
         <w:tc>
           <w:tcPr>
-            <w:tcW w:w="1160" w:type="dxa"/>
-            <w:tcBorders/>
+            <w:tcW w:w="1199" w:type="dxa"/>
+            <w:tcBorders>
+              <w:top w:val="single" w:sz="6" w:space="0" w:color="BFC7D5"/>
+              <w:left w:val="single" w:sz="2" w:space="0" w:color="BFC7D5"/>
+              <w:bottom w:val="single" w:sz="2" w:space="0" w:color="BFC7D5"/>
+              <w:right w:val="single" w:sz="6" w:space="0" w:color="BFC7D5"/>
+            </w:tcBorders>
+            <w:shd w:fill="1F3A5F" w:val="clear"/>
             <w:vAlign w:val="center"/>
           </w:tcPr>
           <w:p>
             <w:pPr>
               <w:pStyle w:val="TableHeading"/>
-              <w:suppressLineNumbers/>
-              <w:shd w:fill="1F3A5F" w:val="clear"/>
-              <w:bidi w:val="0"/>
-              <w:spacing w:before="0" w:after="283"/>
-              <w:jc w:val="center"/>
-              <w:rPr/>
-            </w:pPr>
-            <w:r>
-              <w:rPr/>
+              <w:bidi w:val="0"/>
+              <w:spacing w:before="0" w:after="283"/>
+              <w:jc w:val="left"/>
+              <w:rPr>
+                <w:color w:val="FFFFFF"/>
+              </w:rPr>
+            </w:pPr>
+            <w:r>
+              <w:rPr>
+                <w:color w:val="FFFFFF"/>
+              </w:rPr>
               <w:t>Baseline</w:t>
             </w:r>
           </w:p>
         </w:tc>
         <w:tc>
           <w:tcPr>
-            <w:tcW w:w="1940" w:type="dxa"/>
-            <w:tcBorders/>
+            <w:tcW w:w="1968" w:type="dxa"/>
+            <w:tcBorders>
+              <w:top w:val="single" w:sz="6" w:space="0" w:color="BFC7D5"/>
+              <w:left w:val="single" w:sz="2" w:space="0" w:color="BFC7D5"/>
+              <w:bottom w:val="single" w:sz="2" w:space="0" w:color="BFC7D5"/>
+              <w:right w:val="single" w:sz="6" w:space="0" w:color="BFC7D5"/>
+            </w:tcBorders>
+            <w:shd w:fill="1F3A5F" w:val="clear"/>
             <w:vAlign w:val="center"/>
           </w:tcPr>
           <w:p>
             <w:pPr>
               <w:pStyle w:val="TableHeading"/>
-              <w:suppressLineNumbers/>
-              <w:shd w:fill="1F3A5F" w:val="clear"/>
-              <w:bidi w:val="0"/>
-              <w:spacing w:before="0" w:after="283"/>
-              <w:jc w:val="center"/>
-              <w:rPr/>
-            </w:pPr>
-            <w:r>
-              <w:rPr/>
+              <w:bidi w:val="0"/>
+              <w:spacing w:before="0" w:after="283"/>
+              <w:jc w:val="left"/>
+              <w:rPr>
+                <w:color w:val="FFFFFF"/>
+              </w:rPr>
+            </w:pPr>
+            <w:r>
+              <w:rPr>
+                <w:color w:val="FFFFFF"/>
+              </w:rPr>
               <w:t>Status</w:t>
             </w:r>
           </w:p>
@@ -4157,8 +4757,12 @@
         <w:trPr/>
         <w:tc>
           <w:tcPr>
-            <w:tcW w:w="1509" w:type="dxa"/>
-            <w:tcBorders/>
+            <w:tcW w:w="1551" w:type="dxa"/>
+            <w:tcBorders>
+              <w:left w:val="single" w:sz="6" w:space="0" w:color="BFC7D5"/>
+              <w:bottom w:val="single" w:sz="2" w:space="0" w:color="BFC7D5"/>
+              <w:right w:val="single" w:sz="6" w:space="0" w:color="BFC7D5"/>
+            </w:tcBorders>
             <w:vAlign w:val="center"/>
           </w:tcPr>
           <w:p>
@@ -4177,8 +4781,12 @@
         </w:tc>
         <w:tc>
           <w:tcPr>
-            <w:tcW w:w="1160" w:type="dxa"/>
-            <w:tcBorders/>
+            <w:tcW w:w="1199" w:type="dxa"/>
+            <w:tcBorders>
+              <w:left w:val="single" w:sz="2" w:space="0" w:color="BFC7D5"/>
+              <w:bottom w:val="single" w:sz="2" w:space="0" w:color="BFC7D5"/>
+              <w:right w:val="single" w:sz="6" w:space="0" w:color="BFC7D5"/>
+            </w:tcBorders>
             <w:vAlign w:val="center"/>
           </w:tcPr>
           <w:p>
@@ -4197,8 +4805,12 @@
         </w:tc>
         <w:tc>
           <w:tcPr>
-            <w:tcW w:w="1940" w:type="dxa"/>
-            <w:tcBorders/>
+            <w:tcW w:w="1968" w:type="dxa"/>
+            <w:tcBorders>
+              <w:left w:val="single" w:sz="2" w:space="0" w:color="BFC7D5"/>
+              <w:bottom w:val="single" w:sz="2" w:space="0" w:color="BFC7D5"/>
+              <w:right w:val="single" w:sz="6" w:space="0" w:color="BFC7D5"/>
+            </w:tcBorders>
             <w:vAlign w:val="center"/>
           </w:tcPr>
           <w:p>
@@ -4226,8 +4838,12 @@
         <w:trPr/>
         <w:tc>
           <w:tcPr>
-            <w:tcW w:w="1509" w:type="dxa"/>
-            <w:tcBorders/>
+            <w:tcW w:w="1551" w:type="dxa"/>
+            <w:tcBorders>
+              <w:left w:val="single" w:sz="6" w:space="0" w:color="BFC7D5"/>
+              <w:bottom w:val="single" w:sz="2" w:space="0" w:color="BFC7D5"/>
+              <w:right w:val="single" w:sz="6" w:space="0" w:color="BFC7D5"/>
+            </w:tcBorders>
             <w:vAlign w:val="center"/>
           </w:tcPr>
           <w:p>
@@ -4246,8 +4862,12 @@
         </w:tc>
         <w:tc>
           <w:tcPr>
-            <w:tcW w:w="1160" w:type="dxa"/>
-            <w:tcBorders/>
+            <w:tcW w:w="1199" w:type="dxa"/>
+            <w:tcBorders>
+              <w:left w:val="single" w:sz="2" w:space="0" w:color="BFC7D5"/>
+              <w:bottom w:val="single" w:sz="2" w:space="0" w:color="BFC7D5"/>
+              <w:right w:val="single" w:sz="6" w:space="0" w:color="BFC7D5"/>
+            </w:tcBorders>
             <w:vAlign w:val="center"/>
           </w:tcPr>
           <w:p>
@@ -4270,8 +4890,12 @@
         </w:tc>
         <w:tc>
           <w:tcPr>
-            <w:tcW w:w="1940" w:type="dxa"/>
-            <w:tcBorders/>
+            <w:tcW w:w="1968" w:type="dxa"/>
+            <w:tcBorders>
+              <w:left w:val="single" w:sz="2" w:space="0" w:color="BFC7D5"/>
+              <w:bottom w:val="single" w:sz="2" w:space="0" w:color="BFC7D5"/>
+              <w:right w:val="single" w:sz="6" w:space="0" w:color="BFC7D5"/>
+            </w:tcBorders>
             <w:vAlign w:val="center"/>
           </w:tcPr>
           <w:p>
@@ -4299,8 +4923,12 @@
         <w:trPr/>
         <w:tc>
           <w:tcPr>
-            <w:tcW w:w="1509" w:type="dxa"/>
-            <w:tcBorders/>
+            <w:tcW w:w="1551" w:type="dxa"/>
+            <w:tcBorders>
+              <w:left w:val="single" w:sz="6" w:space="0" w:color="BFC7D5"/>
+              <w:bottom w:val="single" w:sz="2" w:space="0" w:color="BFC7D5"/>
+              <w:right w:val="single" w:sz="6" w:space="0" w:color="BFC7D5"/>
+            </w:tcBorders>
             <w:vAlign w:val="center"/>
           </w:tcPr>
           <w:p>
@@ -4319,8 +4947,12 @@
         </w:tc>
         <w:tc>
           <w:tcPr>
-            <w:tcW w:w="1160" w:type="dxa"/>
-            <w:tcBorders/>
+            <w:tcW w:w="1199" w:type="dxa"/>
+            <w:tcBorders>
+              <w:left w:val="single" w:sz="2" w:space="0" w:color="BFC7D5"/>
+              <w:bottom w:val="single" w:sz="2" w:space="0" w:color="BFC7D5"/>
+              <w:right w:val="single" w:sz="6" w:space="0" w:color="BFC7D5"/>
+            </w:tcBorders>
             <w:vAlign w:val="center"/>
           </w:tcPr>
           <w:p>
@@ -4339,8 +4971,12 @@
         </w:tc>
         <w:tc>
           <w:tcPr>
-            <w:tcW w:w="1940" w:type="dxa"/>
-            <w:tcBorders/>
+            <w:tcW w:w="1968" w:type="dxa"/>
+            <w:tcBorders>
+              <w:left w:val="single" w:sz="2" w:space="0" w:color="BFC7D5"/>
+              <w:bottom w:val="single" w:sz="2" w:space="0" w:color="BFC7D5"/>
+              <w:right w:val="single" w:sz="6" w:space="0" w:color="BFC7D5"/>
+            </w:tcBorders>
             <w:vAlign w:val="center"/>
           </w:tcPr>
           <w:p>
@@ -4368,8 +5004,12 @@
         <w:trPr/>
         <w:tc>
           <w:tcPr>
-            <w:tcW w:w="1509" w:type="dxa"/>
-            <w:tcBorders/>
+            <w:tcW w:w="1551" w:type="dxa"/>
+            <w:tcBorders>
+              <w:left w:val="single" w:sz="6" w:space="0" w:color="BFC7D5"/>
+              <w:bottom w:val="single" w:sz="2" w:space="0" w:color="BFC7D5"/>
+              <w:right w:val="single" w:sz="6" w:space="0" w:color="BFC7D5"/>
+            </w:tcBorders>
             <w:vAlign w:val="center"/>
           </w:tcPr>
           <w:p>
@@ -4388,8 +5028,12 @@
         </w:tc>
         <w:tc>
           <w:tcPr>
-            <w:tcW w:w="1160" w:type="dxa"/>
-            <w:tcBorders/>
+            <w:tcW w:w="1199" w:type="dxa"/>
+            <w:tcBorders>
+              <w:left w:val="single" w:sz="2" w:space="0" w:color="BFC7D5"/>
+              <w:bottom w:val="single" w:sz="2" w:space="0" w:color="BFC7D5"/>
+              <w:right w:val="single" w:sz="6" w:space="0" w:color="BFC7D5"/>
+            </w:tcBorders>
             <w:vAlign w:val="center"/>
           </w:tcPr>
           <w:p>
@@ -4408,8 +5052,12 @@
         </w:tc>
         <w:tc>
           <w:tcPr>
-            <w:tcW w:w="1940" w:type="dxa"/>
-            <w:tcBorders/>
+            <w:tcW w:w="1968" w:type="dxa"/>
+            <w:tcBorders>
+              <w:left w:val="single" w:sz="2" w:space="0" w:color="BFC7D5"/>
+              <w:bottom w:val="single" w:sz="2" w:space="0" w:color="BFC7D5"/>
+              <w:right w:val="single" w:sz="6" w:space="0" w:color="BFC7D5"/>
+            </w:tcBorders>
             <w:vAlign w:val="center"/>
           </w:tcPr>
           <w:p>
@@ -4431,8 +5079,12 @@
         <w:trPr/>
         <w:tc>
           <w:tcPr>
-            <w:tcW w:w="1509" w:type="dxa"/>
-            <w:tcBorders/>
+            <w:tcW w:w="1551" w:type="dxa"/>
+            <w:tcBorders>
+              <w:left w:val="single" w:sz="6" w:space="0" w:color="BFC7D5"/>
+              <w:bottom w:val="single" w:sz="6" w:space="0" w:color="BFC7D5"/>
+              <w:right w:val="single" w:sz="6" w:space="0" w:color="BFC7D5"/>
+            </w:tcBorders>
             <w:vAlign w:val="center"/>
           </w:tcPr>
           <w:p>
@@ -4451,8 +5103,12 @@
         </w:tc>
         <w:tc>
           <w:tcPr>
-            <w:tcW w:w="1160" w:type="dxa"/>
-            <w:tcBorders/>
+            <w:tcW w:w="1199" w:type="dxa"/>
+            <w:tcBorders>
+              <w:left w:val="single" w:sz="2" w:space="0" w:color="BFC7D5"/>
+              <w:bottom w:val="single" w:sz="6" w:space="0" w:color="BFC7D5"/>
+              <w:right w:val="single" w:sz="6" w:space="0" w:color="BFC7D5"/>
+            </w:tcBorders>
             <w:vAlign w:val="center"/>
           </w:tcPr>
           <w:p>
@@ -4471,8 +5127,12 @@
         </w:tc>
         <w:tc>
           <w:tcPr>
-            <w:tcW w:w="1940" w:type="dxa"/>
-            <w:tcBorders/>
+            <w:tcW w:w="1968" w:type="dxa"/>
+            <w:tcBorders>
+              <w:left w:val="single" w:sz="2" w:space="0" w:color="BFC7D5"/>
+              <w:bottom w:val="single" w:sz="6" w:space="0" w:color="BFC7D5"/>
+              <w:right w:val="single" w:sz="6" w:space="0" w:color="BFC7D5"/>
+            </w:tcBorders>
             <w:vAlign w:val="center"/>
           </w:tcPr>
           <w:p>
@@ -4528,11 +5188,21 @@
         <w:rPr>
           <w:rStyle w:val="Strong"/>
         </w:rPr>
-        <w:t>It is at draft status and is not yet approved</w:t>
+        <w:t>It was approved on 2026-10-07</w:t>
       </w:r>
       <w:r>
         <w:rPr/>
-        <w:t>, which is stated on every document. It supplements, and must be reconciled with, the corporate Ajace QMS — see §4.</w:t>
+        <w:t xml:space="preserve"> (</w:t>
+      </w:r>
+      <w:r>
+        <w:rPr>
+          <w:rStyle w:val="SourceText"/>
+        </w:rPr>
+        <w:t>records/approvals/2026-10-07_AR-2026-001_document_approval.md</w:t>
+      </w:r>
+      <w:r>
+        <w:rPr/>
+        <w:t>). It supplements, and must be reconciled with, the corporate Ajace QMS — see §4.</w:t>
       </w:r>
     </w:p>
     <w:p>
@@ -4634,21 +5304,21 @@
     </w:p>
     <w:tbl>
       <w:tblPr>
-        <w:tblW w:w="4609" w:type="dxa"/>
+        <w:tblW w:w="5000" w:type="pct"/>
         <w:jc w:val="left"/>
-        <w:tblInd w:w="0" w:type="dxa"/>
+        <w:tblInd w:w="-7" w:type="dxa"/>
         <w:tblLayout w:type="fixed"/>
         <w:tblCellMar>
-          <w:top w:w="28" w:type="dxa"/>
-          <w:left w:w="28" w:type="dxa"/>
-          <w:bottom w:w="28" w:type="dxa"/>
-          <w:right w:w="28" w:type="dxa"/>
+          <w:top w:w="60" w:type="dxa"/>
+          <w:left w:w="60" w:type="dxa"/>
+          <w:bottom w:w="60" w:type="dxa"/>
+          <w:right w:w="60" w:type="dxa"/>
         </w:tblCellMar>
       </w:tblPr>
       <w:tblGrid>
-        <w:gridCol w:w="1334"/>
-        <w:gridCol w:w="1574"/>
-        <w:gridCol w:w="1701"/>
+        <w:gridCol w:w="1372"/>
+        <w:gridCol w:w="1632"/>
+        <w:gridCol w:w="1714"/>
       </w:tblGrid>
       <w:tr>
         <w:trPr>
@@ -4656,66 +5326,90 @@
         </w:trPr>
         <w:tc>
           <w:tcPr>
-            <w:tcW w:w="1334" w:type="dxa"/>
-            <w:tcBorders/>
+            <w:tcW w:w="1372" w:type="dxa"/>
+            <w:tcBorders>
+              <w:top w:val="single" w:sz="6" w:space="0" w:color="BFC7D5"/>
+              <w:left w:val="single" w:sz="6" w:space="0" w:color="BFC7D5"/>
+              <w:bottom w:val="single" w:sz="2" w:space="0" w:color="BFC7D5"/>
+              <w:right w:val="single" w:sz="6" w:space="0" w:color="BFC7D5"/>
+            </w:tcBorders>
+            <w:shd w:fill="1F3A5F" w:val="clear"/>
             <w:vAlign w:val="center"/>
           </w:tcPr>
           <w:p>
             <w:pPr>
               <w:pStyle w:val="TableHeading"/>
-              <w:suppressLineNumbers/>
-              <w:shd w:fill="1F3A5F" w:val="clear"/>
-              <w:bidi w:val="0"/>
-              <w:spacing w:before="0" w:after="283"/>
-              <w:jc w:val="center"/>
-              <w:rPr/>
-            </w:pPr>
-            <w:r>
-              <w:rPr/>
+              <w:bidi w:val="0"/>
+              <w:spacing w:before="0" w:after="283"/>
+              <w:jc w:val="left"/>
+              <w:rPr>
+                <w:color w:val="FFFFFF"/>
+              </w:rPr>
+            </w:pPr>
+            <w:r>
+              <w:rPr>
+                <w:color w:val="FFFFFF"/>
+              </w:rPr>
               <w:t>Question</w:t>
             </w:r>
           </w:p>
         </w:tc>
         <w:tc>
           <w:tcPr>
-            <w:tcW w:w="1574" w:type="dxa"/>
-            <w:tcBorders/>
+            <w:tcW w:w="1632" w:type="dxa"/>
+            <w:tcBorders>
+              <w:top w:val="single" w:sz="6" w:space="0" w:color="BFC7D5"/>
+              <w:left w:val="single" w:sz="2" w:space="0" w:color="BFC7D5"/>
+              <w:bottom w:val="single" w:sz="2" w:space="0" w:color="BFC7D5"/>
+              <w:right w:val="single" w:sz="6" w:space="0" w:color="BFC7D5"/>
+            </w:tcBorders>
+            <w:shd w:fill="1F3A5F" w:val="clear"/>
             <w:vAlign w:val="center"/>
           </w:tcPr>
           <w:p>
             <w:pPr>
               <w:pStyle w:val="TableHeading"/>
-              <w:suppressLineNumbers/>
-              <w:shd w:fill="1F3A5F" w:val="clear"/>
-              <w:bidi w:val="0"/>
-              <w:spacing w:before="0" w:after="283"/>
-              <w:jc w:val="center"/>
-              <w:rPr/>
-            </w:pPr>
-            <w:r>
-              <w:rPr/>
+              <w:bidi w:val="0"/>
+              <w:spacing w:before="0" w:after="283"/>
+              <w:jc w:val="left"/>
+              <w:rPr>
+                <w:color w:val="FFFFFF"/>
+              </w:rPr>
+            </w:pPr>
+            <w:r>
+              <w:rPr>
+                <w:color w:val="FFFFFF"/>
+              </w:rPr>
               <w:t>Answer</w:t>
             </w:r>
           </w:p>
         </w:tc>
         <w:tc>
           <w:tcPr>
-            <w:tcW w:w="1701" w:type="dxa"/>
-            <w:tcBorders/>
+            <w:tcW w:w="1714" w:type="dxa"/>
+            <w:tcBorders>
+              <w:top w:val="single" w:sz="6" w:space="0" w:color="BFC7D5"/>
+              <w:left w:val="single" w:sz="2" w:space="0" w:color="BFC7D5"/>
+              <w:bottom w:val="single" w:sz="2" w:space="0" w:color="BFC7D5"/>
+              <w:right w:val="single" w:sz="6" w:space="0" w:color="BFC7D5"/>
+            </w:tcBorders>
+            <w:shd w:fill="1F3A5F" w:val="clear"/>
             <w:vAlign w:val="center"/>
           </w:tcPr>
           <w:p>
             <w:pPr>
               <w:pStyle w:val="TableHeading"/>
-              <w:suppressLineNumbers/>
-              <w:shd w:fill="1F3A5F" w:val="clear"/>
-              <w:bidi w:val="0"/>
-              <w:spacing w:before="0" w:after="283"/>
-              <w:jc w:val="center"/>
-              <w:rPr/>
-            </w:pPr>
-            <w:r>
-              <w:rPr/>
+              <w:bidi w:val="0"/>
+              <w:spacing w:before="0" w:after="283"/>
+              <w:jc w:val="left"/>
+              <w:rPr>
+                <w:color w:val="FFFFFF"/>
+              </w:rPr>
+            </w:pPr>
+            <w:r>
+              <w:rPr>
+                <w:color w:val="FFFFFF"/>
+              </w:rPr>
               <w:t>Where</w:t>
             </w:r>
           </w:p>
@@ -4725,8 +5419,12 @@
         <w:trPr/>
         <w:tc>
           <w:tcPr>
-            <w:tcW w:w="1334" w:type="dxa"/>
-            <w:tcBorders/>
+            <w:tcW w:w="1372" w:type="dxa"/>
+            <w:tcBorders>
+              <w:left w:val="single" w:sz="6" w:space="0" w:color="BFC7D5"/>
+              <w:bottom w:val="single" w:sz="2" w:space="0" w:color="BFC7D5"/>
+              <w:right w:val="single" w:sz="6" w:space="0" w:color="BFC7D5"/>
+            </w:tcBorders>
             <w:vAlign w:val="center"/>
           </w:tcPr>
           <w:p>
@@ -4745,8 +5443,12 @@
         </w:tc>
         <w:tc>
           <w:tcPr>
-            <w:tcW w:w="1574" w:type="dxa"/>
-            <w:tcBorders/>
+            <w:tcW w:w="1632" w:type="dxa"/>
+            <w:tcBorders>
+              <w:left w:val="single" w:sz="2" w:space="0" w:color="BFC7D5"/>
+              <w:bottom w:val="single" w:sz="2" w:space="0" w:color="BFC7D5"/>
+              <w:right w:val="single" w:sz="6" w:space="0" w:color="BFC7D5"/>
+            </w:tcBorders>
             <w:vAlign w:val="center"/>
           </w:tcPr>
           <w:p>
@@ -4801,8 +5503,12 @@
         </w:tc>
         <w:tc>
           <w:tcPr>
-            <w:tcW w:w="1701" w:type="dxa"/>
-            <w:tcBorders/>
+            <w:tcW w:w="1714" w:type="dxa"/>
+            <w:tcBorders>
+              <w:left w:val="single" w:sz="2" w:space="0" w:color="BFC7D5"/>
+              <w:bottom w:val="single" w:sz="2" w:space="0" w:color="BFC7D5"/>
+              <w:right w:val="single" w:sz="6" w:space="0" w:color="BFC7D5"/>
+            </w:tcBorders>
             <w:vAlign w:val="center"/>
           </w:tcPr>
           <w:p>
@@ -4836,8 +5542,12 @@
         <w:trPr/>
         <w:tc>
           <w:tcPr>
-            <w:tcW w:w="1334" w:type="dxa"/>
-            <w:tcBorders/>
+            <w:tcW w:w="1372" w:type="dxa"/>
+            <w:tcBorders>
+              <w:left w:val="single" w:sz="6" w:space="0" w:color="BFC7D5"/>
+              <w:bottom w:val="single" w:sz="2" w:space="0" w:color="BFC7D5"/>
+              <w:right w:val="single" w:sz="6" w:space="0" w:color="BFC7D5"/>
+            </w:tcBorders>
             <w:vAlign w:val="center"/>
           </w:tcPr>
           <w:p>
@@ -4856,8 +5566,12 @@
         </w:tc>
         <w:tc>
           <w:tcPr>
-            <w:tcW w:w="1574" w:type="dxa"/>
-            <w:tcBorders/>
+            <w:tcW w:w="1632" w:type="dxa"/>
+            <w:tcBorders>
+              <w:left w:val="single" w:sz="2" w:space="0" w:color="BFC7D5"/>
+              <w:bottom w:val="single" w:sz="2" w:space="0" w:color="BFC7D5"/>
+              <w:right w:val="single" w:sz="6" w:space="0" w:color="BFC7D5"/>
+            </w:tcBorders>
             <w:vAlign w:val="center"/>
           </w:tcPr>
           <w:p>
@@ -4886,8 +5600,12 @@
         </w:tc>
         <w:tc>
           <w:tcPr>
-            <w:tcW w:w="1701" w:type="dxa"/>
-            <w:tcBorders/>
+            <w:tcW w:w="1714" w:type="dxa"/>
+            <w:tcBorders>
+              <w:left w:val="single" w:sz="2" w:space="0" w:color="BFC7D5"/>
+              <w:bottom w:val="single" w:sz="2" w:space="0" w:color="BFC7D5"/>
+              <w:right w:val="single" w:sz="6" w:space="0" w:color="BFC7D5"/>
+            </w:tcBorders>
             <w:vAlign w:val="center"/>
           </w:tcPr>
           <w:p>
@@ -4931,8 +5649,12 @@
         <w:trPr/>
         <w:tc>
           <w:tcPr>
-            <w:tcW w:w="1334" w:type="dxa"/>
-            <w:tcBorders/>
+            <w:tcW w:w="1372" w:type="dxa"/>
+            <w:tcBorders>
+              <w:left w:val="single" w:sz="6" w:space="0" w:color="BFC7D5"/>
+              <w:bottom w:val="single" w:sz="2" w:space="0" w:color="BFC7D5"/>
+              <w:right w:val="single" w:sz="6" w:space="0" w:color="BFC7D5"/>
+            </w:tcBorders>
             <w:vAlign w:val="center"/>
           </w:tcPr>
           <w:p>
@@ -4951,8 +5673,12 @@
         </w:tc>
         <w:tc>
           <w:tcPr>
-            <w:tcW w:w="1574" w:type="dxa"/>
-            <w:tcBorders/>
+            <w:tcW w:w="1632" w:type="dxa"/>
+            <w:tcBorders>
+              <w:left w:val="single" w:sz="2" w:space="0" w:color="BFC7D5"/>
+              <w:bottom w:val="single" w:sz="2" w:space="0" w:color="BFC7D5"/>
+              <w:right w:val="single" w:sz="6" w:space="0" w:color="BFC7D5"/>
+            </w:tcBorders>
             <w:vAlign w:val="center"/>
           </w:tcPr>
           <w:p>
@@ -4977,8 +5703,12 @@
         </w:tc>
         <w:tc>
           <w:tcPr>
-            <w:tcW w:w="1701" w:type="dxa"/>
-            <w:tcBorders/>
+            <w:tcW w:w="1714" w:type="dxa"/>
+            <w:tcBorders>
+              <w:left w:val="single" w:sz="2" w:space="0" w:color="BFC7D5"/>
+              <w:bottom w:val="single" w:sz="2" w:space="0" w:color="BFC7D5"/>
+              <w:right w:val="single" w:sz="6" w:space="0" w:color="BFC7D5"/>
+            </w:tcBorders>
             <w:vAlign w:val="center"/>
           </w:tcPr>
           <w:p>
@@ -5002,8 +5732,12 @@
         <w:trPr/>
         <w:tc>
           <w:tcPr>
-            <w:tcW w:w="1334" w:type="dxa"/>
-            <w:tcBorders/>
+            <w:tcW w:w="1372" w:type="dxa"/>
+            <w:tcBorders>
+              <w:left w:val="single" w:sz="6" w:space="0" w:color="BFC7D5"/>
+              <w:bottom w:val="single" w:sz="2" w:space="0" w:color="BFC7D5"/>
+              <w:right w:val="single" w:sz="6" w:space="0" w:color="BFC7D5"/>
+            </w:tcBorders>
             <w:vAlign w:val="center"/>
           </w:tcPr>
           <w:p>
@@ -5022,8 +5756,12 @@
         </w:tc>
         <w:tc>
           <w:tcPr>
-            <w:tcW w:w="1574" w:type="dxa"/>
-            <w:tcBorders/>
+            <w:tcW w:w="1632" w:type="dxa"/>
+            <w:tcBorders>
+              <w:left w:val="single" w:sz="2" w:space="0" w:color="BFC7D5"/>
+              <w:bottom w:val="single" w:sz="2" w:space="0" w:color="BFC7D5"/>
+              <w:right w:val="single" w:sz="6" w:space="0" w:color="BFC7D5"/>
+            </w:tcBorders>
             <w:vAlign w:val="center"/>
           </w:tcPr>
           <w:p>
@@ -5048,8 +5786,12 @@
         </w:tc>
         <w:tc>
           <w:tcPr>
-            <w:tcW w:w="1701" w:type="dxa"/>
-            <w:tcBorders/>
+            <w:tcW w:w="1714" w:type="dxa"/>
+            <w:tcBorders>
+              <w:left w:val="single" w:sz="2" w:space="0" w:color="BFC7D5"/>
+              <w:bottom w:val="single" w:sz="2" w:space="0" w:color="BFC7D5"/>
+              <w:right w:val="single" w:sz="6" w:space="0" w:color="BFC7D5"/>
+            </w:tcBorders>
             <w:vAlign w:val="center"/>
           </w:tcPr>
           <w:p>
@@ -5073,8 +5815,12 @@
         <w:trPr/>
         <w:tc>
           <w:tcPr>
-            <w:tcW w:w="1334" w:type="dxa"/>
-            <w:tcBorders/>
+            <w:tcW w:w="1372" w:type="dxa"/>
+            <w:tcBorders>
+              <w:left w:val="single" w:sz="6" w:space="0" w:color="BFC7D5"/>
+              <w:bottom w:val="single" w:sz="2" w:space="0" w:color="BFC7D5"/>
+              <w:right w:val="single" w:sz="6" w:space="0" w:color="BFC7D5"/>
+            </w:tcBorders>
             <w:vAlign w:val="center"/>
           </w:tcPr>
           <w:p>
@@ -5093,8 +5839,12 @@
         </w:tc>
         <w:tc>
           <w:tcPr>
-            <w:tcW w:w="1574" w:type="dxa"/>
-            <w:tcBorders/>
+            <w:tcW w:w="1632" w:type="dxa"/>
+            <w:tcBorders>
+              <w:left w:val="single" w:sz="2" w:space="0" w:color="BFC7D5"/>
+              <w:bottom w:val="single" w:sz="2" w:space="0" w:color="BFC7D5"/>
+              <w:right w:val="single" w:sz="6" w:space="0" w:color="BFC7D5"/>
+            </w:tcBorders>
             <w:vAlign w:val="center"/>
           </w:tcPr>
           <w:p>
@@ -5119,8 +5869,12 @@
         </w:tc>
         <w:tc>
           <w:tcPr>
-            <w:tcW w:w="1701" w:type="dxa"/>
-            <w:tcBorders/>
+            <w:tcW w:w="1714" w:type="dxa"/>
+            <w:tcBorders>
+              <w:left w:val="single" w:sz="2" w:space="0" w:color="BFC7D5"/>
+              <w:bottom w:val="single" w:sz="2" w:space="0" w:color="BFC7D5"/>
+              <w:right w:val="single" w:sz="6" w:space="0" w:color="BFC7D5"/>
+            </w:tcBorders>
             <w:vAlign w:val="center"/>
           </w:tcPr>
           <w:p>
@@ -5158,8 +5912,12 @@
         <w:trPr/>
         <w:tc>
           <w:tcPr>
-            <w:tcW w:w="1334" w:type="dxa"/>
-            <w:tcBorders/>
+            <w:tcW w:w="1372" w:type="dxa"/>
+            <w:tcBorders>
+              <w:left w:val="single" w:sz="6" w:space="0" w:color="BFC7D5"/>
+              <w:bottom w:val="single" w:sz="2" w:space="0" w:color="BFC7D5"/>
+              <w:right w:val="single" w:sz="6" w:space="0" w:color="BFC7D5"/>
+            </w:tcBorders>
             <w:vAlign w:val="center"/>
           </w:tcPr>
           <w:p>
@@ -5178,8 +5936,12 @@
         </w:tc>
         <w:tc>
           <w:tcPr>
-            <w:tcW w:w="1574" w:type="dxa"/>
-            <w:tcBorders/>
+            <w:tcW w:w="1632" w:type="dxa"/>
+            <w:tcBorders>
+              <w:left w:val="single" w:sz="2" w:space="0" w:color="BFC7D5"/>
+              <w:bottom w:val="single" w:sz="2" w:space="0" w:color="BFC7D5"/>
+              <w:right w:val="single" w:sz="6" w:space="0" w:color="BFC7D5"/>
+            </w:tcBorders>
             <w:vAlign w:val="center"/>
           </w:tcPr>
           <w:p>
@@ -5210,8 +5972,12 @@
         </w:tc>
         <w:tc>
           <w:tcPr>
-            <w:tcW w:w="1701" w:type="dxa"/>
-            <w:tcBorders/>
+            <w:tcW w:w="1714" w:type="dxa"/>
+            <w:tcBorders>
+              <w:left w:val="single" w:sz="2" w:space="0" w:color="BFC7D5"/>
+              <w:bottom w:val="single" w:sz="2" w:space="0" w:color="BFC7D5"/>
+              <w:right w:val="single" w:sz="6" w:space="0" w:color="BFC7D5"/>
+            </w:tcBorders>
             <w:vAlign w:val="center"/>
           </w:tcPr>
           <w:p>
@@ -5235,8 +6001,12 @@
         <w:trPr/>
         <w:tc>
           <w:tcPr>
-            <w:tcW w:w="1334" w:type="dxa"/>
-            <w:tcBorders/>
+            <w:tcW w:w="1372" w:type="dxa"/>
+            <w:tcBorders>
+              <w:left w:val="single" w:sz="6" w:space="0" w:color="BFC7D5"/>
+              <w:bottom w:val="single" w:sz="2" w:space="0" w:color="BFC7D5"/>
+              <w:right w:val="single" w:sz="6" w:space="0" w:color="BFC7D5"/>
+            </w:tcBorders>
             <w:vAlign w:val="center"/>
           </w:tcPr>
           <w:p>
@@ -5255,8 +6025,12 @@
         </w:tc>
         <w:tc>
           <w:tcPr>
-            <w:tcW w:w="1574" w:type="dxa"/>
-            <w:tcBorders/>
+            <w:tcW w:w="1632" w:type="dxa"/>
+            <w:tcBorders>
+              <w:left w:val="single" w:sz="2" w:space="0" w:color="BFC7D5"/>
+              <w:bottom w:val="single" w:sz="2" w:space="0" w:color="BFC7D5"/>
+              <w:right w:val="single" w:sz="6" w:space="0" w:color="BFC7D5"/>
+            </w:tcBorders>
             <w:vAlign w:val="center"/>
           </w:tcPr>
           <w:p>
@@ -5291,8 +6065,12 @@
         </w:tc>
         <w:tc>
           <w:tcPr>
-            <w:tcW w:w="1701" w:type="dxa"/>
-            <w:tcBorders/>
+            <w:tcW w:w="1714" w:type="dxa"/>
+            <w:tcBorders>
+              <w:left w:val="single" w:sz="2" w:space="0" w:color="BFC7D5"/>
+              <w:bottom w:val="single" w:sz="2" w:space="0" w:color="BFC7D5"/>
+              <w:right w:val="single" w:sz="6" w:space="0" w:color="BFC7D5"/>
+            </w:tcBorders>
             <w:vAlign w:val="center"/>
           </w:tcPr>
           <w:p>
@@ -5316,8 +6094,12 @@
         <w:trPr/>
         <w:tc>
           <w:tcPr>
-            <w:tcW w:w="1334" w:type="dxa"/>
-            <w:tcBorders/>
+            <w:tcW w:w="1372" w:type="dxa"/>
+            <w:tcBorders>
+              <w:left w:val="single" w:sz="6" w:space="0" w:color="BFC7D5"/>
+              <w:bottom w:val="single" w:sz="6" w:space="0" w:color="BFC7D5"/>
+              <w:right w:val="single" w:sz="6" w:space="0" w:color="BFC7D5"/>
+            </w:tcBorders>
             <w:vAlign w:val="center"/>
           </w:tcPr>
           <w:p>
@@ -5336,8 +6118,12 @@
         </w:tc>
         <w:tc>
           <w:tcPr>
-            <w:tcW w:w="1574" w:type="dxa"/>
-            <w:tcBorders/>
+            <w:tcW w:w="1632" w:type="dxa"/>
+            <w:tcBorders>
+              <w:left w:val="single" w:sz="2" w:space="0" w:color="BFC7D5"/>
+              <w:bottom w:val="single" w:sz="6" w:space="0" w:color="BFC7D5"/>
+              <w:right w:val="single" w:sz="6" w:space="0" w:color="BFC7D5"/>
+            </w:tcBorders>
             <w:vAlign w:val="center"/>
           </w:tcPr>
           <w:p>
@@ -5358,8 +6144,12 @@
         </w:tc>
         <w:tc>
           <w:tcPr>
-            <w:tcW w:w="1701" w:type="dxa"/>
-            <w:tcBorders/>
+            <w:tcW w:w="1714" w:type="dxa"/>
+            <w:tcBorders>
+              <w:left w:val="single" w:sz="2" w:space="0" w:color="BFC7D5"/>
+              <w:bottom w:val="single" w:sz="6" w:space="0" w:color="BFC7D5"/>
+              <w:right w:val="single" w:sz="6" w:space="0" w:color="BFC7D5"/>
+            </w:tcBorders>
             <w:vAlign w:val="center"/>
           </w:tcPr>
           <w:p>
@@ -5417,22 +6207,22 @@
     </w:p>
     <w:tbl>
       <w:tblPr>
-        <w:tblW w:w="4609" w:type="dxa"/>
+        <w:tblW w:w="4718" w:type="dxa"/>
         <w:jc w:val="left"/>
-        <w:tblInd w:w="0" w:type="dxa"/>
+        <w:tblInd w:w="-7" w:type="dxa"/>
         <w:tblLayout w:type="fixed"/>
         <w:tblCellMar>
-          <w:top w:w="28" w:type="dxa"/>
-          <w:left w:w="28" w:type="dxa"/>
-          <w:bottom w:w="28" w:type="dxa"/>
-          <w:right w:w="28" w:type="dxa"/>
+          <w:top w:w="60" w:type="dxa"/>
+          <w:left w:w="60" w:type="dxa"/>
+          <w:bottom w:w="60" w:type="dxa"/>
+          <w:right w:w="60" w:type="dxa"/>
         </w:tblCellMar>
       </w:tblPr>
       <w:tblGrid>
-        <w:gridCol w:w="331"/>
-        <w:gridCol w:w="2161"/>
-        <w:gridCol w:w="691"/>
-        <w:gridCol w:w="1426"/>
+        <w:gridCol w:w="365"/>
+        <w:gridCol w:w="2196"/>
+        <w:gridCol w:w="726"/>
+        <w:gridCol w:w="1431"/>
       </w:tblGrid>
       <w:tr>
         <w:trPr>
@@ -5440,88 +6230,120 @@
         </w:trPr>
         <w:tc>
           <w:tcPr>
-            <w:tcW w:w="331" w:type="dxa"/>
-            <w:tcBorders/>
+            <w:tcW w:w="365" w:type="dxa"/>
+            <w:tcBorders>
+              <w:top w:val="single" w:sz="6" w:space="0" w:color="BFC7D5"/>
+              <w:left w:val="single" w:sz="6" w:space="0" w:color="BFC7D5"/>
+              <w:bottom w:val="single" w:sz="2" w:space="0" w:color="BFC7D5"/>
+              <w:right w:val="single" w:sz="6" w:space="0" w:color="BFC7D5"/>
+            </w:tcBorders>
+            <w:shd w:fill="1F3A5F" w:val="clear"/>
             <w:vAlign w:val="center"/>
           </w:tcPr>
           <w:p>
             <w:pPr>
               <w:pStyle w:val="TableHeading"/>
-              <w:suppressLineNumbers/>
-              <w:shd w:fill="1F3A5F" w:val="clear"/>
-              <w:bidi w:val="0"/>
-              <w:spacing w:before="0" w:after="283"/>
-              <w:jc w:val="center"/>
-              <w:rPr/>
-            </w:pPr>
-            <w:r>
-              <w:rPr/>
+              <w:bidi w:val="0"/>
+              <w:spacing w:before="0" w:after="283"/>
+              <w:jc w:val="left"/>
+              <w:rPr>
+                <w:color w:val="FFFFFF"/>
+              </w:rPr>
+            </w:pPr>
+            <w:r>
+              <w:rPr>
+                <w:color w:val="FFFFFF"/>
+              </w:rPr>
               <w:t>#</w:t>
             </w:r>
           </w:p>
         </w:tc>
         <w:tc>
           <w:tcPr>
-            <w:tcW w:w="2161" w:type="dxa"/>
-            <w:tcBorders/>
+            <w:tcW w:w="2196" w:type="dxa"/>
+            <w:tcBorders>
+              <w:top w:val="single" w:sz="6" w:space="0" w:color="BFC7D5"/>
+              <w:left w:val="single" w:sz="2" w:space="0" w:color="BFC7D5"/>
+              <w:bottom w:val="single" w:sz="2" w:space="0" w:color="BFC7D5"/>
+              <w:right w:val="single" w:sz="6" w:space="0" w:color="BFC7D5"/>
+            </w:tcBorders>
+            <w:shd w:fill="1F3A5F" w:val="clear"/>
             <w:vAlign w:val="center"/>
           </w:tcPr>
           <w:p>
             <w:pPr>
               <w:pStyle w:val="TableHeading"/>
-              <w:suppressLineNumbers/>
-              <w:shd w:fill="1F3A5F" w:val="clear"/>
-              <w:bidi w:val="0"/>
-              <w:spacing w:before="0" w:after="283"/>
-              <w:jc w:val="center"/>
-              <w:rPr/>
-            </w:pPr>
-            <w:r>
-              <w:rPr/>
+              <w:bidi w:val="0"/>
+              <w:spacing w:before="0" w:after="283"/>
+              <w:jc w:val="left"/>
+              <w:rPr>
+                <w:color w:val="FFFFFF"/>
+              </w:rPr>
+            </w:pPr>
+            <w:r>
+              <w:rPr>
+                <w:color w:val="FFFFFF"/>
+              </w:rPr>
               <w:t>Weakness</w:t>
             </w:r>
           </w:p>
         </w:tc>
         <w:tc>
           <w:tcPr>
-            <w:tcW w:w="691" w:type="dxa"/>
-            <w:tcBorders/>
+            <w:tcW w:w="726" w:type="dxa"/>
+            <w:tcBorders>
+              <w:top w:val="single" w:sz="6" w:space="0" w:color="BFC7D5"/>
+              <w:left w:val="single" w:sz="2" w:space="0" w:color="BFC7D5"/>
+              <w:bottom w:val="single" w:sz="2" w:space="0" w:color="BFC7D5"/>
+              <w:right w:val="single" w:sz="6" w:space="0" w:color="BFC7D5"/>
+            </w:tcBorders>
+            <w:shd w:fill="1F3A5F" w:val="clear"/>
             <w:vAlign w:val="center"/>
           </w:tcPr>
           <w:p>
             <w:pPr>
               <w:pStyle w:val="TableHeading"/>
-              <w:suppressLineNumbers/>
-              <w:shd w:fill="1F3A5F" w:val="clear"/>
-              <w:bidi w:val="0"/>
-              <w:spacing w:before="0" w:after="283"/>
-              <w:jc w:val="center"/>
-              <w:rPr/>
-            </w:pPr>
-            <w:r>
-              <w:rPr/>
+              <w:bidi w:val="0"/>
+              <w:spacing w:before="0" w:after="283"/>
+              <w:jc w:val="left"/>
+              <w:rPr>
+                <w:color w:val="FFFFFF"/>
+              </w:rPr>
+            </w:pPr>
+            <w:r>
+              <w:rPr>
+                <w:color w:val="FFFFFF"/>
+              </w:rPr>
               <w:t>Clause</w:t>
             </w:r>
           </w:p>
         </w:tc>
         <w:tc>
           <w:tcPr>
-            <w:tcW w:w="1426" w:type="dxa"/>
-            <w:tcBorders/>
+            <w:tcW w:w="1431" w:type="dxa"/>
+            <w:tcBorders>
+              <w:top w:val="single" w:sz="6" w:space="0" w:color="BFC7D5"/>
+              <w:left w:val="single" w:sz="2" w:space="0" w:color="BFC7D5"/>
+              <w:bottom w:val="single" w:sz="2" w:space="0" w:color="BFC7D5"/>
+              <w:right w:val="single" w:sz="6" w:space="0" w:color="BFC7D5"/>
+            </w:tcBorders>
+            <w:shd w:fill="1F3A5F" w:val="clear"/>
             <w:vAlign w:val="center"/>
           </w:tcPr>
           <w:p>
             <w:pPr>
               <w:pStyle w:val="TableHeading"/>
-              <w:suppressLineNumbers/>
-              <w:shd w:fill="1F3A5F" w:val="clear"/>
-              <w:bidi w:val="0"/>
-              <w:spacing w:before="0" w:after="283"/>
-              <w:jc w:val="center"/>
-              <w:rPr/>
-            </w:pPr>
-            <w:r>
-              <w:rPr/>
+              <w:bidi w:val="0"/>
+              <w:spacing w:before="0" w:after="283"/>
+              <w:jc w:val="left"/>
+              <w:rPr>
+                <w:color w:val="FFFFFF"/>
+              </w:rPr>
+            </w:pPr>
+            <w:r>
+              <w:rPr>
+                <w:color w:val="FFFFFF"/>
+              </w:rPr>
               <w:t>Our position</w:t>
             </w:r>
           </w:p>
@@ -5531,8 +6353,12 @@
         <w:trPr/>
         <w:tc>
           <w:tcPr>
-            <w:tcW w:w="331" w:type="dxa"/>
-            <w:tcBorders/>
+            <w:tcW w:w="365" w:type="dxa"/>
+            <w:tcBorders>
+              <w:left w:val="single" w:sz="6" w:space="0" w:color="BFC7D5"/>
+              <w:bottom w:val="single" w:sz="2" w:space="0" w:color="BFC7D5"/>
+              <w:right w:val="single" w:sz="6" w:space="0" w:color="BFC7D5"/>
+            </w:tcBorders>
             <w:vAlign w:val="center"/>
           </w:tcPr>
           <w:p>
@@ -5551,8 +6377,12 @@
         </w:tc>
         <w:tc>
           <w:tcPr>
-            <w:tcW w:w="2161" w:type="dxa"/>
-            <w:tcBorders/>
+            <w:tcW w:w="2196" w:type="dxa"/>
+            <w:tcBorders>
+              <w:left w:val="single" w:sz="2" w:space="0" w:color="BFC7D5"/>
+              <w:bottom w:val="single" w:sz="2" w:space="0" w:color="BFC7D5"/>
+              <w:right w:val="single" w:sz="6" w:space="0" w:color="BFC7D5"/>
+            </w:tcBorders>
             <w:vAlign w:val="center"/>
           </w:tcPr>
           <w:p>
@@ -5571,8 +6401,12 @@
         </w:tc>
         <w:tc>
           <w:tcPr>
-            <w:tcW w:w="691" w:type="dxa"/>
-            <w:tcBorders/>
+            <w:tcW w:w="726" w:type="dxa"/>
+            <w:tcBorders>
+              <w:left w:val="single" w:sz="2" w:space="0" w:color="BFC7D5"/>
+              <w:bottom w:val="single" w:sz="2" w:space="0" w:color="BFC7D5"/>
+              <w:right w:val="single" w:sz="6" w:space="0" w:color="BFC7D5"/>
+            </w:tcBorders>
             <w:vAlign w:val="center"/>
           </w:tcPr>
           <w:p>
@@ -5591,8 +6425,12 @@
         </w:tc>
         <w:tc>
           <w:tcPr>
-            <w:tcW w:w="1426" w:type="dxa"/>
-            <w:tcBorders/>
+            <w:tcW w:w="1431" w:type="dxa"/>
+            <w:tcBorders>
+              <w:left w:val="single" w:sz="2" w:space="0" w:color="BFC7D5"/>
+              <w:bottom w:val="single" w:sz="2" w:space="0" w:color="BFC7D5"/>
+              <w:right w:val="single" w:sz="6" w:space="0" w:color="BFC7D5"/>
+            </w:tcBorders>
             <w:vAlign w:val="center"/>
           </w:tcPr>
           <w:p>
@@ -5614,8 +6452,12 @@
         <w:trPr/>
         <w:tc>
           <w:tcPr>
-            <w:tcW w:w="331" w:type="dxa"/>
-            <w:tcBorders/>
+            <w:tcW w:w="365" w:type="dxa"/>
+            <w:tcBorders>
+              <w:left w:val="single" w:sz="6" w:space="0" w:color="BFC7D5"/>
+              <w:bottom w:val="single" w:sz="2" w:space="0" w:color="BFC7D5"/>
+              <w:right w:val="single" w:sz="6" w:space="0" w:color="BFC7D5"/>
+            </w:tcBorders>
             <w:vAlign w:val="center"/>
           </w:tcPr>
           <w:p>
@@ -5634,8 +6476,12 @@
         </w:tc>
         <w:tc>
           <w:tcPr>
-            <w:tcW w:w="2161" w:type="dxa"/>
-            <w:tcBorders/>
+            <w:tcW w:w="2196" w:type="dxa"/>
+            <w:tcBorders>
+              <w:left w:val="single" w:sz="2" w:space="0" w:color="BFC7D5"/>
+              <w:bottom w:val="single" w:sz="2" w:space="0" w:color="BFC7D5"/>
+              <w:right w:val="single" w:sz="6" w:space="0" w:color="BFC7D5"/>
+            </w:tcBorders>
             <w:vAlign w:val="center"/>
           </w:tcPr>
           <w:p>
@@ -5654,8 +6500,12 @@
         </w:tc>
         <w:tc>
           <w:tcPr>
-            <w:tcW w:w="691" w:type="dxa"/>
-            <w:tcBorders/>
+            <w:tcW w:w="726" w:type="dxa"/>
+            <w:tcBorders>
+              <w:left w:val="single" w:sz="2" w:space="0" w:color="BFC7D5"/>
+              <w:bottom w:val="single" w:sz="2" w:space="0" w:color="BFC7D5"/>
+              <w:right w:val="single" w:sz="6" w:space="0" w:color="BFC7D5"/>
+            </w:tcBorders>
             <w:vAlign w:val="center"/>
           </w:tcPr>
           <w:p>
@@ -5674,8 +6524,12 @@
         </w:tc>
         <w:tc>
           <w:tcPr>
-            <w:tcW w:w="1426" w:type="dxa"/>
-            <w:tcBorders/>
+            <w:tcW w:w="1431" w:type="dxa"/>
+            <w:tcBorders>
+              <w:left w:val="single" w:sz="2" w:space="0" w:color="BFC7D5"/>
+              <w:bottom w:val="single" w:sz="2" w:space="0" w:color="BFC7D5"/>
+              <w:right w:val="single" w:sz="6" w:space="0" w:color="BFC7D5"/>
+            </w:tcBorders>
             <w:vAlign w:val="center"/>
           </w:tcPr>
           <w:p>
@@ -5697,8 +6551,12 @@
         <w:trPr/>
         <w:tc>
           <w:tcPr>
-            <w:tcW w:w="331" w:type="dxa"/>
-            <w:tcBorders/>
+            <w:tcW w:w="365" w:type="dxa"/>
+            <w:tcBorders>
+              <w:left w:val="single" w:sz="6" w:space="0" w:color="BFC7D5"/>
+              <w:bottom w:val="single" w:sz="2" w:space="0" w:color="BFC7D5"/>
+              <w:right w:val="single" w:sz="6" w:space="0" w:color="BFC7D5"/>
+            </w:tcBorders>
             <w:vAlign w:val="center"/>
           </w:tcPr>
           <w:p>
@@ -5717,8 +6575,12 @@
         </w:tc>
         <w:tc>
           <w:tcPr>
-            <w:tcW w:w="2161" w:type="dxa"/>
-            <w:tcBorders/>
+            <w:tcW w:w="2196" w:type="dxa"/>
+            <w:tcBorders>
+              <w:left w:val="single" w:sz="2" w:space="0" w:color="BFC7D5"/>
+              <w:bottom w:val="single" w:sz="2" w:space="0" w:color="BFC7D5"/>
+              <w:right w:val="single" w:sz="6" w:space="0" w:color="BFC7D5"/>
+            </w:tcBorders>
             <w:vAlign w:val="center"/>
           </w:tcPr>
           <w:p>
@@ -5753,8 +6615,12 @@
         </w:tc>
         <w:tc>
           <w:tcPr>
-            <w:tcW w:w="691" w:type="dxa"/>
-            <w:tcBorders/>
+            <w:tcW w:w="726" w:type="dxa"/>
+            <w:tcBorders>
+              <w:left w:val="single" w:sz="2" w:space="0" w:color="BFC7D5"/>
+              <w:bottom w:val="single" w:sz="2" w:space="0" w:color="BFC7D5"/>
+              <w:right w:val="single" w:sz="6" w:space="0" w:color="BFC7D5"/>
+            </w:tcBorders>
             <w:vAlign w:val="center"/>
           </w:tcPr>
           <w:p>
@@ -5773,8 +6639,12 @@
         </w:tc>
         <w:tc>
           <w:tcPr>
-            <w:tcW w:w="1426" w:type="dxa"/>
-            <w:tcBorders/>
+            <w:tcW w:w="1431" w:type="dxa"/>
+            <w:tcBorders>
+              <w:left w:val="single" w:sz="2" w:space="0" w:color="BFC7D5"/>
+              <w:bottom w:val="single" w:sz="2" w:space="0" w:color="BFC7D5"/>
+              <w:right w:val="single" w:sz="6" w:space="0" w:color="BFC7D5"/>
+            </w:tcBorders>
             <w:vAlign w:val="center"/>
           </w:tcPr>
           <w:p>
@@ -5816,8 +6686,12 @@
         <w:trPr/>
         <w:tc>
           <w:tcPr>
-            <w:tcW w:w="331" w:type="dxa"/>
-            <w:tcBorders/>
+            <w:tcW w:w="365" w:type="dxa"/>
+            <w:tcBorders>
+              <w:left w:val="single" w:sz="6" w:space="0" w:color="BFC7D5"/>
+              <w:bottom w:val="single" w:sz="2" w:space="0" w:color="BFC7D5"/>
+              <w:right w:val="single" w:sz="6" w:space="0" w:color="BFC7D5"/>
+            </w:tcBorders>
             <w:vAlign w:val="center"/>
           </w:tcPr>
           <w:p>
@@ -5836,8 +6710,12 @@
         </w:tc>
         <w:tc>
           <w:tcPr>
-            <w:tcW w:w="2161" w:type="dxa"/>
-            <w:tcBorders/>
+            <w:tcW w:w="2196" w:type="dxa"/>
+            <w:tcBorders>
+              <w:left w:val="single" w:sz="2" w:space="0" w:color="BFC7D5"/>
+              <w:bottom w:val="single" w:sz="2" w:space="0" w:color="BFC7D5"/>
+              <w:right w:val="single" w:sz="6" w:space="0" w:color="BFC7D5"/>
+            </w:tcBorders>
             <w:vAlign w:val="center"/>
           </w:tcPr>
           <w:p>
@@ -5966,8 +6844,12 @@
         </w:tc>
         <w:tc>
           <w:tcPr>
-            <w:tcW w:w="691" w:type="dxa"/>
-            <w:tcBorders/>
+            <w:tcW w:w="726" w:type="dxa"/>
+            <w:tcBorders>
+              <w:left w:val="single" w:sz="2" w:space="0" w:color="BFC7D5"/>
+              <w:bottom w:val="single" w:sz="2" w:space="0" w:color="BFC7D5"/>
+              <w:right w:val="single" w:sz="6" w:space="0" w:color="BFC7D5"/>
+            </w:tcBorders>
             <w:vAlign w:val="center"/>
           </w:tcPr>
           <w:p>
@@ -5986,8 +6868,12 @@
         </w:tc>
         <w:tc>
           <w:tcPr>
-            <w:tcW w:w="1426" w:type="dxa"/>
-            <w:tcBorders/>
+            <w:tcW w:w="1431" w:type="dxa"/>
+            <w:tcBorders>
+              <w:left w:val="single" w:sz="2" w:space="0" w:color="BFC7D5"/>
+              <w:bottom w:val="single" w:sz="2" w:space="0" w:color="BFC7D5"/>
+              <w:right w:val="single" w:sz="6" w:space="0" w:color="BFC7D5"/>
+            </w:tcBorders>
             <w:vAlign w:val="center"/>
           </w:tcPr>
           <w:p>
@@ -6009,8 +6895,12 @@
         <w:trPr/>
         <w:tc>
           <w:tcPr>
-            <w:tcW w:w="331" w:type="dxa"/>
-            <w:tcBorders/>
+            <w:tcW w:w="365" w:type="dxa"/>
+            <w:tcBorders>
+              <w:left w:val="single" w:sz="6" w:space="0" w:color="BFC7D5"/>
+              <w:bottom w:val="single" w:sz="2" w:space="0" w:color="BFC7D5"/>
+              <w:right w:val="single" w:sz="6" w:space="0" w:color="BFC7D5"/>
+            </w:tcBorders>
             <w:vAlign w:val="center"/>
           </w:tcPr>
           <w:p>
@@ -6029,28 +6919,36 @@
         </w:tc>
         <w:tc>
           <w:tcPr>
-            <w:tcW w:w="2161" w:type="dxa"/>
-            <w:tcBorders/>
-            <w:vAlign w:val="center"/>
-          </w:tcPr>
-          <w:p>
-            <w:pPr>
-              <w:pStyle w:val="TableContents"/>
-              <w:bidi w:val="0"/>
-              <w:spacing w:before="0" w:after="283"/>
-              <w:jc w:val="left"/>
-              <w:rPr/>
-            </w:pPr>
-            <w:r>
-              <w:rPr/>
-              <w:t>Product-level QMS documents are draft and unapproved</w:t>
-            </w:r>
-          </w:p>
-        </w:tc>
-        <w:tc>
-          <w:tcPr>
-            <w:tcW w:w="691" w:type="dxa"/>
-            <w:tcBorders/>
+            <w:tcW w:w="2196" w:type="dxa"/>
+            <w:tcBorders>
+              <w:left w:val="single" w:sz="2" w:space="0" w:color="BFC7D5"/>
+              <w:bottom w:val="single" w:sz="2" w:space="0" w:color="BFC7D5"/>
+              <w:right w:val="single" w:sz="6" w:space="0" w:color="BFC7D5"/>
+            </w:tcBorders>
+            <w:vAlign w:val="center"/>
+          </w:tcPr>
+          <w:p>
+            <w:pPr>
+              <w:pStyle w:val="TableContents"/>
+              <w:bidi w:val="0"/>
+              <w:spacing w:before="0" w:after="283"/>
+              <w:jc w:val="left"/>
+              <w:rPr/>
+            </w:pPr>
+            <w:r>
+              <w:rPr/>
+              <w:t>~~Product-level QMS documents are draft and unapproved~~</w:t>
+            </w:r>
+          </w:p>
+        </w:tc>
+        <w:tc>
+          <w:tcPr>
+            <w:tcW w:w="726" w:type="dxa"/>
+            <w:tcBorders>
+              <w:left w:val="single" w:sz="2" w:space="0" w:color="BFC7D5"/>
+              <w:bottom w:val="single" w:sz="2" w:space="0" w:color="BFC7D5"/>
+              <w:right w:val="single" w:sz="6" w:space="0" w:color="BFC7D5"/>
+            </w:tcBorders>
             <w:vAlign w:val="center"/>
           </w:tcPr>
           <w:p>
@@ -6069,21 +6967,41 @@
         </w:tc>
         <w:tc>
           <w:tcPr>
-            <w:tcW w:w="1426" w:type="dxa"/>
-            <w:tcBorders/>
-            <w:vAlign w:val="center"/>
-          </w:tcPr>
-          <w:p>
-            <w:pPr>
-              <w:pStyle w:val="TableContents"/>
-              <w:bidi w:val="0"/>
-              <w:spacing w:before="0" w:after="283"/>
-              <w:jc w:val="left"/>
-              <w:rPr/>
-            </w:pPr>
-            <w:r>
-              <w:rPr/>
-              <w:t>Either approve them or present them explicitly as supporting documentation under the corporate QMS</w:t>
+            <w:tcW w:w="1431" w:type="dxa"/>
+            <w:tcBorders>
+              <w:left w:val="single" w:sz="2" w:space="0" w:color="BFC7D5"/>
+              <w:bottom w:val="single" w:sz="2" w:space="0" w:color="BFC7D5"/>
+              <w:right w:val="single" w:sz="6" w:space="0" w:color="BFC7D5"/>
+            </w:tcBorders>
+            <w:vAlign w:val="center"/>
+          </w:tcPr>
+          <w:p>
+            <w:pPr>
+              <w:pStyle w:val="TableContents"/>
+              <w:bidi w:val="0"/>
+              <w:spacing w:before="0" w:after="283"/>
+              <w:jc w:val="left"/>
+              <w:rPr/>
+            </w:pPr>
+            <w:r>
+              <w:rPr>
+                <w:rStyle w:val="Strong"/>
+              </w:rPr>
+              <w:t>Closed 2026-10-07:</w:t>
+            </w:r>
+            <w:r>
+              <w:rPr/>
+              <w:t xml:space="preserve"> approved by Anita Johan, reviewed by Alexander Peter, QA Sheryl Nazareth (</w:t>
+            </w:r>
+            <w:r>
+              <w:rPr>
+                <w:rStyle w:val="SourceText"/>
+              </w:rPr>
+              <w:t>records/approvals/2026-10-07_AR-2026-001_document_approval.md</w:t>
+            </w:r>
+            <w:r>
+              <w:rPr/>
+              <w:t>)</w:t>
             </w:r>
           </w:p>
         </w:tc>
@@ -6092,8 +7010,12 @@
         <w:trPr/>
         <w:tc>
           <w:tcPr>
-            <w:tcW w:w="331" w:type="dxa"/>
-            <w:tcBorders/>
+            <w:tcW w:w="365" w:type="dxa"/>
+            <w:tcBorders>
+              <w:left w:val="single" w:sz="6" w:space="0" w:color="BFC7D5"/>
+              <w:bottom w:val="single" w:sz="2" w:space="0" w:color="BFC7D5"/>
+              <w:right w:val="single" w:sz="6" w:space="0" w:color="BFC7D5"/>
+            </w:tcBorders>
             <w:vAlign w:val="center"/>
           </w:tcPr>
           <w:p>
@@ -6112,28 +7034,36 @@
         </w:tc>
         <w:tc>
           <w:tcPr>
-            <w:tcW w:w="2161" w:type="dxa"/>
-            <w:tcBorders/>
-            <w:vAlign w:val="center"/>
-          </w:tcPr>
-          <w:p>
-            <w:pPr>
-              <w:pStyle w:val="TableContents"/>
-              <w:bidi w:val="0"/>
-              <w:spacing w:before="0" w:after="283"/>
-              <w:jc w:val="left"/>
-              <w:rPr/>
-            </w:pPr>
-            <w:r>
-              <w:rPr/>
-              <w:t>Independent review and internal audit are not achievable at current headcount</w:t>
-            </w:r>
-          </w:p>
-        </w:tc>
-        <w:tc>
-          <w:tcPr>
-            <w:tcW w:w="691" w:type="dxa"/>
-            <w:tcBorders/>
+            <w:tcW w:w="2196" w:type="dxa"/>
+            <w:tcBorders>
+              <w:left w:val="single" w:sz="2" w:space="0" w:color="BFC7D5"/>
+              <w:bottom w:val="single" w:sz="2" w:space="0" w:color="BFC7D5"/>
+              <w:right w:val="single" w:sz="6" w:space="0" w:color="BFC7D5"/>
+            </w:tcBorders>
+            <w:vAlign w:val="center"/>
+          </w:tcPr>
+          <w:p>
+            <w:pPr>
+              <w:pStyle w:val="TableContents"/>
+              <w:bidi w:val="0"/>
+              <w:spacing w:before="0" w:after="283"/>
+              <w:jc w:val="left"/>
+              <w:rPr/>
+            </w:pPr>
+            <w:r>
+              <w:rPr/>
+              <w:t>Engineering is concentrated in one engineer</w:t>
+            </w:r>
+          </w:p>
+        </w:tc>
+        <w:tc>
+          <w:tcPr>
+            <w:tcW w:w="726" w:type="dxa"/>
+            <w:tcBorders>
+              <w:left w:val="single" w:sz="2" w:space="0" w:color="BFC7D5"/>
+              <w:bottom w:val="single" w:sz="2" w:space="0" w:color="BFC7D5"/>
+              <w:right w:val="single" w:sz="6" w:space="0" w:color="BFC7D5"/>
+            </w:tcBorders>
             <w:vAlign w:val="center"/>
           </w:tcPr>
           <w:p>
@@ -6152,21 +7082,25 @@
         </w:tc>
         <w:tc>
           <w:tcPr>
-            <w:tcW w:w="1426" w:type="dxa"/>
-            <w:tcBorders/>
-            <w:vAlign w:val="center"/>
-          </w:tcPr>
-          <w:p>
-            <w:pPr>
-              <w:pStyle w:val="TableContents"/>
-              <w:bidi w:val="0"/>
-              <w:spacing w:before="0" w:after="283"/>
-              <w:jc w:val="left"/>
-              <w:rPr/>
-            </w:pPr>
-            <w:r>
-              <w:rPr/>
-              <w:t>Declared; corporate-level decision</w:t>
+            <w:tcW w:w="1431" w:type="dxa"/>
+            <w:tcBorders>
+              <w:left w:val="single" w:sz="2" w:space="0" w:color="BFC7D5"/>
+              <w:bottom w:val="single" w:sz="2" w:space="0" w:color="BFC7D5"/>
+              <w:right w:val="single" w:sz="6" w:space="0" w:color="BFC7D5"/>
+            </w:tcBorders>
+            <w:vAlign w:val="center"/>
+          </w:tcPr>
+          <w:p>
+            <w:pPr>
+              <w:pStyle w:val="TableContents"/>
+              <w:bidi w:val="0"/>
+              <w:spacing w:before="0" w:after="283"/>
+              <w:jc w:val="left"/>
+              <w:rPr/>
+            </w:pPr>
+            <w:r>
+              <w:rPr/>
+              <w:t>Independent review by the EchoMind Project Lead (Alexander Peter); internal audit through the corporate programme (MR Sheryl Nazareth)</w:t>
             </w:r>
           </w:p>
         </w:tc>
@@ -6175,8 +7109,12 @@
         <w:trPr/>
         <w:tc>
           <w:tcPr>
-            <w:tcW w:w="331" w:type="dxa"/>
-            <w:tcBorders/>
+            <w:tcW w:w="365" w:type="dxa"/>
+            <w:tcBorders>
+              <w:left w:val="single" w:sz="6" w:space="0" w:color="BFC7D5"/>
+              <w:bottom w:val="single" w:sz="2" w:space="0" w:color="BFC7D5"/>
+              <w:right w:val="single" w:sz="6" w:space="0" w:color="BFC7D5"/>
+            </w:tcBorders>
             <w:vAlign w:val="center"/>
           </w:tcPr>
           <w:p>
@@ -6195,8 +7133,12 @@
         </w:tc>
         <w:tc>
           <w:tcPr>
-            <w:tcW w:w="2161" w:type="dxa"/>
-            <w:tcBorders/>
+            <w:tcW w:w="2196" w:type="dxa"/>
+            <w:tcBorders>
+              <w:left w:val="single" w:sz="2" w:space="0" w:color="BFC7D5"/>
+              <w:bottom w:val="single" w:sz="2" w:space="0" w:color="BFC7D5"/>
+              <w:right w:val="single" w:sz="6" w:space="0" w:color="BFC7D5"/>
+            </w:tcBorders>
             <w:vAlign w:val="center"/>
           </w:tcPr>
           <w:p>
@@ -6215,8 +7157,12 @@
         </w:tc>
         <w:tc>
           <w:tcPr>
-            <w:tcW w:w="691" w:type="dxa"/>
-            <w:tcBorders/>
+            <w:tcW w:w="726" w:type="dxa"/>
+            <w:tcBorders>
+              <w:left w:val="single" w:sz="2" w:space="0" w:color="BFC7D5"/>
+              <w:bottom w:val="single" w:sz="2" w:space="0" w:color="BFC7D5"/>
+              <w:right w:val="single" w:sz="6" w:space="0" w:color="BFC7D5"/>
+            </w:tcBorders>
             <w:vAlign w:val="center"/>
           </w:tcPr>
           <w:p>
@@ -6235,8 +7181,12 @@
         </w:tc>
         <w:tc>
           <w:tcPr>
-            <w:tcW w:w="1426" w:type="dxa"/>
-            <w:tcBorders/>
+            <w:tcW w:w="1431" w:type="dxa"/>
+            <w:tcBorders>
+              <w:left w:val="single" w:sz="2" w:space="0" w:color="BFC7D5"/>
+              <w:bottom w:val="single" w:sz="2" w:space="0" w:color="BFC7D5"/>
+              <w:right w:val="single" w:sz="6" w:space="0" w:color="BFC7D5"/>
+            </w:tcBorders>
             <w:vAlign w:val="center"/>
           </w:tcPr>
           <w:p>
@@ -6258,8 +7208,12 @@
         <w:trPr/>
         <w:tc>
           <w:tcPr>
-            <w:tcW w:w="331" w:type="dxa"/>
-            <w:tcBorders/>
+            <w:tcW w:w="365" w:type="dxa"/>
+            <w:tcBorders>
+              <w:left w:val="single" w:sz="6" w:space="0" w:color="BFC7D5"/>
+              <w:bottom w:val="single" w:sz="2" w:space="0" w:color="BFC7D5"/>
+              <w:right w:val="single" w:sz="6" w:space="0" w:color="BFC7D5"/>
+            </w:tcBorders>
             <w:vAlign w:val="center"/>
           </w:tcPr>
           <w:p>
@@ -6278,8 +7232,12 @@
         </w:tc>
         <w:tc>
           <w:tcPr>
-            <w:tcW w:w="2161" w:type="dxa"/>
-            <w:tcBorders/>
+            <w:tcW w:w="2196" w:type="dxa"/>
+            <w:tcBorders>
+              <w:left w:val="single" w:sz="2" w:space="0" w:color="BFC7D5"/>
+              <w:bottom w:val="single" w:sz="2" w:space="0" w:color="BFC7D5"/>
+              <w:right w:val="single" w:sz="6" w:space="0" w:color="BFC7D5"/>
+            </w:tcBorders>
             <w:vAlign w:val="center"/>
           </w:tcPr>
           <w:p>
@@ -6298,8 +7256,12 @@
         </w:tc>
         <w:tc>
           <w:tcPr>
-            <w:tcW w:w="691" w:type="dxa"/>
-            <w:tcBorders/>
+            <w:tcW w:w="726" w:type="dxa"/>
+            <w:tcBorders>
+              <w:left w:val="single" w:sz="2" w:space="0" w:color="BFC7D5"/>
+              <w:bottom w:val="single" w:sz="2" w:space="0" w:color="BFC7D5"/>
+              <w:right w:val="single" w:sz="6" w:space="0" w:color="BFC7D5"/>
+            </w:tcBorders>
             <w:vAlign w:val="center"/>
           </w:tcPr>
           <w:p>
@@ -6318,21 +7280,35 @@
         </w:tc>
         <w:tc>
           <w:tcPr>
-            <w:tcW w:w="1426" w:type="dxa"/>
-            <w:tcBorders/>
-            <w:vAlign w:val="center"/>
-          </w:tcPr>
-          <w:p>
-            <w:pPr>
-              <w:pStyle w:val="TableContents"/>
-              <w:bidi w:val="0"/>
-              <w:spacing w:before="0" w:after="283"/>
-              <w:jc w:val="left"/>
-              <w:rPr/>
-            </w:pPr>
-            <w:r>
-              <w:rPr/>
-              <w:t xml:space="preserve">Declared. Cloudflare Access is not in front of the reference instance, and application auth had been switched off (found 2026-09-28; </w:t>
+            <w:tcW w:w="1431" w:type="dxa"/>
+            <w:tcBorders>
+              <w:left w:val="single" w:sz="2" w:space="0" w:color="BFC7D5"/>
+              <w:bottom w:val="single" w:sz="2" w:space="0" w:color="BFC7D5"/>
+              <w:right w:val="single" w:sz="6" w:space="0" w:color="BFC7D5"/>
+            </w:tcBorders>
+            <w:vAlign w:val="center"/>
+          </w:tcPr>
+          <w:p>
+            <w:pPr>
+              <w:pStyle w:val="TableContents"/>
+              <w:bidi w:val="0"/>
+              <w:spacing w:before="0" w:after="283"/>
+              <w:jc w:val="left"/>
+              <w:rPr/>
+            </w:pPr>
+            <w:r>
+              <w:rPr/>
+              <w:t xml:space="preserve">Declared. Cloudflare Access is not in front of the reference instance, and application auth had been switched off — found 2026-09-28; the access-log review shows it was off from </w:t>
+            </w:r>
+            <w:r>
+              <w:rPr>
+                <w:rStyle w:val="Strong"/>
+              </w:rPr>
+              <w:t>2026-07-30 to 2026-10-06</w:t>
+            </w:r>
+            <w:r>
+              <w:rPr/>
+              <w:t xml:space="preserve"> (</w:t>
             </w:r>
             <w:r>
               <w:rPr>
@@ -6342,7 +7318,17 @@
             </w:r>
             <w:r>
               <w:rPr/>
-              <w:t xml:space="preserve"> NC-2026-009). </w:t>
+              <w:t xml:space="preserve"> NC-2026-009; </w:t>
+            </w:r>
+            <w:r>
+              <w:rPr>
+                <w:rStyle w:val="SourceText"/>
+              </w:rPr>
+              <w:t>records/capa/2026-10-07_NC-2026-009_access_log_review.md</w:t>
+            </w:r>
+            <w:r>
+              <w:rPr/>
+              <w:t xml:space="preserve">). </w:t>
             </w:r>
             <w:r>
               <w:rPr>
@@ -6381,8 +7367,12 @@
         <w:trPr/>
         <w:tc>
           <w:tcPr>
-            <w:tcW w:w="331" w:type="dxa"/>
-            <w:tcBorders/>
+            <w:tcW w:w="365" w:type="dxa"/>
+            <w:tcBorders>
+              <w:left w:val="single" w:sz="6" w:space="0" w:color="BFC7D5"/>
+              <w:bottom w:val="single" w:sz="6" w:space="0" w:color="BFC7D5"/>
+              <w:right w:val="single" w:sz="6" w:space="0" w:color="BFC7D5"/>
+            </w:tcBorders>
             <w:vAlign w:val="center"/>
           </w:tcPr>
           <w:p>
@@ -6401,8 +7391,12 @@
         </w:tc>
         <w:tc>
           <w:tcPr>
-            <w:tcW w:w="2161" w:type="dxa"/>
-            <w:tcBorders/>
+            <w:tcW w:w="2196" w:type="dxa"/>
+            <w:tcBorders>
+              <w:left w:val="single" w:sz="2" w:space="0" w:color="BFC7D5"/>
+              <w:bottom w:val="single" w:sz="6" w:space="0" w:color="BFC7D5"/>
+              <w:right w:val="single" w:sz="6" w:space="0" w:color="BFC7D5"/>
+            </w:tcBorders>
             <w:vAlign w:val="center"/>
           </w:tcPr>
           <w:p>
@@ -6451,8 +7445,12 @@
         </w:tc>
         <w:tc>
           <w:tcPr>
-            <w:tcW w:w="691" w:type="dxa"/>
-            <w:tcBorders/>
+            <w:tcW w:w="726" w:type="dxa"/>
+            <w:tcBorders>
+              <w:left w:val="single" w:sz="2" w:space="0" w:color="BFC7D5"/>
+              <w:bottom w:val="single" w:sz="6" w:space="0" w:color="BFC7D5"/>
+              <w:right w:val="single" w:sz="6" w:space="0" w:color="BFC7D5"/>
+            </w:tcBorders>
             <w:vAlign w:val="center"/>
           </w:tcPr>
           <w:p>
@@ -6471,21 +7469,31 @@
         </w:tc>
         <w:tc>
           <w:tcPr>
-            <w:tcW w:w="1426" w:type="dxa"/>
-            <w:tcBorders/>
-            <w:vAlign w:val="center"/>
-          </w:tcPr>
-          <w:p>
-            <w:pPr>
-              <w:pStyle w:val="TableContents"/>
-              <w:bidi w:val="0"/>
-              <w:spacing w:before="0" w:after="283"/>
-              <w:jc w:val="left"/>
-              <w:rPr/>
-            </w:pPr>
-            <w:r>
-              <w:rPr/>
-              <w:t>Decide the intended visibility; if confidential, make the repository private</w:t>
+            <w:tcW w:w="1431" w:type="dxa"/>
+            <w:tcBorders>
+              <w:left w:val="single" w:sz="2" w:space="0" w:color="BFC7D5"/>
+              <w:bottom w:val="single" w:sz="6" w:space="0" w:color="BFC7D5"/>
+              <w:right w:val="single" w:sz="6" w:space="0" w:color="BFC7D5"/>
+            </w:tcBorders>
+            <w:vAlign w:val="center"/>
+          </w:tcPr>
+          <w:p>
+            <w:pPr>
+              <w:pStyle w:val="TableContents"/>
+              <w:bidi w:val="0"/>
+              <w:spacing w:before="0" w:after="283"/>
+              <w:jc w:val="left"/>
+              <w:rPr/>
+            </w:pPr>
+            <w:r>
+              <w:rPr>
+                <w:rStyle w:val="Strong"/>
+              </w:rPr>
+              <w:t>Decided 2026-10-07:</w:t>
+            </w:r>
+            <w:r>
+              <w:rPr/>
+              <w:t xml:space="preserve"> the repository and project board stay public; the customer name was removed from public material. The internal cheat sheet is kept out of the repository</w:t>
             </w:r>
           </w:p>
         </w:tc>
@@ -6516,22 +7524,22 @@
     </w:p>
     <w:tbl>
       <w:tblPr>
-        <w:tblW w:w="4609" w:type="dxa"/>
+        <w:tblW w:w="5000" w:type="pct"/>
         <w:jc w:val="left"/>
-        <w:tblInd w:w="0" w:type="dxa"/>
+        <w:tblInd w:w="-7" w:type="dxa"/>
         <w:tblLayout w:type="fixed"/>
         <w:tblCellMar>
-          <w:top w:w="28" w:type="dxa"/>
-          <w:left w:w="28" w:type="dxa"/>
-          <w:bottom w:w="28" w:type="dxa"/>
-          <w:right w:w="28" w:type="dxa"/>
+          <w:top w:w="60" w:type="dxa"/>
+          <w:left w:w="60" w:type="dxa"/>
+          <w:bottom w:w="60" w:type="dxa"/>
+          <w:right w:w="60" w:type="dxa"/>
         </w:tblCellMar>
       </w:tblPr>
       <w:tblGrid>
-        <w:gridCol w:w="316"/>
-        <w:gridCol w:w="2427"/>
-        <w:gridCol w:w="1174"/>
-        <w:gridCol w:w="692"/>
+        <w:gridCol w:w="349"/>
+        <w:gridCol w:w="2462"/>
+        <w:gridCol w:w="1209"/>
+        <w:gridCol w:w="698"/>
       </w:tblGrid>
       <w:tr>
         <w:trPr>
@@ -6539,88 +7547,120 @@
         </w:trPr>
         <w:tc>
           <w:tcPr>
-            <w:tcW w:w="316" w:type="dxa"/>
-            <w:tcBorders/>
+            <w:tcW w:w="349" w:type="dxa"/>
+            <w:tcBorders>
+              <w:top w:val="single" w:sz="6" w:space="0" w:color="BFC7D5"/>
+              <w:left w:val="single" w:sz="6" w:space="0" w:color="BFC7D5"/>
+              <w:bottom w:val="single" w:sz="2" w:space="0" w:color="BFC7D5"/>
+              <w:right w:val="single" w:sz="6" w:space="0" w:color="BFC7D5"/>
+            </w:tcBorders>
+            <w:shd w:fill="1F3A5F" w:val="clear"/>
             <w:vAlign w:val="center"/>
           </w:tcPr>
           <w:p>
             <w:pPr>
               <w:pStyle w:val="TableHeading"/>
-              <w:suppressLineNumbers/>
-              <w:shd w:fill="1F3A5F" w:val="clear"/>
-              <w:bidi w:val="0"/>
-              <w:spacing w:before="0" w:after="283"/>
-              <w:jc w:val="center"/>
-              <w:rPr/>
-            </w:pPr>
-            <w:r>
-              <w:rPr/>
+              <w:bidi w:val="0"/>
+              <w:spacing w:before="0" w:after="283"/>
+              <w:jc w:val="left"/>
+              <w:rPr>
+                <w:color w:val="FFFFFF"/>
+              </w:rPr>
+            </w:pPr>
+            <w:r>
+              <w:rPr>
+                <w:color w:val="FFFFFF"/>
+              </w:rPr>
               <w:t>#</w:t>
             </w:r>
           </w:p>
         </w:tc>
         <w:tc>
           <w:tcPr>
-            <w:tcW w:w="2427" w:type="dxa"/>
-            <w:tcBorders/>
+            <w:tcW w:w="2462" w:type="dxa"/>
+            <w:tcBorders>
+              <w:top w:val="single" w:sz="6" w:space="0" w:color="BFC7D5"/>
+              <w:left w:val="single" w:sz="2" w:space="0" w:color="BFC7D5"/>
+              <w:bottom w:val="single" w:sz="2" w:space="0" w:color="BFC7D5"/>
+              <w:right w:val="single" w:sz="6" w:space="0" w:color="BFC7D5"/>
+            </w:tcBorders>
+            <w:shd w:fill="1F3A5F" w:val="clear"/>
             <w:vAlign w:val="center"/>
           </w:tcPr>
           <w:p>
             <w:pPr>
               <w:pStyle w:val="TableHeading"/>
-              <w:suppressLineNumbers/>
-              <w:shd w:fill="1F3A5F" w:val="clear"/>
-              <w:bidi w:val="0"/>
-              <w:spacing w:before="0" w:after="283"/>
-              <w:jc w:val="center"/>
-              <w:rPr/>
-            </w:pPr>
-            <w:r>
-              <w:rPr/>
+              <w:bidi w:val="0"/>
+              <w:spacing w:before="0" w:after="283"/>
+              <w:jc w:val="left"/>
+              <w:rPr>
+                <w:color w:val="FFFFFF"/>
+              </w:rPr>
+            </w:pPr>
+            <w:r>
+              <w:rPr>
+                <w:color w:val="FFFFFF"/>
+              </w:rPr>
               <w:t>Task</w:t>
             </w:r>
           </w:p>
         </w:tc>
         <w:tc>
           <w:tcPr>
-            <w:tcW w:w="1174" w:type="dxa"/>
-            <w:tcBorders/>
+            <w:tcW w:w="1209" w:type="dxa"/>
+            <w:tcBorders>
+              <w:top w:val="single" w:sz="6" w:space="0" w:color="BFC7D5"/>
+              <w:left w:val="single" w:sz="2" w:space="0" w:color="BFC7D5"/>
+              <w:bottom w:val="single" w:sz="2" w:space="0" w:color="BFC7D5"/>
+              <w:right w:val="single" w:sz="6" w:space="0" w:color="BFC7D5"/>
+            </w:tcBorders>
+            <w:shd w:fill="1F3A5F" w:val="clear"/>
             <w:vAlign w:val="center"/>
           </w:tcPr>
           <w:p>
             <w:pPr>
               <w:pStyle w:val="TableHeading"/>
-              <w:suppressLineNumbers/>
-              <w:shd w:fill="1F3A5F" w:val="clear"/>
-              <w:bidi w:val="0"/>
-              <w:spacing w:before="0" w:after="283"/>
-              <w:jc w:val="center"/>
-              <w:rPr/>
-            </w:pPr>
-            <w:r>
-              <w:rPr/>
+              <w:bidi w:val="0"/>
+              <w:spacing w:before="0" w:after="283"/>
+              <w:jc w:val="left"/>
+              <w:rPr>
+                <w:color w:val="FFFFFF"/>
+              </w:rPr>
+            </w:pPr>
+            <w:r>
+              <w:rPr>
+                <w:color w:val="FFFFFF"/>
+              </w:rPr>
               <w:t>Owner</w:t>
             </w:r>
           </w:p>
         </w:tc>
         <w:tc>
           <w:tcPr>
-            <w:tcW w:w="692" w:type="dxa"/>
-            <w:tcBorders/>
+            <w:tcW w:w="698" w:type="dxa"/>
+            <w:tcBorders>
+              <w:top w:val="single" w:sz="6" w:space="0" w:color="BFC7D5"/>
+              <w:left w:val="single" w:sz="2" w:space="0" w:color="BFC7D5"/>
+              <w:bottom w:val="single" w:sz="2" w:space="0" w:color="BFC7D5"/>
+              <w:right w:val="single" w:sz="6" w:space="0" w:color="BFC7D5"/>
+            </w:tcBorders>
+            <w:shd w:fill="1F3A5F" w:val="clear"/>
             <w:vAlign w:val="center"/>
           </w:tcPr>
           <w:p>
             <w:pPr>
               <w:pStyle w:val="TableHeading"/>
-              <w:suppressLineNumbers/>
-              <w:shd w:fill="1F3A5F" w:val="clear"/>
-              <w:bidi w:val="0"/>
-              <w:spacing w:before="0" w:after="283"/>
-              <w:jc w:val="center"/>
-              <w:rPr/>
-            </w:pPr>
-            <w:r>
-              <w:rPr/>
+              <w:bidi w:val="0"/>
+              <w:spacing w:before="0" w:after="283"/>
+              <w:jc w:val="left"/>
+              <w:rPr>
+                <w:color w:val="FFFFFF"/>
+              </w:rPr>
+            </w:pPr>
+            <w:r>
+              <w:rPr>
+                <w:color w:val="FFFFFF"/>
+              </w:rPr>
               <w:t>Status</w:t>
             </w:r>
           </w:p>
@@ -6630,8 +7670,12 @@
         <w:trPr/>
         <w:tc>
           <w:tcPr>
-            <w:tcW w:w="316" w:type="dxa"/>
-            <w:tcBorders/>
+            <w:tcW w:w="349" w:type="dxa"/>
+            <w:tcBorders>
+              <w:left w:val="single" w:sz="6" w:space="0" w:color="BFC7D5"/>
+              <w:bottom w:val="single" w:sz="2" w:space="0" w:color="BFC7D5"/>
+              <w:right w:val="single" w:sz="6" w:space="0" w:color="BFC7D5"/>
+            </w:tcBorders>
             <w:vAlign w:val="center"/>
           </w:tcPr>
           <w:p>
@@ -6650,8 +7694,12 @@
         </w:tc>
         <w:tc>
           <w:tcPr>
-            <w:tcW w:w="2427" w:type="dxa"/>
-            <w:tcBorders/>
+            <w:tcW w:w="2462" w:type="dxa"/>
+            <w:tcBorders>
+              <w:left w:val="single" w:sz="2" w:space="0" w:color="BFC7D5"/>
+              <w:bottom w:val="single" w:sz="2" w:space="0" w:color="BFC7D5"/>
+              <w:right w:val="single" w:sz="6" w:space="0" w:color="BFC7D5"/>
+            </w:tcBorders>
             <w:vAlign w:val="center"/>
           </w:tcPr>
           <w:p>
@@ -6676,8 +7724,12 @@
         </w:tc>
         <w:tc>
           <w:tcPr>
-            <w:tcW w:w="1174" w:type="dxa"/>
-            <w:tcBorders/>
+            <w:tcW w:w="1209" w:type="dxa"/>
+            <w:tcBorders>
+              <w:left w:val="single" w:sz="2" w:space="0" w:color="BFC7D5"/>
+              <w:bottom w:val="single" w:sz="2" w:space="0" w:color="BFC7D5"/>
+              <w:right w:val="single" w:sz="6" w:space="0" w:color="BFC7D5"/>
+            </w:tcBorders>
             <w:vAlign w:val="center"/>
           </w:tcPr>
           <w:p>
@@ -6696,8 +7748,12 @@
         </w:tc>
         <w:tc>
           <w:tcPr>
-            <w:tcW w:w="692" w:type="dxa"/>
-            <w:tcBorders/>
+            <w:tcW w:w="698" w:type="dxa"/>
+            <w:tcBorders>
+              <w:left w:val="single" w:sz="2" w:space="0" w:color="BFC7D5"/>
+              <w:bottom w:val="single" w:sz="2" w:space="0" w:color="BFC7D5"/>
+              <w:right w:val="single" w:sz="6" w:space="0" w:color="BFC7D5"/>
+            </w:tcBorders>
             <w:vAlign w:val="center"/>
           </w:tcPr>
           <w:p>
@@ -6719,8 +7775,12 @@
         <w:trPr/>
         <w:tc>
           <w:tcPr>
-            <w:tcW w:w="316" w:type="dxa"/>
-            <w:tcBorders/>
+            <w:tcW w:w="349" w:type="dxa"/>
+            <w:tcBorders>
+              <w:left w:val="single" w:sz="6" w:space="0" w:color="BFC7D5"/>
+              <w:bottom w:val="single" w:sz="2" w:space="0" w:color="BFC7D5"/>
+              <w:right w:val="single" w:sz="6" w:space="0" w:color="BFC7D5"/>
+            </w:tcBorders>
             <w:vAlign w:val="center"/>
           </w:tcPr>
           <w:p>
@@ -6739,8 +7799,12 @@
         </w:tc>
         <w:tc>
           <w:tcPr>
-            <w:tcW w:w="2427" w:type="dxa"/>
-            <w:tcBorders/>
+            <w:tcW w:w="2462" w:type="dxa"/>
+            <w:tcBorders>
+              <w:left w:val="single" w:sz="2" w:space="0" w:color="BFC7D5"/>
+              <w:bottom w:val="single" w:sz="2" w:space="0" w:color="BFC7D5"/>
+              <w:right w:val="single" w:sz="6" w:space="0" w:color="BFC7D5"/>
+            </w:tcBorders>
             <w:vAlign w:val="center"/>
           </w:tcPr>
           <w:p>
@@ -6765,8 +7829,12 @@
         </w:tc>
         <w:tc>
           <w:tcPr>
-            <w:tcW w:w="1174" w:type="dxa"/>
-            <w:tcBorders/>
+            <w:tcW w:w="1209" w:type="dxa"/>
+            <w:tcBorders>
+              <w:left w:val="single" w:sz="2" w:space="0" w:color="BFC7D5"/>
+              <w:bottom w:val="single" w:sz="2" w:space="0" w:color="BFC7D5"/>
+              <w:right w:val="single" w:sz="6" w:space="0" w:color="BFC7D5"/>
+            </w:tcBorders>
             <w:vAlign w:val="center"/>
           </w:tcPr>
           <w:p>
@@ -6785,8 +7853,12 @@
         </w:tc>
         <w:tc>
           <w:tcPr>
-            <w:tcW w:w="692" w:type="dxa"/>
-            <w:tcBorders/>
+            <w:tcW w:w="698" w:type="dxa"/>
+            <w:tcBorders>
+              <w:left w:val="single" w:sz="2" w:space="0" w:color="BFC7D5"/>
+              <w:bottom w:val="single" w:sz="2" w:space="0" w:color="BFC7D5"/>
+              <w:right w:val="single" w:sz="6" w:space="0" w:color="BFC7D5"/>
+            </w:tcBorders>
             <w:vAlign w:val="center"/>
           </w:tcPr>
           <w:p>
@@ -6808,8 +7880,12 @@
         <w:trPr/>
         <w:tc>
           <w:tcPr>
-            <w:tcW w:w="316" w:type="dxa"/>
-            <w:tcBorders/>
+            <w:tcW w:w="349" w:type="dxa"/>
+            <w:tcBorders>
+              <w:left w:val="single" w:sz="6" w:space="0" w:color="BFC7D5"/>
+              <w:bottom w:val="single" w:sz="2" w:space="0" w:color="BFC7D5"/>
+              <w:right w:val="single" w:sz="6" w:space="0" w:color="BFC7D5"/>
+            </w:tcBorders>
             <w:vAlign w:val="center"/>
           </w:tcPr>
           <w:p>
@@ -6828,8 +7904,12 @@
         </w:tc>
         <w:tc>
           <w:tcPr>
-            <w:tcW w:w="2427" w:type="dxa"/>
-            <w:tcBorders/>
+            <w:tcW w:w="2462" w:type="dxa"/>
+            <w:tcBorders>
+              <w:left w:val="single" w:sz="2" w:space="0" w:color="BFC7D5"/>
+              <w:bottom w:val="single" w:sz="2" w:space="0" w:color="BFC7D5"/>
+              <w:right w:val="single" w:sz="6" w:space="0" w:color="BFC7D5"/>
+            </w:tcBorders>
             <w:vAlign w:val="center"/>
           </w:tcPr>
           <w:p>
@@ -6888,8 +7968,12 @@
         </w:tc>
         <w:tc>
           <w:tcPr>
-            <w:tcW w:w="1174" w:type="dxa"/>
-            <w:tcBorders/>
+            <w:tcW w:w="1209" w:type="dxa"/>
+            <w:tcBorders>
+              <w:left w:val="single" w:sz="2" w:space="0" w:color="BFC7D5"/>
+              <w:bottom w:val="single" w:sz="2" w:space="0" w:color="BFC7D5"/>
+              <w:right w:val="single" w:sz="6" w:space="0" w:color="BFC7D5"/>
+            </w:tcBorders>
             <w:vAlign w:val="center"/>
           </w:tcPr>
           <w:p>
@@ -6908,8 +7992,12 @@
         </w:tc>
         <w:tc>
           <w:tcPr>
-            <w:tcW w:w="692" w:type="dxa"/>
-            <w:tcBorders/>
+            <w:tcW w:w="698" w:type="dxa"/>
+            <w:tcBorders>
+              <w:left w:val="single" w:sz="2" w:space="0" w:color="BFC7D5"/>
+              <w:bottom w:val="single" w:sz="2" w:space="0" w:color="BFC7D5"/>
+              <w:right w:val="single" w:sz="6" w:space="0" w:color="BFC7D5"/>
+            </w:tcBorders>
             <w:vAlign w:val="center"/>
           </w:tcPr>
           <w:p>
@@ -6931,8 +8019,12 @@
         <w:trPr/>
         <w:tc>
           <w:tcPr>
-            <w:tcW w:w="316" w:type="dxa"/>
-            <w:tcBorders/>
+            <w:tcW w:w="349" w:type="dxa"/>
+            <w:tcBorders>
+              <w:left w:val="single" w:sz="6" w:space="0" w:color="BFC7D5"/>
+              <w:bottom w:val="single" w:sz="2" w:space="0" w:color="BFC7D5"/>
+              <w:right w:val="single" w:sz="6" w:space="0" w:color="BFC7D5"/>
+            </w:tcBorders>
             <w:vAlign w:val="center"/>
           </w:tcPr>
           <w:p>
@@ -6951,8 +8043,12 @@
         </w:tc>
         <w:tc>
           <w:tcPr>
-            <w:tcW w:w="2427" w:type="dxa"/>
-            <w:tcBorders/>
+            <w:tcW w:w="2462" w:type="dxa"/>
+            <w:tcBorders>
+              <w:left w:val="single" w:sz="2" w:space="0" w:color="BFC7D5"/>
+              <w:bottom w:val="single" w:sz="2" w:space="0" w:color="BFC7D5"/>
+              <w:right w:val="single" w:sz="6" w:space="0" w:color="BFC7D5"/>
+            </w:tcBorders>
             <w:vAlign w:val="center"/>
           </w:tcPr>
           <w:p>
@@ -6977,8 +8073,12 @@
         </w:tc>
         <w:tc>
           <w:tcPr>
-            <w:tcW w:w="1174" w:type="dxa"/>
-            <w:tcBorders/>
+            <w:tcW w:w="1209" w:type="dxa"/>
+            <w:tcBorders>
+              <w:left w:val="single" w:sz="2" w:space="0" w:color="BFC7D5"/>
+              <w:bottom w:val="single" w:sz="2" w:space="0" w:color="BFC7D5"/>
+              <w:right w:val="single" w:sz="6" w:space="0" w:color="BFC7D5"/>
+            </w:tcBorders>
             <w:vAlign w:val="center"/>
           </w:tcPr>
           <w:p>
@@ -6997,8 +8097,12 @@
         </w:tc>
         <w:tc>
           <w:tcPr>
-            <w:tcW w:w="692" w:type="dxa"/>
-            <w:tcBorders/>
+            <w:tcW w:w="698" w:type="dxa"/>
+            <w:tcBorders>
+              <w:left w:val="single" w:sz="2" w:space="0" w:color="BFC7D5"/>
+              <w:bottom w:val="single" w:sz="2" w:space="0" w:color="BFC7D5"/>
+              <w:right w:val="single" w:sz="6" w:space="0" w:color="BFC7D5"/>
+            </w:tcBorders>
             <w:vAlign w:val="center"/>
           </w:tcPr>
           <w:p>
@@ -7020,8 +8124,12 @@
         <w:trPr/>
         <w:tc>
           <w:tcPr>
-            <w:tcW w:w="316" w:type="dxa"/>
-            <w:tcBorders/>
+            <w:tcW w:w="349" w:type="dxa"/>
+            <w:tcBorders>
+              <w:left w:val="single" w:sz="6" w:space="0" w:color="BFC7D5"/>
+              <w:bottom w:val="single" w:sz="2" w:space="0" w:color="BFC7D5"/>
+              <w:right w:val="single" w:sz="6" w:space="0" w:color="BFC7D5"/>
+            </w:tcBorders>
             <w:vAlign w:val="center"/>
           </w:tcPr>
           <w:p>
@@ -7040,8 +8148,12 @@
         </w:tc>
         <w:tc>
           <w:tcPr>
-            <w:tcW w:w="2427" w:type="dxa"/>
-            <w:tcBorders/>
+            <w:tcW w:w="2462" w:type="dxa"/>
+            <w:tcBorders>
+              <w:left w:val="single" w:sz="2" w:space="0" w:color="BFC7D5"/>
+              <w:bottom w:val="single" w:sz="2" w:space="0" w:color="BFC7D5"/>
+              <w:right w:val="single" w:sz="6" w:space="0" w:color="BFC7D5"/>
+            </w:tcBorders>
             <w:vAlign w:val="center"/>
           </w:tcPr>
           <w:p>
@@ -7080,8 +8192,12 @@
         </w:tc>
         <w:tc>
           <w:tcPr>
-            <w:tcW w:w="1174" w:type="dxa"/>
-            <w:tcBorders/>
+            <w:tcW w:w="1209" w:type="dxa"/>
+            <w:tcBorders>
+              <w:left w:val="single" w:sz="2" w:space="0" w:color="BFC7D5"/>
+              <w:bottom w:val="single" w:sz="2" w:space="0" w:color="BFC7D5"/>
+              <w:right w:val="single" w:sz="6" w:space="0" w:color="BFC7D5"/>
+            </w:tcBorders>
             <w:vAlign w:val="center"/>
           </w:tcPr>
           <w:p>
@@ -7100,8 +8216,12 @@
         </w:tc>
         <w:tc>
           <w:tcPr>
-            <w:tcW w:w="692" w:type="dxa"/>
-            <w:tcBorders/>
+            <w:tcW w:w="698" w:type="dxa"/>
+            <w:tcBorders>
+              <w:left w:val="single" w:sz="2" w:space="0" w:color="BFC7D5"/>
+              <w:bottom w:val="single" w:sz="2" w:space="0" w:color="BFC7D5"/>
+              <w:right w:val="single" w:sz="6" w:space="0" w:color="BFC7D5"/>
+            </w:tcBorders>
             <w:vAlign w:val="center"/>
           </w:tcPr>
           <w:p>
@@ -7123,8 +8243,12 @@
         <w:trPr/>
         <w:tc>
           <w:tcPr>
-            <w:tcW w:w="316" w:type="dxa"/>
-            <w:tcBorders/>
+            <w:tcW w:w="349" w:type="dxa"/>
+            <w:tcBorders>
+              <w:left w:val="single" w:sz="6" w:space="0" w:color="BFC7D5"/>
+              <w:bottom w:val="single" w:sz="2" w:space="0" w:color="BFC7D5"/>
+              <w:right w:val="single" w:sz="6" w:space="0" w:color="BFC7D5"/>
+            </w:tcBorders>
             <w:vAlign w:val="center"/>
           </w:tcPr>
           <w:p>
@@ -7143,8 +8267,12 @@
         </w:tc>
         <w:tc>
           <w:tcPr>
-            <w:tcW w:w="2427" w:type="dxa"/>
-            <w:tcBorders/>
+            <w:tcW w:w="2462" w:type="dxa"/>
+            <w:tcBorders>
+              <w:left w:val="single" w:sz="2" w:space="0" w:color="BFC7D5"/>
+              <w:bottom w:val="single" w:sz="2" w:space="0" w:color="BFC7D5"/>
+              <w:right w:val="single" w:sz="6" w:space="0" w:color="BFC7D5"/>
+            </w:tcBorders>
             <w:vAlign w:val="center"/>
           </w:tcPr>
           <w:p>
@@ -7199,8 +8327,12 @@
         </w:tc>
         <w:tc>
           <w:tcPr>
-            <w:tcW w:w="1174" w:type="dxa"/>
-            <w:tcBorders/>
+            <w:tcW w:w="1209" w:type="dxa"/>
+            <w:tcBorders>
+              <w:left w:val="single" w:sz="2" w:space="0" w:color="BFC7D5"/>
+              <w:bottom w:val="single" w:sz="2" w:space="0" w:color="BFC7D5"/>
+              <w:right w:val="single" w:sz="6" w:space="0" w:color="BFC7D5"/>
+            </w:tcBorders>
             <w:vAlign w:val="center"/>
           </w:tcPr>
           <w:p>
@@ -7219,8 +8351,12 @@
         </w:tc>
         <w:tc>
           <w:tcPr>
-            <w:tcW w:w="692" w:type="dxa"/>
-            <w:tcBorders/>
+            <w:tcW w:w="698" w:type="dxa"/>
+            <w:tcBorders>
+              <w:left w:val="single" w:sz="2" w:space="0" w:color="BFC7D5"/>
+              <w:bottom w:val="single" w:sz="2" w:space="0" w:color="BFC7D5"/>
+              <w:right w:val="single" w:sz="6" w:space="0" w:color="BFC7D5"/>
+            </w:tcBorders>
             <w:vAlign w:val="center"/>
           </w:tcPr>
           <w:p>
@@ -7242,8 +8378,12 @@
         <w:trPr/>
         <w:tc>
           <w:tcPr>
-            <w:tcW w:w="316" w:type="dxa"/>
-            <w:tcBorders/>
+            <w:tcW w:w="349" w:type="dxa"/>
+            <w:tcBorders>
+              <w:left w:val="single" w:sz="6" w:space="0" w:color="BFC7D5"/>
+              <w:bottom w:val="single" w:sz="2" w:space="0" w:color="BFC7D5"/>
+              <w:right w:val="single" w:sz="6" w:space="0" w:color="BFC7D5"/>
+            </w:tcBorders>
             <w:vAlign w:val="center"/>
           </w:tcPr>
           <w:p>
@@ -7262,8 +8402,12 @@
         </w:tc>
         <w:tc>
           <w:tcPr>
-            <w:tcW w:w="2427" w:type="dxa"/>
-            <w:tcBorders/>
+            <w:tcW w:w="2462" w:type="dxa"/>
+            <w:tcBorders>
+              <w:left w:val="single" w:sz="2" w:space="0" w:color="BFC7D5"/>
+              <w:bottom w:val="single" w:sz="2" w:space="0" w:color="BFC7D5"/>
+              <w:right w:val="single" w:sz="6" w:space="0" w:color="BFC7D5"/>
+            </w:tcBorders>
             <w:vAlign w:val="center"/>
           </w:tcPr>
           <w:p>
@@ -7382,8 +8526,12 @@
         </w:tc>
         <w:tc>
           <w:tcPr>
-            <w:tcW w:w="1174" w:type="dxa"/>
-            <w:tcBorders/>
+            <w:tcW w:w="1209" w:type="dxa"/>
+            <w:tcBorders>
+              <w:left w:val="single" w:sz="2" w:space="0" w:color="BFC7D5"/>
+              <w:bottom w:val="single" w:sz="2" w:space="0" w:color="BFC7D5"/>
+              <w:right w:val="single" w:sz="6" w:space="0" w:color="BFC7D5"/>
+            </w:tcBorders>
             <w:vAlign w:val="center"/>
           </w:tcPr>
           <w:p>
@@ -7402,8 +8550,12 @@
         </w:tc>
         <w:tc>
           <w:tcPr>
-            <w:tcW w:w="692" w:type="dxa"/>
-            <w:tcBorders/>
+            <w:tcW w:w="698" w:type="dxa"/>
+            <w:tcBorders>
+              <w:left w:val="single" w:sz="2" w:space="0" w:color="BFC7D5"/>
+              <w:bottom w:val="single" w:sz="2" w:space="0" w:color="BFC7D5"/>
+              <w:right w:val="single" w:sz="6" w:space="0" w:color="BFC7D5"/>
+            </w:tcBorders>
             <w:vAlign w:val="center"/>
           </w:tcPr>
           <w:p>
@@ -7425,8 +8577,12 @@
         <w:trPr/>
         <w:tc>
           <w:tcPr>
-            <w:tcW w:w="316" w:type="dxa"/>
-            <w:tcBorders/>
+            <w:tcW w:w="349" w:type="dxa"/>
+            <w:tcBorders>
+              <w:left w:val="single" w:sz="6" w:space="0" w:color="BFC7D5"/>
+              <w:bottom w:val="single" w:sz="2" w:space="0" w:color="BFC7D5"/>
+              <w:right w:val="single" w:sz="6" w:space="0" w:color="BFC7D5"/>
+            </w:tcBorders>
             <w:vAlign w:val="center"/>
           </w:tcPr>
           <w:p>
@@ -7445,8 +8601,12 @@
         </w:tc>
         <w:tc>
           <w:tcPr>
-            <w:tcW w:w="2427" w:type="dxa"/>
-            <w:tcBorders/>
+            <w:tcW w:w="2462" w:type="dxa"/>
+            <w:tcBorders>
+              <w:left w:val="single" w:sz="2" w:space="0" w:color="BFC7D5"/>
+              <w:bottom w:val="single" w:sz="2" w:space="0" w:color="BFC7D5"/>
+              <w:right w:val="single" w:sz="6" w:space="0" w:color="BFC7D5"/>
+            </w:tcBorders>
             <w:vAlign w:val="center"/>
           </w:tcPr>
           <w:p>
@@ -7483,8 +8643,12 @@
         </w:tc>
         <w:tc>
           <w:tcPr>
-            <w:tcW w:w="1174" w:type="dxa"/>
-            <w:tcBorders/>
+            <w:tcW w:w="1209" w:type="dxa"/>
+            <w:tcBorders>
+              <w:left w:val="single" w:sz="2" w:space="0" w:color="BFC7D5"/>
+              <w:bottom w:val="single" w:sz="2" w:space="0" w:color="BFC7D5"/>
+              <w:right w:val="single" w:sz="6" w:space="0" w:color="BFC7D5"/>
+            </w:tcBorders>
             <w:vAlign w:val="center"/>
           </w:tcPr>
           <w:p>
@@ -7503,8 +8667,12 @@
         </w:tc>
         <w:tc>
           <w:tcPr>
-            <w:tcW w:w="692" w:type="dxa"/>
-            <w:tcBorders/>
+            <w:tcW w:w="698" w:type="dxa"/>
+            <w:tcBorders>
+              <w:left w:val="single" w:sz="2" w:space="0" w:color="BFC7D5"/>
+              <w:bottom w:val="single" w:sz="2" w:space="0" w:color="BFC7D5"/>
+              <w:right w:val="single" w:sz="6" w:space="0" w:color="BFC7D5"/>
+            </w:tcBorders>
             <w:vAlign w:val="center"/>
           </w:tcPr>
           <w:p>
@@ -7526,8 +8694,12 @@
         <w:trPr/>
         <w:tc>
           <w:tcPr>
-            <w:tcW w:w="316" w:type="dxa"/>
-            <w:tcBorders/>
+            <w:tcW w:w="349" w:type="dxa"/>
+            <w:tcBorders>
+              <w:left w:val="single" w:sz="6" w:space="0" w:color="BFC7D5"/>
+              <w:bottom w:val="single" w:sz="2" w:space="0" w:color="BFC7D5"/>
+              <w:right w:val="single" w:sz="6" w:space="0" w:color="BFC7D5"/>
+            </w:tcBorders>
             <w:vAlign w:val="center"/>
           </w:tcPr>
           <w:p>
@@ -7546,8 +8718,12 @@
         </w:tc>
         <w:tc>
           <w:tcPr>
-            <w:tcW w:w="2427" w:type="dxa"/>
-            <w:tcBorders/>
+            <w:tcW w:w="2462" w:type="dxa"/>
+            <w:tcBorders>
+              <w:left w:val="single" w:sz="2" w:space="0" w:color="BFC7D5"/>
+              <w:bottom w:val="single" w:sz="2" w:space="0" w:color="BFC7D5"/>
+              <w:right w:val="single" w:sz="6" w:space="0" w:color="BFC7D5"/>
+            </w:tcBorders>
             <w:vAlign w:val="center"/>
           </w:tcPr>
           <w:p>
@@ -7576,8 +8752,12 @@
         </w:tc>
         <w:tc>
           <w:tcPr>
-            <w:tcW w:w="1174" w:type="dxa"/>
-            <w:tcBorders/>
+            <w:tcW w:w="1209" w:type="dxa"/>
+            <w:tcBorders>
+              <w:left w:val="single" w:sz="2" w:space="0" w:color="BFC7D5"/>
+              <w:bottom w:val="single" w:sz="2" w:space="0" w:color="BFC7D5"/>
+              <w:right w:val="single" w:sz="6" w:space="0" w:color="BFC7D5"/>
+            </w:tcBorders>
             <w:vAlign w:val="center"/>
           </w:tcPr>
           <w:p>
@@ -7596,8 +8776,12 @@
         </w:tc>
         <w:tc>
           <w:tcPr>
-            <w:tcW w:w="692" w:type="dxa"/>
-            <w:tcBorders/>
+            <w:tcW w:w="698" w:type="dxa"/>
+            <w:tcBorders>
+              <w:left w:val="single" w:sz="2" w:space="0" w:color="BFC7D5"/>
+              <w:bottom w:val="single" w:sz="2" w:space="0" w:color="BFC7D5"/>
+              <w:right w:val="single" w:sz="6" w:space="0" w:color="BFC7D5"/>
+            </w:tcBorders>
             <w:vAlign w:val="center"/>
           </w:tcPr>
           <w:p>
@@ -7619,8 +8803,12 @@
         <w:trPr/>
         <w:tc>
           <w:tcPr>
-            <w:tcW w:w="316" w:type="dxa"/>
-            <w:tcBorders/>
+            <w:tcW w:w="349" w:type="dxa"/>
+            <w:tcBorders>
+              <w:left w:val="single" w:sz="6" w:space="0" w:color="BFC7D5"/>
+              <w:bottom w:val="single" w:sz="2" w:space="0" w:color="BFC7D5"/>
+              <w:right w:val="single" w:sz="6" w:space="0" w:color="BFC7D5"/>
+            </w:tcBorders>
             <w:vAlign w:val="center"/>
           </w:tcPr>
           <w:p>
@@ -7639,8 +8827,12 @@
         </w:tc>
         <w:tc>
           <w:tcPr>
-            <w:tcW w:w="2427" w:type="dxa"/>
-            <w:tcBorders/>
+            <w:tcW w:w="2462" w:type="dxa"/>
+            <w:tcBorders>
+              <w:left w:val="single" w:sz="2" w:space="0" w:color="BFC7D5"/>
+              <w:bottom w:val="single" w:sz="2" w:space="0" w:color="BFC7D5"/>
+              <w:right w:val="single" w:sz="6" w:space="0" w:color="BFC7D5"/>
+            </w:tcBorders>
             <w:vAlign w:val="center"/>
           </w:tcPr>
           <w:p>
@@ -7669,8 +8861,12 @@
         </w:tc>
         <w:tc>
           <w:tcPr>
-            <w:tcW w:w="1174" w:type="dxa"/>
-            <w:tcBorders/>
+            <w:tcW w:w="1209" w:type="dxa"/>
+            <w:tcBorders>
+              <w:left w:val="single" w:sz="2" w:space="0" w:color="BFC7D5"/>
+              <w:bottom w:val="single" w:sz="2" w:space="0" w:color="BFC7D5"/>
+              <w:right w:val="single" w:sz="6" w:space="0" w:color="BFC7D5"/>
+            </w:tcBorders>
             <w:vAlign w:val="center"/>
           </w:tcPr>
           <w:p>
@@ -7689,8 +8885,12 @@
         </w:tc>
         <w:tc>
           <w:tcPr>
-            <w:tcW w:w="692" w:type="dxa"/>
-            <w:tcBorders/>
+            <w:tcW w:w="698" w:type="dxa"/>
+            <w:tcBorders>
+              <w:left w:val="single" w:sz="2" w:space="0" w:color="BFC7D5"/>
+              <w:bottom w:val="single" w:sz="2" w:space="0" w:color="BFC7D5"/>
+              <w:right w:val="single" w:sz="6" w:space="0" w:color="BFC7D5"/>
+            </w:tcBorders>
             <w:vAlign w:val="center"/>
           </w:tcPr>
           <w:p>
@@ -7712,8 +8912,12 @@
         <w:trPr/>
         <w:tc>
           <w:tcPr>
-            <w:tcW w:w="316" w:type="dxa"/>
-            <w:tcBorders/>
+            <w:tcW w:w="349" w:type="dxa"/>
+            <w:tcBorders>
+              <w:left w:val="single" w:sz="6" w:space="0" w:color="BFC7D5"/>
+              <w:bottom w:val="single" w:sz="2" w:space="0" w:color="BFC7D5"/>
+              <w:right w:val="single" w:sz="6" w:space="0" w:color="BFC7D5"/>
+            </w:tcBorders>
             <w:vAlign w:val="center"/>
           </w:tcPr>
           <w:p>
@@ -7732,8 +8936,12 @@
         </w:tc>
         <w:tc>
           <w:tcPr>
-            <w:tcW w:w="2427" w:type="dxa"/>
-            <w:tcBorders/>
+            <w:tcW w:w="2462" w:type="dxa"/>
+            <w:tcBorders>
+              <w:left w:val="single" w:sz="2" w:space="0" w:color="BFC7D5"/>
+              <w:bottom w:val="single" w:sz="2" w:space="0" w:color="BFC7D5"/>
+              <w:right w:val="single" w:sz="6" w:space="0" w:color="BFC7D5"/>
+            </w:tcBorders>
             <w:vAlign w:val="center"/>
           </w:tcPr>
           <w:p>
@@ -7752,8 +8960,12 @@
         </w:tc>
         <w:tc>
           <w:tcPr>
-            <w:tcW w:w="1174" w:type="dxa"/>
-            <w:tcBorders/>
+            <w:tcW w:w="1209" w:type="dxa"/>
+            <w:tcBorders>
+              <w:left w:val="single" w:sz="2" w:space="0" w:color="BFC7D5"/>
+              <w:bottom w:val="single" w:sz="2" w:space="0" w:color="BFC7D5"/>
+              <w:right w:val="single" w:sz="6" w:space="0" w:color="BFC7D5"/>
+            </w:tcBorders>
             <w:vAlign w:val="center"/>
           </w:tcPr>
           <w:p>
@@ -7772,8 +8984,12 @@
         </w:tc>
         <w:tc>
           <w:tcPr>
-            <w:tcW w:w="692" w:type="dxa"/>
-            <w:tcBorders/>
+            <w:tcW w:w="698" w:type="dxa"/>
+            <w:tcBorders>
+              <w:left w:val="single" w:sz="2" w:space="0" w:color="BFC7D5"/>
+              <w:bottom w:val="single" w:sz="2" w:space="0" w:color="BFC7D5"/>
+              <w:right w:val="single" w:sz="6" w:space="0" w:color="BFC7D5"/>
+            </w:tcBorders>
             <w:vAlign w:val="center"/>
           </w:tcPr>
           <w:p>
@@ -7795,8 +9011,12 @@
         <w:trPr/>
         <w:tc>
           <w:tcPr>
-            <w:tcW w:w="316" w:type="dxa"/>
-            <w:tcBorders/>
+            <w:tcW w:w="349" w:type="dxa"/>
+            <w:tcBorders>
+              <w:left w:val="single" w:sz="6" w:space="0" w:color="BFC7D5"/>
+              <w:bottom w:val="single" w:sz="2" w:space="0" w:color="BFC7D5"/>
+              <w:right w:val="single" w:sz="6" w:space="0" w:color="BFC7D5"/>
+            </w:tcBorders>
             <w:vAlign w:val="center"/>
           </w:tcPr>
           <w:p>
@@ -7815,8 +9035,12 @@
         </w:tc>
         <w:tc>
           <w:tcPr>
-            <w:tcW w:w="2427" w:type="dxa"/>
-            <w:tcBorders/>
+            <w:tcW w:w="2462" w:type="dxa"/>
+            <w:tcBorders>
+              <w:left w:val="single" w:sz="2" w:space="0" w:color="BFC7D5"/>
+              <w:bottom w:val="single" w:sz="2" w:space="0" w:color="BFC7D5"/>
+              <w:right w:val="single" w:sz="6" w:space="0" w:color="BFC7D5"/>
+            </w:tcBorders>
             <w:vAlign w:val="center"/>
           </w:tcPr>
           <w:p>
@@ -7835,8 +9059,12 @@
         </w:tc>
         <w:tc>
           <w:tcPr>
-            <w:tcW w:w="1174" w:type="dxa"/>
-            <w:tcBorders/>
+            <w:tcW w:w="1209" w:type="dxa"/>
+            <w:tcBorders>
+              <w:left w:val="single" w:sz="2" w:space="0" w:color="BFC7D5"/>
+              <w:bottom w:val="single" w:sz="2" w:space="0" w:color="BFC7D5"/>
+              <w:right w:val="single" w:sz="6" w:space="0" w:color="BFC7D5"/>
+            </w:tcBorders>
             <w:vAlign w:val="center"/>
           </w:tcPr>
           <w:p>
@@ -7855,8 +9083,12 @@
         </w:tc>
         <w:tc>
           <w:tcPr>
-            <w:tcW w:w="692" w:type="dxa"/>
-            <w:tcBorders/>
+            <w:tcW w:w="698" w:type="dxa"/>
+            <w:tcBorders>
+              <w:left w:val="single" w:sz="2" w:space="0" w:color="BFC7D5"/>
+              <w:bottom w:val="single" w:sz="2" w:space="0" w:color="BFC7D5"/>
+              <w:right w:val="single" w:sz="6" w:space="0" w:color="BFC7D5"/>
+            </w:tcBorders>
             <w:vAlign w:val="center"/>
           </w:tcPr>
           <w:p>
@@ -7878,8 +9110,12 @@
         <w:trPr/>
         <w:tc>
           <w:tcPr>
-            <w:tcW w:w="316" w:type="dxa"/>
-            <w:tcBorders/>
+            <w:tcW w:w="349" w:type="dxa"/>
+            <w:tcBorders>
+              <w:left w:val="single" w:sz="6" w:space="0" w:color="BFC7D5"/>
+              <w:bottom w:val="single" w:sz="6" w:space="0" w:color="BFC7D5"/>
+              <w:right w:val="single" w:sz="6" w:space="0" w:color="BFC7D5"/>
+            </w:tcBorders>
             <w:vAlign w:val="center"/>
           </w:tcPr>
           <w:p>
@@ -7898,8 +9134,12 @@
         </w:tc>
         <w:tc>
           <w:tcPr>
-            <w:tcW w:w="2427" w:type="dxa"/>
-            <w:tcBorders/>
+            <w:tcW w:w="2462" w:type="dxa"/>
+            <w:tcBorders>
+              <w:left w:val="single" w:sz="2" w:space="0" w:color="BFC7D5"/>
+              <w:bottom w:val="single" w:sz="6" w:space="0" w:color="BFC7D5"/>
+              <w:right w:val="single" w:sz="6" w:space="0" w:color="BFC7D5"/>
+            </w:tcBorders>
             <w:vAlign w:val="center"/>
           </w:tcPr>
           <w:p>
@@ -7918,8 +9158,12 @@
         </w:tc>
         <w:tc>
           <w:tcPr>
-            <w:tcW w:w="1174" w:type="dxa"/>
-            <w:tcBorders/>
+            <w:tcW w:w="1209" w:type="dxa"/>
+            <w:tcBorders>
+              <w:left w:val="single" w:sz="2" w:space="0" w:color="BFC7D5"/>
+              <w:bottom w:val="single" w:sz="6" w:space="0" w:color="BFC7D5"/>
+              <w:right w:val="single" w:sz="6" w:space="0" w:color="BFC7D5"/>
+            </w:tcBorders>
             <w:vAlign w:val="center"/>
           </w:tcPr>
           <w:p>
@@ -7938,8 +9182,12 @@
         </w:tc>
         <w:tc>
           <w:tcPr>
-            <w:tcW w:w="692" w:type="dxa"/>
-            <w:tcBorders/>
+            <w:tcW w:w="698" w:type="dxa"/>
+            <w:tcBorders>
+              <w:left w:val="single" w:sz="2" w:space="0" w:color="BFC7D5"/>
+              <w:bottom w:val="single" w:sz="6" w:space="0" w:color="BFC7D5"/>
+              <w:right w:val="single" w:sz="6" w:space="0" w:color="BFC7D5"/>
+            </w:tcBorders>
             <w:vAlign w:val="center"/>
           </w:tcPr>
           <w:p>
@@ -7972,20 +9220,20 @@
     </w:p>
     <w:tbl>
       <w:tblPr>
-        <w:tblW w:w="4609" w:type="dxa"/>
+        <w:tblW w:w="5000" w:type="pct"/>
         <w:jc w:val="left"/>
-        <w:tblInd w:w="0" w:type="dxa"/>
+        <w:tblInd w:w="-7" w:type="dxa"/>
         <w:tblLayout w:type="fixed"/>
         <w:tblCellMar>
-          <w:top w:w="28" w:type="dxa"/>
-          <w:left w:w="28" w:type="dxa"/>
-          <w:bottom w:w="28" w:type="dxa"/>
-          <w:right w:w="28" w:type="dxa"/>
+          <w:top w:w="60" w:type="dxa"/>
+          <w:left w:w="60" w:type="dxa"/>
+          <w:bottom w:w="60" w:type="dxa"/>
+          <w:right w:w="60" w:type="dxa"/>
         </w:tblCellMar>
       </w:tblPr>
       <w:tblGrid>
-        <w:gridCol w:w="1563"/>
-        <w:gridCol w:w="3046"/>
+        <w:gridCol w:w="1608"/>
+        <w:gridCol w:w="3110"/>
       </w:tblGrid>
       <w:tr>
         <w:trPr>
@@ -7993,44 +9241,60 @@
         </w:trPr>
         <w:tc>
           <w:tcPr>
-            <w:tcW w:w="1563" w:type="dxa"/>
-            <w:tcBorders/>
+            <w:tcW w:w="1608" w:type="dxa"/>
+            <w:tcBorders>
+              <w:top w:val="single" w:sz="6" w:space="0" w:color="BFC7D5"/>
+              <w:left w:val="single" w:sz="6" w:space="0" w:color="BFC7D5"/>
+              <w:bottom w:val="single" w:sz="2" w:space="0" w:color="BFC7D5"/>
+              <w:right w:val="single" w:sz="6" w:space="0" w:color="BFC7D5"/>
+            </w:tcBorders>
+            <w:shd w:fill="1F3A5F" w:val="clear"/>
             <w:vAlign w:val="center"/>
           </w:tcPr>
           <w:p>
             <w:pPr>
               <w:pStyle w:val="TableHeading"/>
-              <w:suppressLineNumbers/>
-              <w:shd w:fill="1F3A5F" w:val="clear"/>
-              <w:bidi w:val="0"/>
-              <w:spacing w:before="0" w:after="283"/>
-              <w:jc w:val="center"/>
-              <w:rPr/>
-            </w:pPr>
-            <w:r>
-              <w:rPr/>
+              <w:bidi w:val="0"/>
+              <w:spacing w:before="0" w:after="283"/>
+              <w:jc w:val="left"/>
+              <w:rPr>
+                <w:color w:val="FFFFFF"/>
+              </w:rPr>
+            </w:pPr>
+            <w:r>
+              <w:rPr>
+                <w:color w:val="FFFFFF"/>
+              </w:rPr>
               <w:t>Evidence</w:t>
             </w:r>
           </w:p>
         </w:tc>
         <w:tc>
           <w:tcPr>
-            <w:tcW w:w="3046" w:type="dxa"/>
-            <w:tcBorders/>
+            <w:tcW w:w="3110" w:type="dxa"/>
+            <w:tcBorders>
+              <w:top w:val="single" w:sz="6" w:space="0" w:color="BFC7D5"/>
+              <w:left w:val="single" w:sz="2" w:space="0" w:color="BFC7D5"/>
+              <w:bottom w:val="single" w:sz="2" w:space="0" w:color="BFC7D5"/>
+              <w:right w:val="single" w:sz="6" w:space="0" w:color="BFC7D5"/>
+            </w:tcBorders>
+            <w:shd w:fill="1F3A5F" w:val="clear"/>
             <w:vAlign w:val="center"/>
           </w:tcPr>
           <w:p>
             <w:pPr>
               <w:pStyle w:val="TableHeading"/>
-              <w:suppressLineNumbers/>
-              <w:shd w:fill="1F3A5F" w:val="clear"/>
-              <w:bidi w:val="0"/>
-              <w:spacing w:before="0" w:after="283"/>
-              <w:jc w:val="center"/>
-              <w:rPr/>
-            </w:pPr>
-            <w:r>
-              <w:rPr/>
+              <w:bidi w:val="0"/>
+              <w:spacing w:before="0" w:after="283"/>
+              <w:jc w:val="left"/>
+              <w:rPr>
+                <w:color w:val="FFFFFF"/>
+              </w:rPr>
+            </w:pPr>
+            <w:r>
+              <w:rPr>
+                <w:color w:val="FFFFFF"/>
+              </w:rPr>
               <w:t>Path</w:t>
             </w:r>
           </w:p>
@@ -8040,8 +9304,12 @@
         <w:trPr/>
         <w:tc>
           <w:tcPr>
-            <w:tcW w:w="1563" w:type="dxa"/>
-            <w:tcBorders/>
+            <w:tcW w:w="1608" w:type="dxa"/>
+            <w:tcBorders>
+              <w:left w:val="single" w:sz="6" w:space="0" w:color="BFC7D5"/>
+              <w:bottom w:val="single" w:sz="2" w:space="0" w:color="BFC7D5"/>
+              <w:right w:val="single" w:sz="6" w:space="0" w:color="BFC7D5"/>
+            </w:tcBorders>
             <w:vAlign w:val="center"/>
           </w:tcPr>
           <w:p>
@@ -8060,8 +9328,12 @@
         </w:tc>
         <w:tc>
           <w:tcPr>
-            <w:tcW w:w="3046" w:type="dxa"/>
-            <w:tcBorders/>
+            <w:tcW w:w="3110" w:type="dxa"/>
+            <w:tcBorders>
+              <w:left w:val="single" w:sz="2" w:space="0" w:color="BFC7D5"/>
+              <w:bottom w:val="single" w:sz="2" w:space="0" w:color="BFC7D5"/>
+              <w:right w:val="single" w:sz="6" w:space="0" w:color="BFC7D5"/>
+            </w:tcBorders>
             <w:vAlign w:val="center"/>
           </w:tcPr>
           <w:p>
@@ -8085,8 +9357,12 @@
         <w:trPr/>
         <w:tc>
           <w:tcPr>
-            <w:tcW w:w="1563" w:type="dxa"/>
-            <w:tcBorders/>
+            <w:tcW w:w="1608" w:type="dxa"/>
+            <w:tcBorders>
+              <w:left w:val="single" w:sz="6" w:space="0" w:color="BFC7D5"/>
+              <w:bottom w:val="single" w:sz="2" w:space="0" w:color="BFC7D5"/>
+              <w:right w:val="single" w:sz="6" w:space="0" w:color="BFC7D5"/>
+            </w:tcBorders>
             <w:vAlign w:val="center"/>
           </w:tcPr>
           <w:p>
@@ -8105,8 +9381,12 @@
         </w:tc>
         <w:tc>
           <w:tcPr>
-            <w:tcW w:w="3046" w:type="dxa"/>
-            <w:tcBorders/>
+            <w:tcW w:w="3110" w:type="dxa"/>
+            <w:tcBorders>
+              <w:left w:val="single" w:sz="2" w:space="0" w:color="BFC7D5"/>
+              <w:bottom w:val="single" w:sz="2" w:space="0" w:color="BFC7D5"/>
+              <w:right w:val="single" w:sz="6" w:space="0" w:color="BFC7D5"/>
+            </w:tcBorders>
             <w:vAlign w:val="center"/>
           </w:tcPr>
           <w:p>
@@ -8130,8 +9410,12 @@
         <w:trPr/>
         <w:tc>
           <w:tcPr>
-            <w:tcW w:w="1563" w:type="dxa"/>
-            <w:tcBorders/>
+            <w:tcW w:w="1608" w:type="dxa"/>
+            <w:tcBorders>
+              <w:left w:val="single" w:sz="6" w:space="0" w:color="BFC7D5"/>
+              <w:bottom w:val="single" w:sz="2" w:space="0" w:color="BFC7D5"/>
+              <w:right w:val="single" w:sz="6" w:space="0" w:color="BFC7D5"/>
+            </w:tcBorders>
             <w:vAlign w:val="center"/>
           </w:tcPr>
           <w:p>
@@ -8150,8 +9434,12 @@
         </w:tc>
         <w:tc>
           <w:tcPr>
-            <w:tcW w:w="3046" w:type="dxa"/>
-            <w:tcBorders/>
+            <w:tcW w:w="3110" w:type="dxa"/>
+            <w:tcBorders>
+              <w:left w:val="single" w:sz="2" w:space="0" w:color="BFC7D5"/>
+              <w:bottom w:val="single" w:sz="2" w:space="0" w:color="BFC7D5"/>
+              <w:right w:val="single" w:sz="6" w:space="0" w:color="BFC7D5"/>
+            </w:tcBorders>
             <w:vAlign w:val="center"/>
           </w:tcPr>
           <w:p>
@@ -8175,8 +9463,12 @@
         <w:trPr/>
         <w:tc>
           <w:tcPr>
-            <w:tcW w:w="1563" w:type="dxa"/>
-            <w:tcBorders/>
+            <w:tcW w:w="1608" w:type="dxa"/>
+            <w:tcBorders>
+              <w:left w:val="single" w:sz="6" w:space="0" w:color="BFC7D5"/>
+              <w:bottom w:val="single" w:sz="2" w:space="0" w:color="BFC7D5"/>
+              <w:right w:val="single" w:sz="6" w:space="0" w:color="BFC7D5"/>
+            </w:tcBorders>
             <w:vAlign w:val="center"/>
           </w:tcPr>
           <w:p>
@@ -8195,8 +9487,12 @@
         </w:tc>
         <w:tc>
           <w:tcPr>
-            <w:tcW w:w="3046" w:type="dxa"/>
-            <w:tcBorders/>
+            <w:tcW w:w="3110" w:type="dxa"/>
+            <w:tcBorders>
+              <w:left w:val="single" w:sz="2" w:space="0" w:color="BFC7D5"/>
+              <w:bottom w:val="single" w:sz="2" w:space="0" w:color="BFC7D5"/>
+              <w:right w:val="single" w:sz="6" w:space="0" w:color="BFC7D5"/>
+            </w:tcBorders>
             <w:vAlign w:val="center"/>
           </w:tcPr>
           <w:p>
@@ -8220,8 +9516,12 @@
         <w:trPr/>
         <w:tc>
           <w:tcPr>
-            <w:tcW w:w="1563" w:type="dxa"/>
-            <w:tcBorders/>
+            <w:tcW w:w="1608" w:type="dxa"/>
+            <w:tcBorders>
+              <w:left w:val="single" w:sz="6" w:space="0" w:color="BFC7D5"/>
+              <w:bottom w:val="single" w:sz="2" w:space="0" w:color="BFC7D5"/>
+              <w:right w:val="single" w:sz="6" w:space="0" w:color="BFC7D5"/>
+            </w:tcBorders>
             <w:vAlign w:val="center"/>
           </w:tcPr>
           <w:p>
@@ -8240,8 +9540,12 @@
         </w:tc>
         <w:tc>
           <w:tcPr>
-            <w:tcW w:w="3046" w:type="dxa"/>
-            <w:tcBorders/>
+            <w:tcW w:w="3110" w:type="dxa"/>
+            <w:tcBorders>
+              <w:left w:val="single" w:sz="2" w:space="0" w:color="BFC7D5"/>
+              <w:bottom w:val="single" w:sz="2" w:space="0" w:color="BFC7D5"/>
+              <w:right w:val="single" w:sz="6" w:space="0" w:color="BFC7D5"/>
+            </w:tcBorders>
             <w:vAlign w:val="center"/>
           </w:tcPr>
           <w:p>
@@ -8265,8 +9569,12 @@
         <w:trPr/>
         <w:tc>
           <w:tcPr>
-            <w:tcW w:w="1563" w:type="dxa"/>
-            <w:tcBorders/>
+            <w:tcW w:w="1608" w:type="dxa"/>
+            <w:tcBorders>
+              <w:left w:val="single" w:sz="6" w:space="0" w:color="BFC7D5"/>
+              <w:bottom w:val="single" w:sz="2" w:space="0" w:color="BFC7D5"/>
+              <w:right w:val="single" w:sz="6" w:space="0" w:color="BFC7D5"/>
+            </w:tcBorders>
             <w:vAlign w:val="center"/>
           </w:tcPr>
           <w:p>
@@ -8285,8 +9593,12 @@
         </w:tc>
         <w:tc>
           <w:tcPr>
-            <w:tcW w:w="3046" w:type="dxa"/>
-            <w:tcBorders/>
+            <w:tcW w:w="3110" w:type="dxa"/>
+            <w:tcBorders>
+              <w:left w:val="single" w:sz="2" w:space="0" w:color="BFC7D5"/>
+              <w:bottom w:val="single" w:sz="2" w:space="0" w:color="BFC7D5"/>
+              <w:right w:val="single" w:sz="6" w:space="0" w:color="BFC7D5"/>
+            </w:tcBorders>
             <w:vAlign w:val="center"/>
           </w:tcPr>
           <w:p>
@@ -8310,8 +9622,12 @@
         <w:trPr/>
         <w:tc>
           <w:tcPr>
-            <w:tcW w:w="1563" w:type="dxa"/>
-            <w:tcBorders/>
+            <w:tcW w:w="1608" w:type="dxa"/>
+            <w:tcBorders>
+              <w:left w:val="single" w:sz="6" w:space="0" w:color="BFC7D5"/>
+              <w:bottom w:val="single" w:sz="2" w:space="0" w:color="BFC7D5"/>
+              <w:right w:val="single" w:sz="6" w:space="0" w:color="BFC7D5"/>
+            </w:tcBorders>
             <w:vAlign w:val="center"/>
           </w:tcPr>
           <w:p>
@@ -8330,8 +9646,12 @@
         </w:tc>
         <w:tc>
           <w:tcPr>
-            <w:tcW w:w="3046" w:type="dxa"/>
-            <w:tcBorders/>
+            <w:tcW w:w="3110" w:type="dxa"/>
+            <w:tcBorders>
+              <w:left w:val="single" w:sz="2" w:space="0" w:color="BFC7D5"/>
+              <w:bottom w:val="single" w:sz="2" w:space="0" w:color="BFC7D5"/>
+              <w:right w:val="single" w:sz="6" w:space="0" w:color="BFC7D5"/>
+            </w:tcBorders>
             <w:vAlign w:val="center"/>
           </w:tcPr>
           <w:p>
@@ -8355,8 +9675,12 @@
         <w:trPr/>
         <w:tc>
           <w:tcPr>
-            <w:tcW w:w="1563" w:type="dxa"/>
-            <w:tcBorders/>
+            <w:tcW w:w="1608" w:type="dxa"/>
+            <w:tcBorders>
+              <w:left w:val="single" w:sz="6" w:space="0" w:color="BFC7D5"/>
+              <w:bottom w:val="single" w:sz="2" w:space="0" w:color="BFC7D5"/>
+              <w:right w:val="single" w:sz="6" w:space="0" w:color="BFC7D5"/>
+            </w:tcBorders>
             <w:vAlign w:val="center"/>
           </w:tcPr>
           <w:p>
@@ -8375,8 +9699,12 @@
         </w:tc>
         <w:tc>
           <w:tcPr>
-            <w:tcW w:w="3046" w:type="dxa"/>
-            <w:tcBorders/>
+            <w:tcW w:w="3110" w:type="dxa"/>
+            <w:tcBorders>
+              <w:left w:val="single" w:sz="2" w:space="0" w:color="BFC7D5"/>
+              <w:bottom w:val="single" w:sz="2" w:space="0" w:color="BFC7D5"/>
+              <w:right w:val="single" w:sz="6" w:space="0" w:color="BFC7D5"/>
+            </w:tcBorders>
             <w:vAlign w:val="center"/>
           </w:tcPr>
           <w:p>
@@ -8400,8 +9728,12 @@
         <w:trPr/>
         <w:tc>
           <w:tcPr>
-            <w:tcW w:w="1563" w:type="dxa"/>
-            <w:tcBorders/>
+            <w:tcW w:w="1608" w:type="dxa"/>
+            <w:tcBorders>
+              <w:left w:val="single" w:sz="6" w:space="0" w:color="BFC7D5"/>
+              <w:bottom w:val="single" w:sz="2" w:space="0" w:color="BFC7D5"/>
+              <w:right w:val="single" w:sz="6" w:space="0" w:color="BFC7D5"/>
+            </w:tcBorders>
             <w:vAlign w:val="center"/>
           </w:tcPr>
           <w:p>
@@ -8420,8 +9752,12 @@
         </w:tc>
         <w:tc>
           <w:tcPr>
-            <w:tcW w:w="3046" w:type="dxa"/>
-            <w:tcBorders/>
+            <w:tcW w:w="3110" w:type="dxa"/>
+            <w:tcBorders>
+              <w:left w:val="single" w:sz="2" w:space="0" w:color="BFC7D5"/>
+              <w:bottom w:val="single" w:sz="2" w:space="0" w:color="BFC7D5"/>
+              <w:right w:val="single" w:sz="6" w:space="0" w:color="BFC7D5"/>
+            </w:tcBorders>
             <w:vAlign w:val="center"/>
           </w:tcPr>
           <w:p>
@@ -8455,8 +9791,12 @@
         <w:trPr/>
         <w:tc>
           <w:tcPr>
-            <w:tcW w:w="1563" w:type="dxa"/>
-            <w:tcBorders/>
+            <w:tcW w:w="1608" w:type="dxa"/>
+            <w:tcBorders>
+              <w:left w:val="single" w:sz="6" w:space="0" w:color="BFC7D5"/>
+              <w:bottom w:val="single" w:sz="2" w:space="0" w:color="BFC7D5"/>
+              <w:right w:val="single" w:sz="6" w:space="0" w:color="BFC7D5"/>
+            </w:tcBorders>
             <w:vAlign w:val="center"/>
           </w:tcPr>
           <w:p>
@@ -8475,8 +9815,12 @@
         </w:tc>
         <w:tc>
           <w:tcPr>
-            <w:tcW w:w="3046" w:type="dxa"/>
-            <w:tcBorders/>
+            <w:tcW w:w="3110" w:type="dxa"/>
+            <w:tcBorders>
+              <w:left w:val="single" w:sz="2" w:space="0" w:color="BFC7D5"/>
+              <w:bottom w:val="single" w:sz="2" w:space="0" w:color="BFC7D5"/>
+              <w:right w:val="single" w:sz="6" w:space="0" w:color="BFC7D5"/>
+            </w:tcBorders>
             <w:vAlign w:val="center"/>
           </w:tcPr>
           <w:p>
@@ -8510,8 +9854,12 @@
         <w:trPr/>
         <w:tc>
           <w:tcPr>
-            <w:tcW w:w="1563" w:type="dxa"/>
-            <w:tcBorders/>
+            <w:tcW w:w="1608" w:type="dxa"/>
+            <w:tcBorders>
+              <w:left w:val="single" w:sz="6" w:space="0" w:color="BFC7D5"/>
+              <w:bottom w:val="single" w:sz="2" w:space="0" w:color="BFC7D5"/>
+              <w:right w:val="single" w:sz="6" w:space="0" w:color="BFC7D5"/>
+            </w:tcBorders>
             <w:vAlign w:val="center"/>
           </w:tcPr>
           <w:p>
@@ -8530,8 +9878,12 @@
         </w:tc>
         <w:tc>
           <w:tcPr>
-            <w:tcW w:w="3046" w:type="dxa"/>
-            <w:tcBorders/>
+            <w:tcW w:w="3110" w:type="dxa"/>
+            <w:tcBorders>
+              <w:left w:val="single" w:sz="2" w:space="0" w:color="BFC7D5"/>
+              <w:bottom w:val="single" w:sz="2" w:space="0" w:color="BFC7D5"/>
+              <w:right w:val="single" w:sz="6" w:space="0" w:color="BFC7D5"/>
+            </w:tcBorders>
             <w:vAlign w:val="center"/>
           </w:tcPr>
           <w:p>
@@ -8565,8 +9917,12 @@
         <w:trPr/>
         <w:tc>
           <w:tcPr>
-            <w:tcW w:w="1563" w:type="dxa"/>
-            <w:tcBorders/>
+            <w:tcW w:w="1608" w:type="dxa"/>
+            <w:tcBorders>
+              <w:left w:val="single" w:sz="6" w:space="0" w:color="BFC7D5"/>
+              <w:bottom w:val="single" w:sz="2" w:space="0" w:color="BFC7D5"/>
+              <w:right w:val="single" w:sz="6" w:space="0" w:color="BFC7D5"/>
+            </w:tcBorders>
             <w:vAlign w:val="center"/>
           </w:tcPr>
           <w:p>
@@ -8585,8 +9941,12 @@
         </w:tc>
         <w:tc>
           <w:tcPr>
-            <w:tcW w:w="3046" w:type="dxa"/>
-            <w:tcBorders/>
+            <w:tcW w:w="3110" w:type="dxa"/>
+            <w:tcBorders>
+              <w:left w:val="single" w:sz="2" w:space="0" w:color="BFC7D5"/>
+              <w:bottom w:val="single" w:sz="2" w:space="0" w:color="BFC7D5"/>
+              <w:right w:val="single" w:sz="6" w:space="0" w:color="BFC7D5"/>
+            </w:tcBorders>
             <w:vAlign w:val="center"/>
           </w:tcPr>
           <w:p>
@@ -8624,8 +9984,12 @@
         <w:trPr/>
         <w:tc>
           <w:tcPr>
-            <w:tcW w:w="1563" w:type="dxa"/>
-            <w:tcBorders/>
+            <w:tcW w:w="1608" w:type="dxa"/>
+            <w:tcBorders>
+              <w:left w:val="single" w:sz="6" w:space="0" w:color="BFC7D5"/>
+              <w:bottom w:val="single" w:sz="2" w:space="0" w:color="BFC7D5"/>
+              <w:right w:val="single" w:sz="6" w:space="0" w:color="BFC7D5"/>
+            </w:tcBorders>
             <w:vAlign w:val="center"/>
           </w:tcPr>
           <w:p>
@@ -8644,8 +10008,12 @@
         </w:tc>
         <w:tc>
           <w:tcPr>
-            <w:tcW w:w="3046" w:type="dxa"/>
-            <w:tcBorders/>
+            <w:tcW w:w="3110" w:type="dxa"/>
+            <w:tcBorders>
+              <w:left w:val="single" w:sz="2" w:space="0" w:color="BFC7D5"/>
+              <w:bottom w:val="single" w:sz="2" w:space="0" w:color="BFC7D5"/>
+              <w:right w:val="single" w:sz="6" w:space="0" w:color="BFC7D5"/>
+            </w:tcBorders>
             <w:vAlign w:val="center"/>
           </w:tcPr>
           <w:p>
@@ -8679,8 +10047,12 @@
         <w:trPr/>
         <w:tc>
           <w:tcPr>
-            <w:tcW w:w="1563" w:type="dxa"/>
-            <w:tcBorders/>
+            <w:tcW w:w="1608" w:type="dxa"/>
+            <w:tcBorders>
+              <w:left w:val="single" w:sz="6" w:space="0" w:color="BFC7D5"/>
+              <w:bottom w:val="single" w:sz="6" w:space="0" w:color="BFC7D5"/>
+              <w:right w:val="single" w:sz="6" w:space="0" w:color="BFC7D5"/>
+            </w:tcBorders>
             <w:vAlign w:val="center"/>
           </w:tcPr>
           <w:p>
@@ -8699,8 +10071,12 @@
         </w:tc>
         <w:tc>
           <w:tcPr>
-            <w:tcW w:w="3046" w:type="dxa"/>
-            <w:tcBorders/>
+            <w:tcW w:w="3110" w:type="dxa"/>
+            <w:tcBorders>
+              <w:left w:val="single" w:sz="2" w:space="0" w:color="BFC7D5"/>
+              <w:bottom w:val="single" w:sz="6" w:space="0" w:color="BFC7D5"/>
+              <w:right w:val="single" w:sz="6" w:space="0" w:color="BFC7D5"/>
+            </w:tcBorders>
             <w:vAlign w:val="center"/>
           </w:tcPr>
           <w:p>
